--- a/01-电源电路/02-开关电源/Boost升压/非同步Boost电路/非同步Boost电路.docx
+++ b/01-电源电路/02-开关电源/Boost升压/非同步Boost电路/非同步Boost电路.docx
@@ -2779,6 +2779,20 @@
     </w:p>
     <w:bookmarkEnd w:id="26"/>
     <w:bookmarkEnd w:id="27"/>
+    <w:p>
+      <w:pPr>
+        <w:spacing w:before="360"/>
+        <w:jc w:val="center"/>
+      </w:pPr>
+      <w:r>
+        <w:rPr>
+          <w:rFonts w:ascii="Times New Roman" w:hAnsi="Times New Roman"/>
+          <w:color w:val="555555"/>
+          <w:sz w:val="21"/>
+        </w:rPr>
+        <w:t>材料收集者：杜文杰</w:t>
+      </w:r>
+    </w:p>
     <w:sectPr>
       <w:headerReference r:id="rId9" w:type="default"/>
       <w:footerReference r:id="rId10" w:type="default"/>

--- a/01-电源电路/02-开关电源/Boost升压/非同步Boost电路/非同步Boost电路.docx
+++ b/01-电源电路/02-开关电源/Boost升压/非同步Boost电路/非同步Boost电路.docx
@@ -1,6 +1,6 @@
 
 <file path=word/document.xml><?xml version="1.0" encoding="utf-8"?>
-<w:document xmlns:w="http://schemas.openxmlformats.org/wordprocessingml/2006/main" xmlns:m="http://schemas.openxmlformats.org/officeDocument/2006/math" xmlns:r="http://schemas.openxmlformats.org/officeDocument/2006/relationships" xmlns:o="urn:schemas-microsoft-com:office:office" xmlns:v="urn:schemas-microsoft-com:vml" xmlns:w10="urn:schemas-microsoft-com:office:word" xmlns:a="http://schemas.openxmlformats.org/drawingml/2006/main" xmlns:pic="http://schemas.openxmlformats.org/drawingml/2006/picture" xmlns:wp="http://schemas.openxmlformats.org/drawingml/2006/wordprocessingDrawing">
+<w:document xmlns:m="http://schemas.openxmlformats.org/officeDocument/2006/math" xmlns:r="http://schemas.openxmlformats.org/officeDocument/2006/relationships" xmlns:w="http://schemas.openxmlformats.org/wordprocessingml/2006/main" xmlns:o="urn:schemas-microsoft-com:office:office" xmlns:v="urn:schemas-microsoft-com:vml" xmlns:w10="urn:schemas-microsoft-com:office:word" xmlns:a="http://schemas.openxmlformats.org/drawingml/2006/main" xmlns:pic="http://schemas.openxmlformats.org/drawingml/2006/picture" xmlns:wp="http://schemas.openxmlformats.org/drawingml/2006/wordprocessingDrawing">
   <w:body>
     <w:bookmarkStart w:id="27" w:name="非同步-boost-电路"/>
     <w:p>
@@ -9,16 +9,19 @@
       </w:pPr>
       <w:r>
         <w:rPr>
-          <w:rFonts w:hint="eastAsia"/>
+          <w:rFonts w:hint="eastAsia" w:eastAsia="黑体"/>
         </w:rPr>
         <w:t xml:space="preserve">非同步</w:t>
       </w:r>
       <w:r>
+        <w:rPr>
+          <w:rFonts w:eastAsia="黑体"/>
+        </w:rPr>
         <w:t xml:space="preserve"> Boost </w:t>
       </w:r>
       <w:r>
         <w:rPr>
-          <w:rFonts w:hint="eastAsia"/>
+          <w:rFonts w:hint="eastAsia" w:eastAsia="黑体"/>
         </w:rPr>
         <w:t xml:space="preserve">电路</w:t>
       </w:r>
@@ -30,7 +33,7 @@
       </w:pPr>
       <w:r>
         <w:rPr>
-          <w:rFonts w:hint="eastAsia"/>
+          <w:rFonts w:hint="eastAsia" w:eastAsia="黑体"/>
         </w:rPr>
         <w:t xml:space="preserve">拓扑描述</w:t>
       </w:r>
@@ -41,16 +44,19 @@
       </w:pPr>
       <w:r>
         <w:rPr>
-          <w:rFonts w:hint="eastAsia"/>
+          <w:rFonts w:hint="eastAsia" w:eastAsia="黑体"/>
         </w:rPr>
         <w:t xml:space="preserve">由</w:t>
       </w:r>
       <w:r>
+        <w:rPr>
+          <w:rFonts w:eastAsia="黑体"/>
+        </w:rPr>
         <w:t xml:space="preserve"> </w:t>
       </w:r>
       <w:r>
         <w:rPr>
-          <w:rFonts w:hint="eastAsia"/>
+          <w:rFonts w:hint="eastAsia" w:eastAsia="黑体"/>
           <w:b/>
           <w:bCs/>
         </w:rPr>
@@ -58,6 +64,7 @@
       </w:r>
       <w:r>
         <w:rPr>
+          <w:rFonts w:eastAsia="黑体"/>
           <w:b/>
           <w:bCs/>
         </w:rPr>
@@ -69,11 +76,14 @@
         </m:r>
       </m:oMath>
       <w:r>
+        <w:rPr>
+          <w:rFonts w:eastAsia="黑体"/>
+        </w:rPr>
         <w:t xml:space="preserve">、</w:t>
       </w:r>
       <w:r>
         <w:rPr>
-          <w:rFonts w:hint="eastAsia"/>
+          <w:rFonts w:hint="eastAsia" w:eastAsia="黑体"/>
           <w:b/>
           <w:bCs/>
         </w:rPr>
@@ -81,6 +91,7 @@
       </w:r>
       <w:r>
         <w:rPr>
+          <w:rFonts w:eastAsia="黑体"/>
           <w:b/>
           <w:bCs/>
         </w:rPr>
@@ -93,7 +104,7 @@
       </m:oMath>
       <w:r>
         <w:rPr>
-          <w:rFonts w:hint="eastAsia"/>
+          <w:rFonts w:hint="eastAsia" w:eastAsia="黑体"/>
           <w:b/>
           <w:bCs/>
         </w:rPr>
@@ -101,6 +112,7 @@
       </w:r>
       <w:r>
         <w:rPr>
+          <w:rFonts w:eastAsia="黑体"/>
           <w:b/>
           <w:bCs/>
         </w:rPr>
@@ -108,7 +120,7 @@
       </w:r>
       <w:r>
         <w:rPr>
-          <w:rFonts w:hint="eastAsia"/>
+          <w:rFonts w:hint="eastAsia" w:eastAsia="黑体"/>
           <w:b/>
           <w:bCs/>
         </w:rPr>
@@ -116,6 +128,7 @@
       </w:r>
       <w:r>
         <w:rPr>
+          <w:rFonts w:eastAsia="黑体"/>
           <w:b/>
           <w:bCs/>
         </w:rPr>
@@ -123,18 +136,21 @@
       </w:r>
       <w:r>
         <w:rPr>
-          <w:rFonts w:hint="eastAsia"/>
+          <w:rFonts w:hint="eastAsia" w:eastAsia="黑体"/>
           <w:b/>
           <w:bCs/>
         </w:rPr>
         <w:t xml:space="preserve">MOSFET）</w:t>
       </w:r>
       <w:r>
+        <w:rPr>
+          <w:rFonts w:eastAsia="黑体"/>
+        </w:rPr>
         <w:t xml:space="preserve">、</w:t>
       </w:r>
       <w:r>
         <w:rPr>
-          <w:rFonts w:hint="eastAsia"/>
+          <w:rFonts w:hint="eastAsia" w:eastAsia="黑体"/>
           <w:b/>
           <w:bCs/>
         </w:rPr>
@@ -142,6 +158,7 @@
       </w:r>
       <w:r>
         <w:rPr>
+          <w:rFonts w:eastAsia="黑体"/>
           <w:b/>
           <w:bCs/>
         </w:rPr>
@@ -153,20 +170,26 @@
         </m:r>
       </m:oMath>
       <w:r>
+        <w:rPr>
+          <w:rFonts w:eastAsia="黑体"/>
+        </w:rPr>
         <w:t xml:space="preserve"> </w:t>
       </w:r>
       <w:r>
         <w:rPr>
-          <w:rFonts w:hint="eastAsia"/>
+          <w:rFonts w:hint="eastAsia" w:eastAsia="黑体"/>
         </w:rPr>
         <w:t xml:space="preserve">与</w:t>
       </w:r>
       <w:r>
+        <w:rPr>
+          <w:rFonts w:eastAsia="黑体"/>
+        </w:rPr>
         <w:t xml:space="preserve"> </w:t>
       </w:r>
       <w:r>
         <w:rPr>
-          <w:rFonts w:hint="eastAsia"/>
+          <w:rFonts w:hint="eastAsia" w:eastAsia="黑体"/>
           <w:b/>
           <w:bCs/>
         </w:rPr>
@@ -174,6 +197,7 @@
       </w:r>
       <w:r>
         <w:rPr>
+          <w:rFonts w:eastAsia="黑体"/>
           <w:b/>
           <w:bCs/>
         </w:rPr>
@@ -185,26 +209,32 @@
         </m:r>
       </m:oMath>
       <w:r>
+        <w:rPr>
+          <w:rFonts w:eastAsia="黑体"/>
+        </w:rPr>
         <w:t xml:space="preserve"> </w:t>
       </w:r>
       <w:r>
         <w:rPr>
-          <w:rFonts w:hint="eastAsia"/>
+          <w:rFonts w:hint="eastAsia" w:eastAsia="黑体"/>
         </w:rPr>
         <w:t xml:space="preserve">组成。电路共有</w:t>
       </w:r>
       <w:r>
+        <w:rPr>
+          <w:rFonts w:eastAsia="黑体"/>
+        </w:rPr>
         <w:t xml:space="preserve"> 4 </w:t>
       </w:r>
       <w:r>
         <w:rPr>
-          <w:rFonts w:hint="eastAsia"/>
+          <w:rFonts w:hint="eastAsia" w:eastAsia="黑体"/>
         </w:rPr>
         <w:t xml:space="preserve">个关键节点：</w:t>
       </w:r>
       <w:r>
         <w:rPr>
-          <w:rFonts w:hint="eastAsia"/>
+          <w:rFonts w:hint="eastAsia" w:eastAsia="黑体"/>
           <w:b/>
           <w:bCs/>
         </w:rPr>
@@ -212,6 +242,7 @@
       </w:r>
       <w:r>
         <w:rPr>
+          <w:rFonts w:eastAsia="黑体"/>
           <w:b/>
           <w:bCs/>
         </w:rPr>
@@ -219,7 +250,7 @@
       </w:r>
       <w:r>
         <w:rPr>
-          <w:rFonts w:hint="eastAsia"/>
+          <w:rFonts w:hint="eastAsia" w:eastAsia="黑体"/>
           <w:b/>
           <w:bCs/>
         </w:rPr>
@@ -227,11 +258,14 @@
       </w:r>
       <w:r>
         <w:rPr>
-          <w:rFonts w:hint="eastAsia"/>
+          <w:rFonts w:hint="eastAsia" w:eastAsia="黑体"/>
         </w:rPr>
         <w:t xml:space="preserve">（输入电压</w:t>
       </w:r>
       <w:r>
+        <w:rPr>
+          <w:rFonts w:eastAsia="黑体"/>
+        </w:rPr>
         <w:t xml:space="preserve"> </w:t>
       </w:r>
       <m:oMath>
@@ -252,15 +286,21 @@
         </m:sSub>
       </m:oMath>
       <w:r>
+        <w:rPr>
+          <w:rFonts w:eastAsia="黑体"/>
+        </w:rPr>
         <w:t xml:space="preserve"> </w:t>
       </w:r>
       <w:r>
         <w:rPr>
-          <w:rFonts w:hint="eastAsia"/>
+          <w:rFonts w:hint="eastAsia" w:eastAsia="黑体"/>
         </w:rPr>
         <w:t xml:space="preserve">正端与</w:t>
       </w:r>
       <w:r>
+        <w:rPr>
+          <w:rFonts w:eastAsia="黑体"/>
+        </w:rPr>
         <w:t xml:space="preserve"> </w:t>
       </w:r>
       <m:oMath>
@@ -269,17 +309,20 @@
         </m:r>
       </m:oMath>
       <w:r>
+        <w:rPr>
+          <w:rFonts w:eastAsia="黑体"/>
+        </w:rPr>
         <w:t xml:space="preserve"> </w:t>
       </w:r>
       <w:r>
         <w:rPr>
-          <w:rFonts w:hint="eastAsia"/>
+          <w:rFonts w:hint="eastAsia" w:eastAsia="黑体"/>
         </w:rPr>
         <w:t xml:space="preserve">的一端相连）；</w:t>
       </w:r>
       <w:r>
         <w:rPr>
-          <w:rFonts w:hint="eastAsia"/>
+          <w:rFonts w:hint="eastAsia" w:eastAsia="黑体"/>
           <w:b/>
           <w:bCs/>
         </w:rPr>
@@ -287,6 +330,7 @@
       </w:r>
       <w:r>
         <w:rPr>
+          <w:rFonts w:eastAsia="黑体"/>
           <w:b/>
           <w:bCs/>
         </w:rPr>
@@ -294,7 +338,7 @@
       </w:r>
       <w:r>
         <w:rPr>
-          <w:rFonts w:hint="eastAsia"/>
+          <w:rFonts w:hint="eastAsia" w:eastAsia="黑体"/>
           <w:b/>
           <w:bCs/>
         </w:rPr>
@@ -302,7 +346,7 @@
       </w:r>
       <w:r>
         <w:rPr>
-          <w:rFonts w:hint="eastAsia"/>
+          <w:rFonts w:hint="eastAsia" w:eastAsia="黑体"/>
         </w:rPr>
         <w:t xml:space="preserve">（</w:t>
       </w:r>
@@ -312,11 +356,14 @@
         </m:r>
       </m:oMath>
       <w:r>
+        <w:rPr>
+          <w:rFonts w:eastAsia="黑体"/>
+        </w:rPr>
         <w:t xml:space="preserve"> </w:t>
       </w:r>
       <w:r>
         <w:rPr>
-          <w:rFonts w:hint="eastAsia"/>
+          <w:rFonts w:hint="eastAsia" w:eastAsia="黑体"/>
         </w:rPr>
         <w:t xml:space="preserve">的另一端、</w:t>
       </w:r>
@@ -326,24 +373,33 @@
         </m:r>
       </m:oMath>
       <w:r>
+        <w:rPr>
+          <w:rFonts w:eastAsia="黑体"/>
+        </w:rPr>
         <w:t xml:space="preserve"> </w:t>
       </w:r>
       <w:r>
         <w:rPr>
-          <w:rFonts w:hint="eastAsia"/>
+          <w:rFonts w:hint="eastAsia" w:eastAsia="黑体"/>
         </w:rPr>
         <w:t xml:space="preserve">的漏极</w:t>
       </w:r>
       <w:r>
+        <w:rPr>
+          <w:rFonts w:eastAsia="黑体"/>
+        </w:rPr>
         <w:t xml:space="preserve"> D </w:t>
       </w:r>
       <w:r>
         <w:rPr>
-          <w:rFonts w:hint="eastAsia"/>
+          <w:rFonts w:hint="eastAsia" w:eastAsia="黑体"/>
         </w:rPr>
         <w:t xml:space="preserve">与</w:t>
       </w:r>
       <w:r>
+        <w:rPr>
+          <w:rFonts w:eastAsia="黑体"/>
+        </w:rPr>
         <w:t xml:space="preserve"> </w:t>
       </w:r>
       <m:oMath>
@@ -352,17 +408,20 @@
         </m:r>
       </m:oMath>
       <w:r>
+        <w:rPr>
+          <w:rFonts w:eastAsia="黑体"/>
+        </w:rPr>
         <w:t xml:space="preserve"> </w:t>
       </w:r>
       <w:r>
         <w:rPr>
-          <w:rFonts w:hint="eastAsia"/>
+          <w:rFonts w:hint="eastAsia" w:eastAsia="黑体"/>
         </w:rPr>
         <w:t xml:space="preserve">的阳极三者相连）；</w:t>
       </w:r>
       <w:r>
         <w:rPr>
-          <w:rFonts w:hint="eastAsia"/>
+          <w:rFonts w:hint="eastAsia" w:eastAsia="黑体"/>
           <w:b/>
           <w:bCs/>
         </w:rPr>
@@ -370,6 +429,7 @@
       </w:r>
       <w:r>
         <w:rPr>
+          <w:rFonts w:eastAsia="黑体"/>
           <w:b/>
           <w:bCs/>
         </w:rPr>
@@ -377,7 +437,7 @@
       </w:r>
       <w:r>
         <w:rPr>
-          <w:rFonts w:hint="eastAsia"/>
+          <w:rFonts w:hint="eastAsia" w:eastAsia="黑体"/>
           <w:b/>
           <w:bCs/>
         </w:rPr>
@@ -385,7 +445,7 @@
       </w:r>
       <w:r>
         <w:rPr>
-          <w:rFonts w:hint="eastAsia"/>
+          <w:rFonts w:hint="eastAsia" w:eastAsia="黑体"/>
         </w:rPr>
         <w:t xml:space="preserve">（</w:t>
       </w:r>
@@ -395,11 +455,14 @@
         </m:r>
       </m:oMath>
       <w:r>
+        <w:rPr>
+          <w:rFonts w:eastAsia="黑体"/>
+        </w:rPr>
         <w:t xml:space="preserve"> </w:t>
       </w:r>
       <w:r>
         <w:rPr>
-          <w:rFonts w:hint="eastAsia"/>
+          <w:rFonts w:hint="eastAsia" w:eastAsia="黑体"/>
         </w:rPr>
         <w:t xml:space="preserve">的阴极、</w:t>
       </w:r>
@@ -409,15 +472,21 @@
         </m:r>
       </m:oMath>
       <w:r>
+        <w:rPr>
+          <w:rFonts w:eastAsia="黑体"/>
+        </w:rPr>
         <w:t xml:space="preserve"> </w:t>
       </w:r>
       <w:r>
         <w:rPr>
-          <w:rFonts w:hint="eastAsia"/>
+          <w:rFonts w:hint="eastAsia" w:eastAsia="黑体"/>
         </w:rPr>
         <w:t xml:space="preserve">的一端与输出</w:t>
       </w:r>
       <w:r>
+        <w:rPr>
+          <w:rFonts w:eastAsia="黑体"/>
+        </w:rPr>
         <w:t xml:space="preserve"> </w:t>
       </w:r>
       <m:oMath>
@@ -435,17 +504,20 @@
         </m:sSub>
       </m:oMath>
       <w:r>
+        <w:rPr>
+          <w:rFonts w:eastAsia="黑体"/>
+        </w:rPr>
         <w:t xml:space="preserve"> </w:t>
       </w:r>
       <w:r>
         <w:rPr>
-          <w:rFonts w:hint="eastAsia"/>
+          <w:rFonts w:hint="eastAsia" w:eastAsia="黑体"/>
         </w:rPr>
         <w:t xml:space="preserve">正端相连）；</w:t>
       </w:r>
       <w:r>
         <w:rPr>
-          <w:rFonts w:hint="eastAsia"/>
+          <w:rFonts w:hint="eastAsia" w:eastAsia="黑体"/>
           <w:b/>
           <w:bCs/>
         </w:rPr>
@@ -453,6 +525,7 @@
       </w:r>
       <w:r>
         <w:rPr>
+          <w:rFonts w:eastAsia="黑体"/>
           <w:b/>
           <w:bCs/>
         </w:rPr>
@@ -460,7 +533,7 @@
       </w:r>
       <w:r>
         <w:rPr>
-          <w:rFonts w:hint="eastAsia"/>
+          <w:rFonts w:hint="eastAsia" w:eastAsia="黑体"/>
           <w:b/>
           <w:bCs/>
         </w:rPr>
@@ -468,6 +541,7 @@
       </w:r>
       <w:r>
         <w:rPr>
+          <w:rFonts w:eastAsia="黑体"/>
           <w:b/>
           <w:bCs/>
         </w:rPr>
@@ -475,7 +549,7 @@
       </w:r>
       <w:r>
         <w:rPr>
-          <w:rFonts w:hint="eastAsia"/>
+          <w:rFonts w:hint="eastAsia" w:eastAsia="黑体"/>
         </w:rPr>
         <w:t xml:space="preserve">（</w:t>
       </w:r>
@@ -497,11 +571,14 @@
         </m:sSub>
       </m:oMath>
       <w:r>
+        <w:rPr>
+          <w:rFonts w:eastAsia="黑体"/>
+        </w:rPr>
         <w:t xml:space="preserve"> </w:t>
       </w:r>
       <w:r>
         <w:rPr>
-          <w:rFonts w:hint="eastAsia"/>
+          <w:rFonts w:hint="eastAsia" w:eastAsia="黑体"/>
         </w:rPr>
         <w:t xml:space="preserve">负端、</w:t>
       </w:r>
@@ -511,24 +588,33 @@
         </m:r>
       </m:oMath>
       <w:r>
+        <w:rPr>
+          <w:rFonts w:eastAsia="黑体"/>
+        </w:rPr>
         <w:t xml:space="preserve"> </w:t>
       </w:r>
       <w:r>
         <w:rPr>
-          <w:rFonts w:hint="eastAsia"/>
+          <w:rFonts w:hint="eastAsia" w:eastAsia="黑体"/>
         </w:rPr>
         <w:t xml:space="preserve">的源极</w:t>
       </w:r>
       <w:r>
+        <w:rPr>
+          <w:rFonts w:eastAsia="黑体"/>
+        </w:rPr>
         <w:t xml:space="preserve"> S </w:t>
       </w:r>
       <w:r>
         <w:rPr>
-          <w:rFonts w:hint="eastAsia"/>
+          <w:rFonts w:hint="eastAsia" w:eastAsia="黑体"/>
         </w:rPr>
         <w:t xml:space="preserve">与</w:t>
       </w:r>
       <w:r>
+        <w:rPr>
+          <w:rFonts w:eastAsia="黑体"/>
+        </w:rPr>
         <w:t xml:space="preserve"> </w:t>
       </w:r>
       <m:oMath>
@@ -537,11 +623,14 @@
         </m:r>
       </m:oMath>
       <w:r>
+        <w:rPr>
+          <w:rFonts w:eastAsia="黑体"/>
+        </w:rPr>
         <w:t xml:space="preserve"> </w:t>
       </w:r>
       <w:r>
         <w:rPr>
-          <w:rFonts w:hint="eastAsia"/>
+          <w:rFonts w:hint="eastAsia" w:eastAsia="黑体"/>
         </w:rPr>
         <w:t xml:space="preserve">的另一端相连）。</w:t>
       </w:r>
@@ -550,7 +639,7 @@
       <w:pPr/>
       <w:r>
         <w:rPr>
-          <w:rFonts w:hint="eastAsia"/>
+          <w:rFonts w:hint="eastAsia" w:eastAsia="黑体"/>
         </w:rPr>
         <w:t xml:space="preserve">各元件管脚连接：</w:t>
       </w:r>
@@ -560,11 +649,14 @@
         </m:r>
       </m:oMath>
       <w:r>
+        <w:rPr>
+          <w:rFonts w:eastAsia="黑体"/>
+        </w:rPr>
         <w:t xml:space="preserve"> </w:t>
       </w:r>
       <w:r>
         <w:rPr>
-          <w:rFonts w:hint="eastAsia"/>
+          <w:rFonts w:hint="eastAsia" w:eastAsia="黑体"/>
         </w:rPr>
         <w:t xml:space="preserve">一端接节点①、另一端接节点②；</w:t>
       </w:r>
@@ -574,38 +666,50 @@
         </m:r>
       </m:oMath>
       <w:r>
+        <w:rPr>
+          <w:rFonts w:eastAsia="黑体"/>
+        </w:rPr>
         <w:t xml:space="preserve"> </w:t>
       </w:r>
       <w:r>
         <w:rPr>
-          <w:rFonts w:hint="eastAsia"/>
+          <w:rFonts w:hint="eastAsia" w:eastAsia="黑体"/>
         </w:rPr>
         <w:t xml:space="preserve">的栅极</w:t>
       </w:r>
       <w:r>
+        <w:rPr>
+          <w:rFonts w:eastAsia="黑体"/>
+        </w:rPr>
         <w:t xml:space="preserve"> G </w:t>
       </w:r>
       <w:r>
         <w:rPr>
-          <w:rFonts w:hint="eastAsia"/>
+          <w:rFonts w:hint="eastAsia" w:eastAsia="黑体"/>
         </w:rPr>
         <w:t xml:space="preserve">接控制驱动信号、漏极</w:t>
       </w:r>
       <w:r>
+        <w:rPr>
+          <w:rFonts w:eastAsia="黑体"/>
+        </w:rPr>
         <w:t xml:space="preserve"> D </w:t>
       </w:r>
       <w:r>
         <w:rPr>
-          <w:rFonts w:hint="eastAsia"/>
+          <w:rFonts w:hint="eastAsia" w:eastAsia="黑体"/>
         </w:rPr>
         <w:t xml:space="preserve">接节点②、源极</w:t>
       </w:r>
       <w:r>
+        <w:rPr>
+          <w:rFonts w:eastAsia="黑体"/>
+        </w:rPr>
         <w:t xml:space="preserve"> S </w:t>
       </w:r>
       <w:r>
         <w:rPr>
-          <w:rFonts w:hint="eastAsia"/>
+          <w:rFonts w:hint="eastAsia" w:eastAsia="黑体"/>
         </w:rPr>
         <w:t xml:space="preserve">接节点④；</w:t>
       </w:r>
@@ -615,11 +719,14 @@
         </m:r>
       </m:oMath>
       <w:r>
+        <w:rPr>
+          <w:rFonts w:eastAsia="黑体"/>
+        </w:rPr>
         <w:t xml:space="preserve"> </w:t>
       </w:r>
       <w:r>
         <w:rPr>
-          <w:rFonts w:hint="eastAsia"/>
+          <w:rFonts w:hint="eastAsia" w:eastAsia="黑体"/>
         </w:rPr>
         <w:t xml:space="preserve">阳极接节点②、阴极接节点③；</w:t>
       </w:r>
@@ -629,11 +736,14 @@
         </m:r>
       </m:oMath>
       <w:r>
+        <w:rPr>
+          <w:rFonts w:eastAsia="黑体"/>
+        </w:rPr>
         <w:t xml:space="preserve"> </w:t>
       </w:r>
       <w:r>
         <w:rPr>
-          <w:rFonts w:hint="eastAsia"/>
+          <w:rFonts w:hint="eastAsia" w:eastAsia="黑体"/>
         </w:rPr>
         <w:t xml:space="preserve">一端接节点③、另一端接节点④。</w:t>
       </w:r>
@@ -642,11 +752,14 @@
       <w:pPr/>
       <w:r>
         <w:rPr>
-          <w:rFonts w:hint="eastAsia"/>
+          <w:rFonts w:hint="eastAsia" w:eastAsia="黑体"/>
         </w:rPr>
         <w:t xml:space="preserve">由此构成”输入经电感</w:t>
       </w:r>
       <w:r>
+        <w:rPr>
+          <w:rFonts w:eastAsia="黑体"/>
+        </w:rPr>
         <w:t xml:space="preserve"> </w:t>
       </w:r>
       <m:oMath>
@@ -655,15 +768,21 @@
         </m:r>
       </m:oMath>
       <w:r>
+        <w:rPr>
+          <w:rFonts w:eastAsia="黑体"/>
+        </w:rPr>
         <w:t xml:space="preserve"> </w:t>
       </w:r>
       <w:r>
         <w:rPr>
-          <w:rFonts w:hint="eastAsia"/>
+          <w:rFonts w:hint="eastAsia" w:eastAsia="黑体"/>
         </w:rPr>
         <w:t xml:space="preserve">到开关节点、主开关管</w:t>
       </w:r>
       <w:r>
+        <w:rPr>
+          <w:rFonts w:eastAsia="黑体"/>
+        </w:rPr>
         <w:t xml:space="preserve"> </w:t>
       </w:r>
       <m:oMath>
@@ -672,15 +791,21 @@
         </m:r>
       </m:oMath>
       <w:r>
+        <w:rPr>
+          <w:rFonts w:eastAsia="黑体"/>
+        </w:rPr>
         <w:t xml:space="preserve"> </w:t>
       </w:r>
       <w:r>
         <w:rPr>
-          <w:rFonts w:hint="eastAsia"/>
+          <w:rFonts w:hint="eastAsia" w:eastAsia="黑体"/>
         </w:rPr>
         <w:t xml:space="preserve">将开关节点对地短接而储能、整流二极管</w:t>
       </w:r>
       <w:r>
+        <w:rPr>
+          <w:rFonts w:eastAsia="黑体"/>
+        </w:rPr>
         <w:t xml:space="preserve"> </w:t>
       </w:r>
       <m:oMath>
@@ -689,15 +814,21 @@
         </m:r>
       </m:oMath>
       <w:r>
+        <w:rPr>
+          <w:rFonts w:eastAsia="黑体"/>
+        </w:rPr>
         <w:t xml:space="preserve"> </w:t>
       </w:r>
       <w:r>
         <w:rPr>
-          <w:rFonts w:hint="eastAsia"/>
+          <w:rFonts w:hint="eastAsia" w:eastAsia="黑体"/>
         </w:rPr>
         <w:t xml:space="preserve">把开关节点能量整流到输出、输出电容</w:t>
       </w:r>
       <w:r>
+        <w:rPr>
+          <w:rFonts w:eastAsia="黑体"/>
+        </w:rPr>
         <w:t xml:space="preserve"> </w:t>
       </w:r>
       <m:oMath>
@@ -706,20 +837,26 @@
         </m:r>
       </m:oMath>
       <w:r>
+        <w:rPr>
+          <w:rFonts w:eastAsia="黑体"/>
+        </w:rPr>
         <w:t xml:space="preserve"> </w:t>
       </w:r>
       <w:r>
         <w:rPr>
-          <w:rFonts w:hint="eastAsia"/>
+          <w:rFonts w:hint="eastAsia" w:eastAsia="黑体"/>
         </w:rPr>
         <w:t xml:space="preserve">跨接输出与地”的基本</w:t>
       </w:r>
       <w:r>
+        <w:rPr>
+          <w:rFonts w:eastAsia="黑体"/>
+        </w:rPr>
         <w:t xml:space="preserve"> Boost </w:t>
       </w:r>
       <w:r>
         <w:rPr>
-          <w:rFonts w:hint="eastAsia"/>
+          <w:rFonts w:hint="eastAsia" w:eastAsia="黑体"/>
         </w:rPr>
         <w:t xml:space="preserve">升压组态，输出恒高于输入（</w:t>
       </w:r>
@@ -790,7 +927,7 @@
       </m:oMath>
       <w:r>
         <w:rPr>
-          <w:rFonts w:hint="eastAsia"/>
+          <w:rFonts w:hint="eastAsia" w:eastAsia="黑体"/>
         </w:rPr>
         <w:t xml:space="preserve">），因整流用二极管（被动整流）而得名”非同步”。</w:t>
       </w:r>
@@ -803,7 +940,7 @@
       </w:pPr>
       <w:r>
         <w:rPr>
-          <w:rFonts w:hint="eastAsia"/>
+          <w:rFonts w:hint="eastAsia" w:eastAsia="黑体"/>
         </w:rPr>
         <w:t xml:space="preserve">工作原理</w:t>
       </w:r>
@@ -814,7 +951,7 @@
       </w:pPr>
       <w:r>
         <w:rPr>
-          <w:rFonts w:hint="eastAsia"/>
+          <w:rFonts w:hint="eastAsia" w:eastAsia="黑体"/>
         </w:rPr>
         <w:t xml:space="preserve">开关导通时，电感储能、电流线性上升，此时二极管反偏截止，负载由输出电容供电；开关关断时，电感电流经二极管续流到输出端，电感释放能量向负载与电容充电。电感伏秒平衡决定了升压比：输出电压恒高于输入电压。</w:t>
       </w:r>
@@ -827,7 +964,7 @@
       </w:pPr>
       <w:r>
         <w:rPr>
-          <w:rFonts w:hint="eastAsia"/>
+          <w:rFonts w:hint="eastAsia" w:eastAsia="黑体"/>
         </w:rPr>
         <w:t xml:space="preserve">关键计算公式</w:t>
       </w:r>
@@ -841,16 +978,19 @@
       </w:pPr>
       <w:r>
         <w:rPr>
-          <w:rFonts w:hint="eastAsia"/>
+          <w:rFonts w:hint="eastAsia" w:eastAsia="黑体"/>
         </w:rPr>
         <w:t xml:space="preserve">理想升压比（连续导通模式</w:t>
       </w:r>
       <w:r>
+        <w:rPr>
+          <w:rFonts w:eastAsia="黑体"/>
+        </w:rPr>
         <w:t xml:space="preserve"> </w:t>
       </w:r>
       <w:r>
         <w:rPr>
-          <w:rFonts w:hint="eastAsia"/>
+          <w:rFonts w:hint="eastAsia" w:eastAsia="黑体"/>
         </w:rPr>
         <w:t xml:space="preserve">CCM）：</w:t>
       </w:r>
@@ -931,7 +1071,7 @@
       </w:pPr>
       <w:r>
         <w:rPr>
-          <w:rFonts w:hint="eastAsia"/>
+          <w:rFonts w:hint="eastAsia" w:eastAsia="黑体"/>
         </w:rPr>
         <w:t xml:space="preserve">占空比：</w:t>
       </w:r>
@@ -1012,7 +1152,7 @@
       </w:pPr>
       <w:r>
         <w:rPr>
-          <w:rFonts w:hint="eastAsia"/>
+          <w:rFonts w:hint="eastAsia" w:eastAsia="黑体"/>
         </w:rPr>
         <w:t xml:space="preserve">电感电流纹波：</w:t>
       </w:r>
@@ -1108,7 +1248,7 @@
       </w:pPr>
       <w:r>
         <w:rPr>
-          <w:rFonts w:hint="eastAsia"/>
+          <w:rFonts w:hint="eastAsia" w:eastAsia="黑体"/>
         </w:rPr>
         <w:t xml:space="preserve">电感最小值（临界连续）：</w:t>
       </w:r>
@@ -1249,7 +1389,7 @@
       </w:pPr>
       <w:r>
         <w:rPr>
-          <w:rFonts w:hint="eastAsia"/>
+          <w:rFonts w:hint="eastAsia" w:eastAsia="黑体"/>
         </w:rPr>
         <w:t xml:space="preserve">输出电容纹波电压：</w:t>
       </w:r>
@@ -1342,7 +1482,7 @@
       </w:pPr>
       <w:r>
         <w:rPr>
-          <w:rFonts w:hint="eastAsia"/>
+          <w:rFonts w:hint="eastAsia" w:eastAsia="黑体"/>
         </w:rPr>
         <w:t xml:space="preserve">稳态电感平均电流：</w:t>
       </w:r>
@@ -1442,7 +1582,7 @@
             </w:pPr>
             <w:r>
               <w:rPr>
-                <w:rFonts w:hint="eastAsia"/>
+                <w:rFonts w:hint="eastAsia" w:eastAsia="黑体"/>
               </w:rPr>
               <w:t xml:space="preserve">符号</w:t>
             </w:r>
@@ -1456,7 +1596,7 @@
             </w:pPr>
             <w:r>
               <w:rPr>
-                <w:rFonts w:hint="eastAsia"/>
+                <w:rFonts w:hint="eastAsia" w:eastAsia="黑体"/>
               </w:rPr>
               <w:t xml:space="preserve">含义</w:t>
             </w:r>
@@ -1470,7 +1610,7 @@
             </w:pPr>
             <w:r>
               <w:rPr>
-                <w:rFonts w:hint="eastAsia"/>
+                <w:rFonts w:hint="eastAsia" w:eastAsia="黑体"/>
               </w:rPr>
               <w:t xml:space="preserve">单位</w:t>
             </w:r>
@@ -1502,6 +1642,9 @@
               </m:sSub>
             </m:oMath>
             <w:r>
+              <w:rPr>
+                <w:rFonts w:eastAsia="黑体"/>
+              </w:rPr>
               <w:t xml:space="preserve">​</w:t>
             </w:r>
           </w:p>
@@ -1514,7 +1657,7 @@
             </w:pPr>
             <w:r>
               <w:rPr>
-                <w:rFonts w:hint="eastAsia"/>
+                <w:rFonts w:hint="eastAsia" w:eastAsia="黑体"/>
               </w:rPr>
               <w:t xml:space="preserve">输入电压</w:t>
             </w:r>
@@ -1527,6 +1670,9 @@
               <w:pStyle w:val="Compact"/>
             </w:pPr>
             <w:r>
+              <w:rPr>
+                <w:rFonts w:eastAsia="黑体"/>
+              </w:rPr>
               <w:t xml:space="preserve">V</w:t>
             </w:r>
           </w:p>
@@ -1554,6 +1700,9 @@
               </m:sSub>
             </m:oMath>
             <w:r>
+              <w:rPr>
+                <w:rFonts w:eastAsia="黑体"/>
+              </w:rPr>
               <w:t xml:space="preserve">​</w:t>
             </w:r>
           </w:p>
@@ -1566,7 +1715,7 @@
             </w:pPr>
             <w:r>
               <w:rPr>
-                <w:rFonts w:hint="eastAsia"/>
+                <w:rFonts w:hint="eastAsia" w:eastAsia="黑体"/>
               </w:rPr>
               <w:t xml:space="preserve">输出电压</w:t>
             </w:r>
@@ -1579,6 +1728,9 @@
               <w:pStyle w:val="Compact"/>
             </w:pPr>
             <w:r>
+              <w:rPr>
+                <w:rFonts w:eastAsia="黑体"/>
+              </w:rPr>
               <w:t xml:space="preserve">V</w:t>
             </w:r>
           </w:p>
@@ -1597,6 +1749,9 @@
               </m:r>
             </m:oMath>
             <w:r>
+              <w:rPr>
+                <w:rFonts w:eastAsia="黑体"/>
+              </w:rPr>
               <w:t xml:space="preserve">​</w:t>
             </w:r>
           </w:p>
@@ -1609,7 +1764,7 @@
             </w:pPr>
             <w:r>
               <w:rPr>
-                <w:rFonts w:hint="eastAsia"/>
+                <w:rFonts w:hint="eastAsia" w:eastAsia="黑体"/>
               </w:rPr>
               <w:t xml:space="preserve">占空比</w:t>
             </w:r>
@@ -1622,6 +1777,9 @@
               <w:pStyle w:val="Compact"/>
             </w:pPr>
             <w:r>
+              <w:rPr>
+                <w:rFonts w:eastAsia="黑体"/>
+              </w:rPr>
               <w:t xml:space="preserve">—</w:t>
             </w:r>
           </w:p>
@@ -1640,6 +1798,9 @@
               </m:r>
             </m:oMath>
             <w:r>
+              <w:rPr>
+                <w:rFonts w:eastAsia="黑体"/>
+              </w:rPr>
               <w:t xml:space="preserve">​</w:t>
             </w:r>
           </w:p>
@@ -1652,7 +1813,7 @@
             </w:pPr>
             <w:r>
               <w:rPr>
-                <w:rFonts w:hint="eastAsia"/>
+                <w:rFonts w:hint="eastAsia" w:eastAsia="黑体"/>
               </w:rPr>
               <w:t xml:space="preserve">电感</w:t>
             </w:r>
@@ -1665,6 +1826,9 @@
               <w:pStyle w:val="Compact"/>
             </w:pPr>
             <w:r>
+              <w:rPr>
+                <w:rFonts w:eastAsia="黑体"/>
+              </w:rPr>
               <w:t xml:space="preserve">H</w:t>
             </w:r>
           </w:p>
@@ -1683,6 +1847,9 @@
               </m:r>
             </m:oMath>
             <w:r>
+              <w:rPr>
+                <w:rFonts w:eastAsia="黑体"/>
+              </w:rPr>
               <w:t xml:space="preserve">​</w:t>
             </w:r>
           </w:p>
@@ -1695,7 +1862,7 @@
             </w:pPr>
             <w:r>
               <w:rPr>
-                <w:rFonts w:hint="eastAsia"/>
+                <w:rFonts w:hint="eastAsia" w:eastAsia="黑体"/>
               </w:rPr>
               <w:t xml:space="preserve">输出电容</w:t>
             </w:r>
@@ -1708,6 +1875,9 @@
               <w:pStyle w:val="Compact"/>
             </w:pPr>
             <w:r>
+              <w:rPr>
+                <w:rFonts w:eastAsia="黑体"/>
+              </w:rPr>
               <w:t xml:space="preserve">F</w:t>
             </w:r>
           </w:p>
@@ -1738,6 +1908,9 @@
               </m:sSub>
             </m:oMath>
             <w:r>
+              <w:rPr>
+                <w:rFonts w:eastAsia="黑体"/>
+              </w:rPr>
               <w:t xml:space="preserve">​</w:t>
             </w:r>
           </w:p>
@@ -1750,7 +1923,7 @@
             </w:pPr>
             <w:r>
               <w:rPr>
-                <w:rFonts w:hint="eastAsia"/>
+                <w:rFonts w:hint="eastAsia" w:eastAsia="黑体"/>
               </w:rPr>
               <w:t xml:space="preserve">开关频率</w:t>
             </w:r>
@@ -1763,6 +1936,9 @@
               <w:pStyle w:val="Compact"/>
             </w:pPr>
             <w:r>
+              <w:rPr>
+                <w:rFonts w:eastAsia="黑体"/>
+              </w:rPr>
               <w:t xml:space="preserve">Hz</w:t>
             </w:r>
           </w:p>
@@ -1790,6 +1966,9 @@
               </m:sSub>
             </m:oMath>
             <w:r>
+              <w:rPr>
+                <w:rFonts w:eastAsia="黑体"/>
+              </w:rPr>
               <w:t xml:space="preserve">​</w:t>
             </w:r>
           </w:p>
@@ -1802,7 +1981,7 @@
             </w:pPr>
             <w:r>
               <w:rPr>
-                <w:rFonts w:hint="eastAsia"/>
+                <w:rFonts w:hint="eastAsia" w:eastAsia="黑体"/>
               </w:rPr>
               <w:t xml:space="preserve">输出电流</w:t>
             </w:r>
@@ -1815,6 +1994,9 @@
               <w:pStyle w:val="Compact"/>
             </w:pPr>
             <w:r>
+              <w:rPr>
+                <w:rFonts w:eastAsia="黑体"/>
+              </w:rPr>
               <w:t xml:space="preserve">A</w:t>
             </w:r>
           </w:p>
@@ -1848,6 +2030,9 @@
               </m:sSub>
             </m:oMath>
             <w:r>
+              <w:rPr>
+                <w:rFonts w:eastAsia="黑体"/>
+              </w:rPr>
               <w:t xml:space="preserve">​</w:t>
             </w:r>
           </w:p>
@@ -1860,7 +2045,7 @@
             </w:pPr>
             <w:r>
               <w:rPr>
-                <w:rFonts w:hint="eastAsia"/>
+                <w:rFonts w:hint="eastAsia" w:eastAsia="黑体"/>
               </w:rPr>
               <w:t xml:space="preserve">电感纹波电流</w:t>
             </w:r>
@@ -1873,6 +2058,9 @@
               <w:pStyle w:val="Compact"/>
             </w:pPr>
             <w:r>
+              <w:rPr>
+                <w:rFonts w:eastAsia="黑体"/>
+              </w:rPr>
               <w:t xml:space="preserve">A</w:t>
             </w:r>
           </w:p>
@@ -1887,7 +2075,7 @@
       </w:pPr>
       <w:r>
         <w:rPr>
-          <w:rFonts w:hint="eastAsia"/>
+          <w:rFonts w:hint="eastAsia" w:eastAsia="黑体"/>
         </w:rPr>
         <w:t xml:space="preserve">元件调整影响</w:t>
       </w:r>
@@ -1902,24 +2090,34 @@
       </w:pPr>
       <w:r>
         <w:rPr>
+          <w:rFonts w:eastAsia="黑体"/>
           <w:b/>
           <w:bCs/>
         </w:rPr>
         <w:t xml:space="preserve">L ↑</w:t>
       </w:r>
       <w:r>
+        <w:rPr>
+          <w:rFonts w:eastAsia="黑体"/>
+        </w:rPr>
         <w:t xml:space="preserve"> </w:t>
       </w:r>
       <w:r>
+        <w:rPr>
+          <w:rFonts w:eastAsia="黑体"/>
+        </w:rPr>
         <w:t xml:space="preserve">→ </w:t>
       </w:r>
       <w:r>
         <w:rPr>
-          <w:rFonts w:hint="eastAsia"/>
+          <w:rFonts w:hint="eastAsia" w:eastAsia="黑体"/>
         </w:rPr>
         <w:t xml:space="preserve">电感电流纹波</w:t>
       </w:r>
       <w:r>
+        <w:rPr>
+          <w:rFonts w:eastAsia="黑体"/>
+        </w:rPr>
         <w:t xml:space="preserve"> </w:t>
       </w:r>
       <m:oMath>
@@ -1943,11 +2141,14 @@
         </m:sSub>
       </m:oMath>
       <w:r>
+        <w:rPr>
+          <w:rFonts w:eastAsia="黑体"/>
+        </w:rPr>
         <w:t xml:space="preserve"> </w:t>
       </w:r>
       <w:r>
         <w:rPr>
-          <w:rFonts w:hint="eastAsia"/>
+          <w:rFonts w:hint="eastAsia" w:eastAsia="黑体"/>
         </w:rPr>
         <w:t xml:space="preserve">减小，续流临界点向轻载方向移动，但体积与损耗增大。</w:t>
       </w:r>
@@ -1962,24 +2163,34 @@
       </w:pPr>
       <w:r>
         <w:rPr>
+          <w:rFonts w:eastAsia="黑体"/>
           <w:b/>
           <w:bCs/>
         </w:rPr>
         <w:t xml:space="preserve">C ↑</w:t>
       </w:r>
       <w:r>
+        <w:rPr>
+          <w:rFonts w:eastAsia="黑体"/>
+        </w:rPr>
         <w:t xml:space="preserve"> </w:t>
       </w:r>
       <w:r>
+        <w:rPr>
+          <w:rFonts w:eastAsia="黑体"/>
+        </w:rPr>
         <w:t xml:space="preserve">→ </w:t>
       </w:r>
       <w:r>
         <w:rPr>
-          <w:rFonts w:hint="eastAsia"/>
+          <w:rFonts w:hint="eastAsia" w:eastAsia="黑体"/>
         </w:rPr>
         <w:t xml:space="preserve">输出纹波电压</w:t>
       </w:r>
       <w:r>
+        <w:rPr>
+          <w:rFonts w:eastAsia="黑体"/>
+        </w:rPr>
         <w:t xml:space="preserve"> </w:t>
       </w:r>
       <m:oMath>
@@ -2003,20 +2214,26 @@
         </m:sSub>
       </m:oMath>
       <w:r>
+        <w:rPr>
+          <w:rFonts w:eastAsia="黑体"/>
+        </w:rPr>
         <w:t xml:space="preserve"> </w:t>
       </w:r>
       <w:r>
         <w:rPr>
-          <w:rFonts w:hint="eastAsia"/>
+          <w:rFonts w:hint="eastAsia" w:eastAsia="黑体"/>
         </w:rPr>
         <w:t xml:space="preserve">减小，ESR</w:t>
       </w:r>
       <w:r>
+        <w:rPr>
+          <w:rFonts w:eastAsia="黑体"/>
+        </w:rPr>
         <w:t xml:space="preserve"> </w:t>
       </w:r>
       <w:r>
         <w:rPr>
-          <w:rFonts w:hint="eastAsia"/>
+          <w:rFonts w:hint="eastAsia" w:eastAsia="黑体"/>
         </w:rPr>
         <w:t xml:space="preserve">较低时滤波效果更好。</w:t>
       </w:r>
@@ -2048,6 +2265,7 @@
       </m:oMath>
       <w:r>
         <w:rPr>
+          <w:rFonts w:eastAsia="黑体"/>
           <w:b/>
           <w:bCs/>
         </w:rPr>
@@ -2055,20 +2273,27 @@
       </w:r>
       <w:r>
         <w:rPr>
+          <w:rFonts w:eastAsia="黑体"/>
           <w:b/>
           <w:bCs/>
         </w:rPr>
         <w:t xml:space="preserve">↑</w:t>
       </w:r>
       <w:r>
+        <w:rPr>
+          <w:rFonts w:eastAsia="黑体"/>
+        </w:rPr>
         <w:t xml:space="preserve"> </w:t>
       </w:r>
       <w:r>
+        <w:rPr>
+          <w:rFonts w:eastAsia="黑体"/>
+        </w:rPr>
         <w:t xml:space="preserve">→ </w:t>
       </w:r>
       <w:r>
         <w:rPr>
-          <w:rFonts w:hint="eastAsia"/>
+          <w:rFonts w:hint="eastAsia" w:eastAsia="黑体"/>
         </w:rPr>
         <w:t xml:space="preserve">纹波与所需电感/电容均减小，但开关损耗增大。</w:t>
       </w:r>
@@ -2083,6 +2308,7 @@
       </w:pPr>
       <w:r>
         <w:rPr>
+          <w:rFonts w:eastAsia="黑体"/>
           <w:b/>
           <w:bCs/>
         </w:rPr>
@@ -2090,25 +2316,31 @@
       </w:r>
       <w:r>
         <w:rPr>
-          <w:rFonts w:hint="eastAsia"/>
+          <w:rFonts w:hint="eastAsia" w:eastAsia="黑体"/>
         </w:rPr>
         <w:t xml:space="preserve">（逼近</w:t>
       </w:r>
       <w:r>
+        <w:rPr>
+          <w:rFonts w:eastAsia="黑体"/>
+        </w:rPr>
         <w:t xml:space="preserve"> </w:t>
       </w:r>
       <w:r>
         <w:rPr>
-          <w:rFonts w:hint="eastAsia"/>
+          <w:rFonts w:hint="eastAsia" w:eastAsia="黑体"/>
         </w:rPr>
         <w:t xml:space="preserve">1）→</w:t>
       </w:r>
       <w:r>
+        <w:rPr>
+          <w:rFonts w:eastAsia="黑体"/>
+        </w:rPr>
         <w:t xml:space="preserve"> </w:t>
       </w:r>
       <w:r>
         <w:rPr>
-          <w:rFonts w:hint="eastAsia"/>
+          <w:rFonts w:hint="eastAsia" w:eastAsia="黑体"/>
         </w:rPr>
         <w:t xml:space="preserve">升压比急剧上升，二极管续流导通时间变短，环路增益与稳定性变差。</w:t>
       </w:r>
@@ -2123,21 +2355,27 @@
       </w:pPr>
       <w:r>
         <w:rPr>
-          <w:rFonts w:hint="eastAsia"/>
+          <w:rFonts w:hint="eastAsia" w:eastAsia="黑体"/>
           <w:b/>
           <w:bCs/>
         </w:rPr>
         <w:t xml:space="preserve">二极管压降</w:t>
       </w:r>
       <w:r>
+        <w:rPr>
+          <w:rFonts w:eastAsia="黑体"/>
+        </w:rPr>
         <w:t xml:space="preserve"> </w:t>
       </w:r>
       <w:r>
+        <w:rPr>
+          <w:rFonts w:eastAsia="黑体"/>
+        </w:rPr>
         <w:t xml:space="preserve">→ </w:t>
       </w:r>
       <w:r>
         <w:rPr>
-          <w:rFonts w:hint="eastAsia"/>
+          <w:rFonts w:hint="eastAsia" w:eastAsia="黑体"/>
         </w:rPr>
         <w:t xml:space="preserve">产生正向导通损耗，影响低压大电流下的效率，是”非同步”的主要短板。</w:t>
       </w:r>
@@ -2150,7 +2388,7 @@
       </w:pPr>
       <w:r>
         <w:rPr>
-          <w:rFonts w:hint="eastAsia"/>
+          <w:rFonts w:hint="eastAsia" w:eastAsia="黑体"/>
         </w:rPr>
         <w:t xml:space="preserve">典型参数示例</w:t>
       </w:r>
@@ -2165,11 +2403,14 @@
       </w:pPr>
       <w:r>
         <w:rPr>
-          <w:rFonts w:hint="eastAsia"/>
+          <w:rFonts w:hint="eastAsia" w:eastAsia="黑体"/>
         </w:rPr>
         <w:t xml:space="preserve">取</w:t>
       </w:r>
       <w:r>
+        <w:rPr>
+          <w:rFonts w:eastAsia="黑体"/>
+        </w:rPr>
         <w:t xml:space="preserve"> </w:t>
       </w:r>
       <m:oMath>
@@ -2209,6 +2450,9 @@
         </m:r>
       </m:oMath>
       <w:r>
+        <w:rPr>
+          <w:rFonts w:eastAsia="黑体"/>
+        </w:rPr>
         <w:t xml:space="preserve">、</w:t>
       </w:r>
       <m:oMath>
@@ -2246,7 +2490,7 @@
       </m:oMath>
       <w:r>
         <w:rPr>
-          <w:rFonts w:hint="eastAsia"/>
+          <w:rFonts w:hint="eastAsia" w:eastAsia="黑体"/>
         </w:rPr>
         <w:t xml:space="preserve">：</w:t>
       </w:r>
@@ -2295,6 +2539,9 @@
         </m:r>
       </m:oMath>
       <w:r>
+        <w:rPr>
+          <w:rFonts w:eastAsia="黑体"/>
+        </w:rPr>
         <w:t xml:space="preserve">。</w:t>
       </w:r>
     </w:p>
@@ -2308,11 +2555,14 @@
       </w:pPr>
       <w:r>
         <w:rPr>
-          <w:rFonts w:hint="eastAsia"/>
+          <w:rFonts w:hint="eastAsia" w:eastAsia="黑体"/>
         </w:rPr>
         <w:t xml:space="preserve">取</w:t>
       </w:r>
       <w:r>
+        <w:rPr>
+          <w:rFonts w:eastAsia="黑体"/>
+        </w:rPr>
         <w:t xml:space="preserve"> </w:t>
       </w:r>
       <m:oMath>
@@ -2352,6 +2602,9 @@
         </m:r>
       </m:oMath>
       <w:r>
+        <w:rPr>
+          <w:rFonts w:eastAsia="黑体"/>
+        </w:rPr>
         <w:t xml:space="preserve">、</w:t>
       </w:r>
       <m:oMath>
@@ -2369,6 +2622,9 @@
         </m:r>
       </m:oMath>
       <w:r>
+        <w:rPr>
+          <w:rFonts w:eastAsia="黑体"/>
+        </w:rPr>
         <w:t xml:space="preserve">、</w:t>
       </w:r>
       <m:oMath>
@@ -2399,6 +2655,9 @@
         </m:r>
       </m:oMath>
       <w:r>
+        <w:rPr>
+          <w:rFonts w:eastAsia="黑体"/>
+        </w:rPr>
         <w:t xml:space="preserve">、</w:t>
       </w:r>
       <m:oMath>
@@ -2439,7 +2698,7 @@
       </m:oMath>
       <w:r>
         <w:rPr>
-          <w:rFonts w:hint="eastAsia"/>
+          <w:rFonts w:hint="eastAsia" w:eastAsia="黑体"/>
         </w:rPr>
         <w:t xml:space="preserve">：</w:t>
       </w:r>
@@ -2564,6 +2823,9 @@
         </m:r>
       </m:oMath>
       <w:r>
+        <w:rPr>
+          <w:rFonts w:eastAsia="黑体"/>
+        </w:rPr>
         <w:t xml:space="preserve">。</w:t>
       </w:r>
     </w:p>
@@ -2575,7 +2837,7 @@
       </w:pPr>
       <w:r>
         <w:rPr>
-          <w:rFonts w:hint="eastAsia"/>
+          <w:rFonts w:hint="eastAsia" w:eastAsia="黑体"/>
         </w:rPr>
         <w:t xml:space="preserve">常见器件型号</w:t>
       </w:r>
@@ -2590,7 +2852,7 @@
       </w:pPr>
       <w:r>
         <w:rPr>
-          <w:rFonts w:hint="eastAsia"/>
+          <w:rFonts w:hint="eastAsia" w:eastAsia="黑体"/>
         </w:rPr>
         <w:t xml:space="preserve">常用：按需选型</w:t>
       </w:r>
@@ -2605,16 +2867,19 @@
       </w:pPr>
       <w:r>
         <w:rPr>
-          <w:rFonts w:hint="eastAsia"/>
+          <w:rFonts w:hint="eastAsia" w:eastAsia="黑体"/>
         </w:rPr>
         <w:t xml:space="preserve">二极管：肖特基二极管（低压场合）、快恢复</w:t>
       </w:r>
       <w:r>
+        <w:rPr>
+          <w:rFonts w:eastAsia="黑体"/>
+        </w:rPr>
         <w:t xml:space="preserve"> / SiC </w:t>
       </w:r>
       <w:r>
         <w:rPr>
-          <w:rFonts w:hint="eastAsia"/>
+          <w:rFonts w:hint="eastAsia" w:eastAsia="黑体"/>
         </w:rPr>
         <w:t xml:space="preserve">二极管（高压场合）。</w:t>
       </w:r>
@@ -2627,7 +2892,7 @@
       </w:pPr>
       <w:r>
         <w:rPr>
-          <w:rFonts w:hint="eastAsia"/>
+          <w:rFonts w:hint="eastAsia" w:eastAsia="黑体"/>
         </w:rPr>
         <w:t xml:space="preserve">注意事项</w:t>
       </w:r>
@@ -2642,7 +2907,7 @@
       </w:pPr>
       <w:r>
         <w:rPr>
-          <w:rFonts w:hint="eastAsia"/>
+          <w:rFonts w:hint="eastAsia" w:eastAsia="黑体"/>
         </w:rPr>
         <w:t xml:space="preserve">输出不能低于输入电压；空载或轻载时升压比失控，需加最小负载或进入断续模式控制。</w:t>
       </w:r>
@@ -2657,7 +2922,7 @@
       </w:pPr>
       <w:r>
         <w:rPr>
-          <w:rFonts w:hint="eastAsia"/>
+          <w:rFonts w:hint="eastAsia" w:eastAsia="黑体"/>
         </w:rPr>
         <w:t xml:space="preserve">二极管反向恢复损耗与正向压降在低压大电流下显著，可考虑同步整流替代。</w:t>
       </w:r>
@@ -2672,7 +2937,7 @@
       </w:pPr>
       <w:r>
         <w:rPr>
-          <w:rFonts w:hint="eastAsia"/>
+          <w:rFonts w:hint="eastAsia" w:eastAsia="黑体"/>
         </w:rPr>
         <w:t xml:space="preserve">启动时输出电容经电感与二极管充电会产生浪涌，需软启动。</w:t>
       </w:r>
@@ -2687,7 +2952,7 @@
       </w:pPr>
       <w:r>
         <w:rPr>
-          <w:rFonts w:hint="eastAsia"/>
+          <w:rFonts w:hint="eastAsia" w:eastAsia="黑体"/>
         </w:rPr>
         <w:t xml:space="preserve">环路需考虑右半平面零点（RHPZ），带宽设计要留裕量。</w:t>
       </w:r>
@@ -2700,7 +2965,7 @@
       </w:pPr>
       <w:r>
         <w:rPr>
-          <w:rFonts w:hint="eastAsia"/>
+          <w:rFonts w:hint="eastAsia" w:eastAsia="黑体"/>
         </w:rPr>
         <w:t xml:space="preserve">参考资料</w:t>
       </w:r>
@@ -2715,16 +2980,19 @@
       </w:pPr>
       <w:r>
         <w:rPr>
-          <w:rFonts w:hint="eastAsia"/>
+          <w:rFonts w:hint="eastAsia" w:eastAsia="黑体"/>
         </w:rPr>
         <w:t xml:space="preserve">《开关电源设计》（Abraham</w:t>
       </w:r>
       <w:r>
+        <w:rPr>
+          <w:rFonts w:eastAsia="黑体"/>
+        </w:rPr>
         <w:t xml:space="preserve"> I. </w:t>
       </w:r>
       <w:r>
         <w:rPr>
-          <w:rFonts w:hint="eastAsia"/>
+          <w:rFonts w:hint="eastAsia" w:eastAsia="黑体"/>
         </w:rPr>
         <w:t xml:space="preserve">Pressman）。</w:t>
       </w:r>
@@ -2738,29 +3006,38 @@
         </w:numPr>
       </w:pPr>
       <w:r>
+        <w:rPr>
+          <w:rFonts w:eastAsia="黑体"/>
+        </w:rPr>
         <w:t xml:space="preserve">TI </w:t>
       </w:r>
       <w:r>
         <w:rPr>
-          <w:rFonts w:hint="eastAsia"/>
+          <w:rFonts w:hint="eastAsia" w:eastAsia="黑体"/>
         </w:rPr>
         <w:t xml:space="preserve">应用笔记</w:t>
       </w:r>
       <w:r>
+        <w:rPr>
+          <w:rFonts w:eastAsia="黑体"/>
+        </w:rPr>
         <w:t xml:space="preserve"> </w:t>
       </w:r>
       <w:r>
         <w:rPr>
-          <w:rFonts w:hint="eastAsia"/>
+          <w:rFonts w:hint="eastAsia" w:eastAsia="黑体"/>
         </w:rPr>
         <w:t xml:space="preserve">SLVA372（Understanding</w:t>
       </w:r>
       <w:r>
+        <w:rPr>
+          <w:rFonts w:eastAsia="黑体"/>
+        </w:rPr>
         <w:t xml:space="preserve"> Boost Power </w:t>
       </w:r>
       <w:r>
         <w:rPr>
-          <w:rFonts w:hint="eastAsia"/>
+          <w:rFonts w:hint="eastAsia" w:eastAsia="黑体"/>
         </w:rPr>
         <w:t xml:space="preserve">Stages）。</w:t>
       </w:r>
@@ -2774,6 +3051,9 @@
         </w:numPr>
       </w:pPr>
       <w:r>
+        <w:rPr>
+          <w:rFonts w:eastAsia="黑体"/>
+        </w:rPr>
         <w:t xml:space="preserve">Wikipedia: Boost converter。</w:t>
       </w:r>
     </w:p>
@@ -2786,11 +3066,11 @@
       </w:pPr>
       <w:r>
         <w:rPr>
-          <w:rFonts w:ascii="Times New Roman" w:hAnsi="Times New Roman"/>
+          <w:rFonts w:ascii="Times New Roman" w:hAnsi="Times New Roman" w:eastAsia="黑体"/>
           <w:color w:val="555555"/>
           <w:sz w:val="21"/>
         </w:rPr>
-        <w:t>材料收集者：杜文杰</w:t>
+        <w:t>材料收集者：杜文杰，WX手机：19519196569，QQ:3478827729</w:t>
       </w:r>
     </w:p>
     <w:sectPr>
@@ -2810,7 +3090,7 @@
 </file>
 
 <file path=word/footer1.xml><?xml version="1.0" encoding="utf-8"?>
-<w:ftr xmlns:m="http://schemas.openxmlformats.org/officeDocument/2006/math" xmlns:mc="http://schemas.openxmlformats.org/markup-compatibility/2006" xmlns:mo="http://schemas.microsoft.com/office/mac/office/2008/main" xmlns:mv="urn:schemas-microsoft-com:mac:vml" xmlns:o="urn:schemas-microsoft-com:office:office" xmlns:r="http://schemas.openxmlformats.org/officeDocument/2006/relationships" xmlns:v="urn:schemas-microsoft-com:vml" xmlns:w10="urn:schemas-microsoft-com:office:word" xmlns:w14="http://schemas.microsoft.com/office/word/2010/wordml" xmlns:w="http://schemas.openxmlformats.org/wordprocessingml/2006/main" xmlns:wne="http://schemas.microsoft.com/office/word/2006/wordml" xmlns:wp14="http://schemas.microsoft.com/office/word/2010/wordprocessingDrawing" xmlns:wp="http://schemas.openxmlformats.org/drawingml/2006/wordprocessingDrawing" xmlns:wpc="http://schemas.microsoft.com/office/word/2010/wordprocessingCanvas" xmlns:wpg="http://schemas.microsoft.com/office/word/2010/wordprocessingGroup" xmlns:wpi="http://schemas.microsoft.com/office/word/2010/wordprocessingInk" xmlns:wps="http://schemas.microsoft.com/office/word/2010/wordprocessingShape" mc:Ignorable="w14 wp14">
+<w:ftr xmlns:mc="http://schemas.openxmlformats.org/markup-compatibility/2006" xmlns:w="http://schemas.openxmlformats.org/wordprocessingml/2006/main" xmlns:m="http://schemas.openxmlformats.org/officeDocument/2006/math" xmlns:mo="http://schemas.microsoft.com/office/mac/office/2008/main" xmlns:mv="urn:schemas-microsoft-com:mac:vml" xmlns:o="urn:schemas-microsoft-com:office:office" xmlns:r="http://schemas.openxmlformats.org/officeDocument/2006/relationships" xmlns:v="urn:schemas-microsoft-com:vml" xmlns:w10="urn:schemas-microsoft-com:office:word" xmlns:w14="http://schemas.microsoft.com/office/word/2010/wordml" xmlns:wne="http://schemas.microsoft.com/office/word/2006/wordml" xmlns:wp14="http://schemas.microsoft.com/office/word/2010/wordprocessingDrawing" xmlns:wp="http://schemas.openxmlformats.org/drawingml/2006/wordprocessingDrawing" xmlns:wpc="http://schemas.microsoft.com/office/word/2010/wordprocessingCanvas" xmlns:wpg="http://schemas.microsoft.com/office/word/2010/wordprocessingGroup" xmlns:wpi="http://schemas.microsoft.com/office/word/2010/wordprocessingInk" xmlns:wps="http://schemas.microsoft.com/office/word/2010/wordprocessingShape" mc:Ignorable="w14 wp14">
   <w:p>
     <w:pPr>
       <w:pStyle w:val="Footer"/>
@@ -2818,12 +3098,14 @@
     </w:pPr>
     <w:r>
       <w:rPr>
+        <w:rFonts w:eastAsia="黑体"/>
         <w:sz w:val="18"/>
       </w:rPr>
       <w:t xml:space="preserve">第 </w:t>
     </w:r>
     <w:r>
       <w:rPr>
+        <w:rFonts w:eastAsia="黑体"/>
         <w:sz w:val="18"/>
       </w:rPr>
       <w:fldChar w:fldCharType="begin"/>
@@ -2832,6 +3114,7 @@
     </w:r>
     <w:r>
       <w:rPr>
+        <w:rFonts w:eastAsia="黑体"/>
         <w:sz w:val="18"/>
       </w:rPr>
       <w:t xml:space="preserve"> 页</w:t>
@@ -2845,6 +3128,9 @@
   <w:footnote w:type="continuationSeparator" w:id="0">
     <w:p>
       <w:r>
+        <w:rPr>
+          <w:rFonts w:eastAsia="黑体"/>
+        </w:rPr>
         <w:continuationSeparator/>
       </w:r>
     </w:p>
@@ -2852,6 +3138,9 @@
   <w:footnote w:type="separator" w:id="-1">
     <w:p>
       <w:r>
+        <w:rPr>
+          <w:rFonts w:eastAsia="黑体"/>
+        </w:rPr>
         <w:separator/>
       </w:r>
     </w:p>
@@ -2860,7 +3149,7 @@
 </file>
 
 <file path=word/header1.xml><?xml version="1.0" encoding="utf-8"?>
-<w:hdr xmlns:m="http://schemas.openxmlformats.org/officeDocument/2006/math" xmlns:mc="http://schemas.openxmlformats.org/markup-compatibility/2006" xmlns:mo="http://schemas.microsoft.com/office/mac/office/2008/main" xmlns:mv="urn:schemas-microsoft-com:mac:vml" xmlns:o="urn:schemas-microsoft-com:office:office" xmlns:r="http://schemas.openxmlformats.org/officeDocument/2006/relationships" xmlns:v="urn:schemas-microsoft-com:vml" xmlns:w10="urn:schemas-microsoft-com:office:word" xmlns:w14="http://schemas.microsoft.com/office/word/2010/wordml" xmlns:w="http://schemas.openxmlformats.org/wordprocessingml/2006/main" xmlns:wne="http://schemas.microsoft.com/office/word/2006/wordml" xmlns:wp14="http://schemas.microsoft.com/office/word/2010/wordprocessingDrawing" xmlns:wp="http://schemas.openxmlformats.org/drawingml/2006/wordprocessingDrawing" xmlns:wpc="http://schemas.microsoft.com/office/word/2010/wordprocessingCanvas" xmlns:wpg="http://schemas.microsoft.com/office/word/2010/wordprocessingGroup" xmlns:wpi="http://schemas.microsoft.com/office/word/2010/wordprocessingInk" xmlns:wps="http://schemas.microsoft.com/office/word/2010/wordprocessingShape" mc:Ignorable="w14 wp14">
+<w:hdr xmlns:mc="http://schemas.openxmlformats.org/markup-compatibility/2006" xmlns:w="http://schemas.openxmlformats.org/wordprocessingml/2006/main" xmlns:m="http://schemas.openxmlformats.org/officeDocument/2006/math" xmlns:mo="http://schemas.microsoft.com/office/mac/office/2008/main" xmlns:mv="urn:schemas-microsoft-com:mac:vml" xmlns:o="urn:schemas-microsoft-com:office:office" xmlns:r="http://schemas.openxmlformats.org/officeDocument/2006/relationships" xmlns:v="urn:schemas-microsoft-com:vml" xmlns:w10="urn:schemas-microsoft-com:office:word" xmlns:w14="http://schemas.microsoft.com/office/word/2010/wordml" xmlns:wne="http://schemas.microsoft.com/office/word/2006/wordml" xmlns:wp14="http://schemas.microsoft.com/office/word/2010/wordprocessingDrawing" xmlns:wp="http://schemas.openxmlformats.org/drawingml/2006/wordprocessingDrawing" xmlns:wpc="http://schemas.microsoft.com/office/word/2010/wordprocessingCanvas" xmlns:wpg="http://schemas.microsoft.com/office/word/2010/wordprocessingGroup" xmlns:wpi="http://schemas.microsoft.com/office/word/2010/wordprocessingInk" xmlns:wps="http://schemas.microsoft.com/office/word/2010/wordprocessingShape" mc:Ignorable="w14 wp14">
   <w:p>
     <w:pPr>
       <w:pStyle w:val="Header"/>
@@ -2868,7 +3157,7 @@
     </w:pPr>
     <w:r>
       <w:rPr>
-        <w:rFonts w:ascii="Times New Roman" w:hAnsi="Times New Roman"/>
+        <w:rFonts w:ascii="Times New Roman" w:hAnsi="Times New Roman" w:eastAsia="黑体"/>
         <w:sz w:val="18"/>
         <w:rFonts w:eastAsia="黑体"/>
         <w:rFonts w:eastAsia="黑体"/>
@@ -2880,7 +3169,7 @@
 </file>
 
 <file path=word/numbering.xml><?xml version="1.0" encoding="utf-8"?>
-<w:numbering xmlns:m="http://schemas.openxmlformats.org/officeDocument/2006/math" xmlns:mc="http://schemas.openxmlformats.org/markup-compatibility/2006" xmlns:mo="http://schemas.microsoft.com/office/mac/office/2008/main" xmlns:mv="urn:schemas-microsoft-com:mac:vml" xmlns:o="urn:schemas-microsoft-com:office:office" xmlns:r="http://schemas.openxmlformats.org/officeDocument/2006/relationships" xmlns:v="urn:schemas-microsoft-com:vml" xmlns:w="http://schemas.openxmlformats.org/wordprocessingml/2006/main" xmlns:w10="urn:schemas-microsoft-com:office:word" xmlns:w14="http://schemas.microsoft.com/office/word/2010/wordml" xmlns:wne="http://schemas.microsoft.com/office/word/2006/wordml" xmlns:wp="http://schemas.openxmlformats.org/drawingml/2006/wordprocessingDrawing" xmlns:wp14="http://schemas.microsoft.com/office/word/2010/wordprocessingDrawing" xmlns:wpc="http://schemas.microsoft.com/office/word/2010/wordprocessingCanvas" xmlns:wpg="http://schemas.microsoft.com/office/word/2010/wordprocessingGroup" xmlns:wpi="http://schemas.microsoft.com/office/word/2010/wordprocessingInk" xmlns:wps="http://schemas.microsoft.com/office/word/2010/wordprocessingShape" mc:Ignorable="w14 wp14">
+<w:numbering xmlns:mc="http://schemas.openxmlformats.org/markup-compatibility/2006" xmlns:w="http://schemas.openxmlformats.org/wordprocessingml/2006/main" xmlns:m="http://schemas.openxmlformats.org/officeDocument/2006/math" xmlns:mo="http://schemas.microsoft.com/office/mac/office/2008/main" xmlns:mv="urn:schemas-microsoft-com:mac:vml" xmlns:o="urn:schemas-microsoft-com:office:office" xmlns:r="http://schemas.openxmlformats.org/officeDocument/2006/relationships" xmlns:v="urn:schemas-microsoft-com:vml" xmlns:w10="urn:schemas-microsoft-com:office:word" xmlns:w14="http://schemas.microsoft.com/office/word/2010/wordml" xmlns:wne="http://schemas.microsoft.com/office/word/2006/wordml" xmlns:wp="http://schemas.openxmlformats.org/drawingml/2006/wordprocessingDrawing" xmlns:wp14="http://schemas.microsoft.com/office/word/2010/wordprocessingDrawing" xmlns:wpc="http://schemas.microsoft.com/office/word/2010/wordprocessingCanvas" xmlns:wpg="http://schemas.microsoft.com/office/word/2010/wordprocessingGroup" xmlns:wpi="http://schemas.microsoft.com/office/word/2010/wordprocessingInk" xmlns:wps="http://schemas.microsoft.com/office/word/2010/wordprocessingShape" mc:Ignorable="w14 wp14">
   <w:abstractNum w:abstractNumId="0">
     <w:nsid w:val="FFFFFF7C"/>
     <w:multiLevelType w:val="singleLevel"/>
@@ -2967,7 +3256,7 @@
         <w:ind w:hanging="360" w:left="1440"/>
       </w:pPr>
       <w:rPr>
-        <w:rFonts w:ascii="Symbol" w:hAnsi="Symbol" w:hint="default"/>
+        <w:rFonts w:ascii="Symbol" w:hAnsi="Symbol" w:hint="default" w:eastAsia="黑体"/>
       </w:rPr>
     </w:lvl>
   </w:abstractNum>
@@ -2988,7 +3277,7 @@
         <w:ind w:hanging="360" w:left="1080"/>
       </w:pPr>
       <w:rPr>
-        <w:rFonts w:ascii="Symbol" w:hAnsi="Symbol" w:hint="default"/>
+        <w:rFonts w:ascii="Symbol" w:hAnsi="Symbol" w:hint="default" w:eastAsia="黑体"/>
       </w:rPr>
     </w:lvl>
   </w:abstractNum>
@@ -3009,7 +3298,7 @@
         <w:ind w:hanging="360" w:left="720"/>
       </w:pPr>
       <w:rPr>
-        <w:rFonts w:ascii="Symbol" w:hAnsi="Symbol" w:hint="default"/>
+        <w:rFonts w:ascii="Symbol" w:hAnsi="Symbol" w:hint="default" w:eastAsia="黑体"/>
       </w:rPr>
     </w:lvl>
   </w:abstractNum>
@@ -3048,7 +3337,7 @@
         <w:ind w:hanging="360" w:left="360"/>
       </w:pPr>
       <w:rPr>
-        <w:rFonts w:ascii="Symbol" w:hAnsi="Symbol" w:hint="default"/>
+        <w:rFonts w:ascii="Symbol" w:hAnsi="Symbol" w:hint="default" w:eastAsia="黑体"/>
       </w:rPr>
     </w:lvl>
   </w:abstractNum>
@@ -3139,7 +3428,7 @@
         <w:ind w:left="720" w:hanging="360"/>
       </w:pPr>
       <w:rPr>
-        <w:rFonts w:ascii="Symbol" w:hAnsi="Symbol" w:cs="Symbol" w:hint="default"/>
+        <w:rFonts w:ascii="Symbol" w:hAnsi="Symbol" w:cs="Symbol" w:hint="default" w:eastAsia="黑体"/>
       </w:rPr>
     </w:lvl>
     <w:lvl w:ilvl="1">
@@ -3150,7 +3439,7 @@
         <w:ind w:left="1440" w:hanging="360"/>
       </w:pPr>
       <w:rPr>
-        <w:rFonts w:ascii="Courier New" w:hAnsi="Courier New" w:cs="Courier New" w:hint="default"/>
+        <w:rFonts w:ascii="Courier New" w:hAnsi="Courier New" w:cs="Courier New" w:hint="default" w:eastAsia="黑体"/>
       </w:rPr>
     </w:lvl>
     <w:lvl w:ilvl="2">
@@ -3161,7 +3450,7 @@
         <w:ind w:left="2160" w:hanging="360"/>
       </w:pPr>
       <w:rPr>
-        <w:rFonts w:ascii="Wingdings" w:hAnsi="Wingdings" w:cs="Wingdings" w:hint="default"/>
+        <w:rFonts w:ascii="Wingdings" w:hAnsi="Wingdings" w:cs="Wingdings" w:hint="default" w:eastAsia="黑体"/>
       </w:rPr>
     </w:lvl>
     <w:lvl w:ilvl="3">
@@ -3172,7 +3461,7 @@
         <w:ind w:left="2880" w:hanging="360"/>
       </w:pPr>
       <w:rPr>
-        <w:rFonts w:ascii="Symbol" w:hAnsi="Symbol" w:cs="Symbol" w:hint="default"/>
+        <w:rFonts w:ascii="Symbol" w:hAnsi="Symbol" w:cs="Symbol" w:hint="default" w:eastAsia="黑体"/>
       </w:rPr>
     </w:lvl>
     <w:lvl w:ilvl="4">
@@ -3183,7 +3472,7 @@
         <w:ind w:left="3600" w:hanging="360"/>
       </w:pPr>
       <w:rPr>
-        <w:rFonts w:ascii="Courier New" w:hAnsi="Courier New" w:cs="Courier New" w:hint="default"/>
+        <w:rFonts w:ascii="Courier New" w:hAnsi="Courier New" w:cs="Courier New" w:hint="default" w:eastAsia="黑体"/>
       </w:rPr>
     </w:lvl>
     <w:lvl w:ilvl="5">
@@ -3194,7 +3483,7 @@
         <w:ind w:left="4320" w:hanging="360"/>
       </w:pPr>
       <w:rPr>
-        <w:rFonts w:ascii="Wingdings" w:hAnsi="Wingdings" w:cs="Wingdings" w:hint="default"/>
+        <w:rFonts w:ascii="Wingdings" w:hAnsi="Wingdings" w:cs="Wingdings" w:hint="default" w:eastAsia="黑体"/>
       </w:rPr>
     </w:lvl>
     <w:lvl w:ilvl="6">
@@ -3205,7 +3494,7 @@
         <w:ind w:left="5040" w:hanging="360"/>
       </w:pPr>
       <w:rPr>
-        <w:rFonts w:ascii="Symbol" w:hAnsi="Symbol" w:cs="Symbol" w:hint="default"/>
+        <w:rFonts w:ascii="Symbol" w:hAnsi="Symbol" w:cs="Symbol" w:hint="default" w:eastAsia="黑体"/>
       </w:rPr>
     </w:lvl>
     <w:lvl w:ilvl="7">
@@ -3216,7 +3505,7 @@
         <w:ind w:left="5760" w:hanging="360"/>
       </w:pPr>
       <w:rPr>
-        <w:rFonts w:ascii="Courier New" w:hAnsi="Courier New" w:cs="Courier New" w:hint="default"/>
+        <w:rFonts w:ascii="Courier New" w:hAnsi="Courier New" w:cs="Courier New" w:hint="default" w:eastAsia="黑体"/>
       </w:rPr>
     </w:lvl>
     <w:lvl w:ilvl="8">
@@ -3227,7 +3516,7 @@
         <w:ind w:left="6480" w:hanging="360"/>
       </w:pPr>
       <w:rPr>
-        <w:rFonts w:ascii="Wingdings" w:hAnsi="Wingdings" w:cs="Wingdings" w:hint="default"/>
+        <w:rFonts w:ascii="Wingdings" w:hAnsi="Wingdings" w:cs="Wingdings" w:hint="default" w:eastAsia="黑体"/>
       </w:rPr>
     </w:lvl>
   </w:abstractNum>
@@ -3283,11 +3572,11 @@
 </file>
 
 <file path=word/styles.xml><?xml version="1.0" encoding="utf-8"?>
-<w:styles xmlns:mc="http://schemas.openxmlformats.org/markup-compatibility/2006" xmlns:r="http://schemas.openxmlformats.org/officeDocument/2006/relationships" xmlns:w="http://schemas.openxmlformats.org/wordprocessingml/2006/main" xmlns:w14="http://schemas.microsoft.com/office/word/2010/wordml" mc:Ignorable="w14">
+<w:styles xmlns:mc="http://schemas.openxmlformats.org/markup-compatibility/2006" xmlns:w="http://schemas.openxmlformats.org/wordprocessingml/2006/main" xmlns:r="http://schemas.openxmlformats.org/officeDocument/2006/relationships" xmlns:w14="http://schemas.microsoft.com/office/word/2010/wordml" mc:Ignorable="w14">
   <w:docDefaults>
     <w:rPrDefault>
       <w:rPr>
-        <w:rFonts w:asciiTheme="minorHAnsi" w:cstheme="minorBidi" w:eastAsiaTheme="minorEastAsia" w:hAnsiTheme="minorHAnsi"/>
+        <w:rFonts w:asciiTheme="minorHAnsi" w:cstheme="minorBidi" w:hAnsiTheme="minorHAnsi" w:eastAsia="黑体"/>
         <w:sz w:val="22"/>
         <w:szCs w:val="22"/>
         <w:lang w:bidi="ar-SA" w:eastAsia="en-US" w:val="en-US"/>
@@ -3509,7 +3798,7 @@
       <w:outlineLvl w:val="0"/>
     </w:pPr>
     <w:rPr>
-      <w:rFonts w:ascii="Times New Roman" w:asciiTheme="majorHAnsi" w:cstheme="majorBidi" w:eastAsia="黑体" w:eastAsiaTheme="majorEastAsia" w:hAnsi="Times New Roman" w:hAnsiTheme="majorHAnsi"/>
+      <w:rFonts w:ascii="Times New Roman" w:asciiTheme="majorHAnsi" w:cstheme="majorBidi" w:eastAsia="黑体" w:hAnsi="Times New Roman" w:hAnsiTheme="majorHAnsi"/>
       <w:b/>
       <w:bCs/>
       <w:color w:val="1F3864"/>
@@ -3533,7 +3822,7 @@
       <w:outlineLvl w:val="1"/>
     </w:pPr>
     <w:rPr>
-      <w:rFonts w:ascii="Times New Roman" w:asciiTheme="majorHAnsi" w:cstheme="majorBidi" w:eastAsia="黑体" w:eastAsiaTheme="majorEastAsia" w:hAnsi="Times New Roman" w:hAnsiTheme="majorHAnsi"/>
+      <w:rFonts w:ascii="Times New Roman" w:asciiTheme="majorHAnsi" w:cstheme="majorBidi" w:eastAsia="黑体" w:hAnsi="Times New Roman" w:hAnsiTheme="majorHAnsi"/>
       <w:b/>
       <w:bCs/>
       <w:color w:val="2E4E7E"/>
@@ -3557,7 +3846,7 @@
       <w:outlineLvl w:val="2"/>
     </w:pPr>
     <w:rPr>
-      <w:rFonts w:ascii="Times New Roman" w:asciiTheme="majorHAnsi" w:cstheme="majorBidi" w:eastAsia="黑体" w:eastAsiaTheme="majorEastAsia" w:hAnsi="Times New Roman" w:hAnsiTheme="majorHAnsi"/>
+      <w:rFonts w:ascii="Times New Roman" w:asciiTheme="majorHAnsi" w:cstheme="majorBidi" w:eastAsia="黑体" w:hAnsi="Times New Roman" w:hAnsiTheme="majorHAnsi"/>
       <w:b/>
       <w:bCs/>
       <w:color w:val="2E4E7E"/>
@@ -3581,7 +3870,7 @@
       <w:outlineLvl w:val="3"/>
     </w:pPr>
     <w:rPr>
-      <w:rFonts w:ascii="Times New Roman" w:asciiTheme="majorHAnsi" w:cstheme="majorBidi" w:eastAsia="黑体" w:eastAsiaTheme="majorEastAsia" w:hAnsi="Times New Roman" w:hAnsiTheme="majorHAnsi"/>
+      <w:rFonts w:ascii="Times New Roman" w:asciiTheme="majorHAnsi" w:cstheme="majorBidi" w:eastAsia="黑体" w:hAnsi="Times New Roman" w:hAnsiTheme="majorHAnsi"/>
       <w:b/>
       <w:bCs/>
       <w:i/>
@@ -3607,7 +3896,7 @@
       <w:outlineLvl w:val="4"/>
     </w:pPr>
     <w:rPr>
-      <w:rFonts w:ascii="Times New Roman" w:asciiTheme="majorHAnsi" w:cstheme="majorBidi" w:eastAsia="黑体" w:eastAsiaTheme="majorEastAsia" w:hAnsi="Times New Roman" w:hAnsiTheme="majorHAnsi"/>
+      <w:rFonts w:ascii="Times New Roman" w:asciiTheme="majorHAnsi" w:cstheme="majorBidi" w:eastAsia="黑体" w:hAnsi="Times New Roman" w:hAnsiTheme="majorHAnsi"/>
       <w:b/>
       <w:color w:val="333333"/>
       <w:sz w:val="22"/>
@@ -3630,7 +3919,7 @@
       <w:outlineLvl w:val="5"/>
     </w:pPr>
     <w:rPr>
-      <w:rFonts w:asciiTheme="majorHAnsi" w:cstheme="majorBidi" w:eastAsiaTheme="majorEastAsia" w:hAnsiTheme="majorHAnsi"/>
+      <w:rFonts w:asciiTheme="majorHAnsi" w:cstheme="majorBidi" w:hAnsiTheme="majorHAnsi" w:eastAsia="黑体"/>
       <w:i/>
       <w:iCs/>
       <w:color w:themeColor="accent1" w:themeShade="7F" w:val="243F60"/>
@@ -3653,7 +3942,7 @@
       <w:outlineLvl w:val="6"/>
     </w:pPr>
     <w:rPr>
-      <w:rFonts w:asciiTheme="majorHAnsi" w:cstheme="majorBidi" w:eastAsiaTheme="majorEastAsia" w:hAnsiTheme="majorHAnsi"/>
+      <w:rFonts w:asciiTheme="majorHAnsi" w:cstheme="majorBidi" w:hAnsiTheme="majorHAnsi" w:eastAsia="黑体"/>
       <w:i/>
       <w:iCs/>
       <w:color w:themeColor="text1" w:themeTint="BF" w:val="404040"/>
@@ -3676,7 +3965,7 @@
       <w:outlineLvl w:val="7"/>
     </w:pPr>
     <w:rPr>
-      <w:rFonts w:asciiTheme="majorHAnsi" w:cstheme="majorBidi" w:eastAsiaTheme="majorEastAsia" w:hAnsiTheme="majorHAnsi"/>
+      <w:rFonts w:asciiTheme="majorHAnsi" w:cstheme="majorBidi" w:hAnsiTheme="majorHAnsi" w:eastAsia="黑体"/>
       <w:color w:themeColor="accent1" w:val="4F81BD"/>
       <w:sz w:val="20"/>
       <w:szCs w:val="20"/>
@@ -3699,7 +3988,7 @@
       <w:outlineLvl w:val="8"/>
     </w:pPr>
     <w:rPr>
-      <w:rFonts w:asciiTheme="majorHAnsi" w:cstheme="majorBidi" w:eastAsiaTheme="majorEastAsia" w:hAnsiTheme="majorHAnsi"/>
+      <w:rFonts w:asciiTheme="majorHAnsi" w:cstheme="majorBidi" w:hAnsiTheme="majorHAnsi" w:eastAsia="黑体"/>
       <w:i/>
       <w:iCs/>
       <w:color w:themeColor="text1" w:themeTint="BF" w:val="404040"/>
@@ -3750,7 +4039,7 @@
     <w:uiPriority w:val="9"/>
     <w:rsid w:val="00FC693F"/>
     <w:rPr>
-      <w:rFonts w:asciiTheme="majorHAnsi" w:cstheme="majorBidi" w:eastAsiaTheme="majorEastAsia" w:hAnsiTheme="majorHAnsi"/>
+      <w:rFonts w:asciiTheme="majorHAnsi" w:cstheme="majorBidi" w:hAnsiTheme="majorHAnsi" w:eastAsia="黑体"/>
       <w:b/>
       <w:bCs/>
       <w:color w:themeColor="accent1" w:themeShade="BF" w:val="365F91"/>
@@ -3765,7 +4054,7 @@
     <w:uiPriority w:val="9"/>
     <w:rsid w:val="00FC693F"/>
     <w:rPr>
-      <w:rFonts w:asciiTheme="majorHAnsi" w:cstheme="majorBidi" w:eastAsiaTheme="majorEastAsia" w:hAnsiTheme="majorHAnsi"/>
+      <w:rFonts w:asciiTheme="majorHAnsi" w:cstheme="majorBidi" w:hAnsiTheme="majorHAnsi" w:eastAsia="黑体"/>
       <w:b/>
       <w:bCs/>
       <w:color w:themeColor="accent1" w:val="4F81BD"/>
@@ -3780,7 +4069,7 @@
     <w:uiPriority w:val="9"/>
     <w:rsid w:val="00FC693F"/>
     <w:rPr>
-      <w:rFonts w:asciiTheme="majorHAnsi" w:cstheme="majorBidi" w:eastAsiaTheme="majorEastAsia" w:hAnsiTheme="majorHAnsi"/>
+      <w:rFonts w:asciiTheme="majorHAnsi" w:cstheme="majorBidi" w:hAnsiTheme="majorHAnsi" w:eastAsia="黑体"/>
       <w:b/>
       <w:bCs/>
       <w:color w:themeColor="accent1" w:val="4F81BD"/>
@@ -3803,7 +4092,7 @@
       <w:contextualSpacing/>
     </w:pPr>
     <w:rPr>
-      <w:rFonts w:ascii="Times New Roman" w:asciiTheme="majorHAnsi" w:cstheme="majorBidi" w:eastAsia="黑体" w:eastAsiaTheme="majorEastAsia" w:hAnsi="Times New Roman" w:hAnsiTheme="majorHAnsi"/>
+      <w:rFonts w:ascii="Times New Roman" w:asciiTheme="majorHAnsi" w:cstheme="majorBidi" w:eastAsia="黑体" w:hAnsi="Times New Roman" w:hAnsiTheme="majorHAnsi"/>
       <w:b/>
       <w:color w:val="1F3864"/>
       <w:spacing w:val="5"/>
@@ -3819,7 +4108,7 @@
     <w:uiPriority w:val="10"/>
     <w:rsid w:val="00FC693F"/>
     <w:rPr>
-      <w:rFonts w:asciiTheme="majorHAnsi" w:cstheme="majorBidi" w:eastAsiaTheme="majorEastAsia" w:hAnsiTheme="majorHAnsi"/>
+      <w:rFonts w:asciiTheme="majorHAnsi" w:cstheme="majorBidi" w:hAnsiTheme="majorHAnsi" w:eastAsia="黑体"/>
       <w:color w:themeColor="text2" w:themeShade="BF" w:val="17365D"/>
       <w:spacing w:val="5"/>
       <w:kern w:val="28"/>
@@ -3841,7 +4130,7 @@
       </w:numPr>
     </w:pPr>
     <w:rPr>
-      <w:rFonts w:asciiTheme="majorHAnsi" w:cstheme="majorBidi" w:eastAsiaTheme="majorEastAsia" w:hAnsiTheme="majorHAnsi"/>
+      <w:rFonts w:asciiTheme="majorHAnsi" w:cstheme="majorBidi" w:hAnsiTheme="majorHAnsi" w:eastAsia="黑体"/>
       <w:i/>
       <w:iCs/>
       <w:color w:themeColor="accent1" w:val="4F81BD"/>
@@ -3857,7 +4146,7 @@
     <w:uiPriority w:val="11"/>
     <w:rsid w:val="00FC693F"/>
     <w:rPr>
-      <w:rFonts w:asciiTheme="majorHAnsi" w:cstheme="majorBidi" w:eastAsiaTheme="majorEastAsia" w:hAnsiTheme="majorHAnsi"/>
+      <w:rFonts w:asciiTheme="majorHAnsi" w:cstheme="majorBidi" w:hAnsiTheme="majorHAnsi" w:eastAsia="黑体"/>
       <w:i/>
       <w:iCs/>
       <w:color w:themeColor="accent1" w:val="4F81BD"/>
@@ -3924,6 +4213,7 @@
       <w:spacing w:after="120"/>
     </w:pPr>
     <w:rPr>
+      <w:rFonts w:eastAsia="黑体"/>
       <w:sz w:val="16"/>
       <w:szCs w:val="16"/>
     </w:rPr>
@@ -3935,6 +4225,7 @@
     <w:uiPriority w:val="99"/>
     <w:rsid w:val="00AA1D8D"/>
     <w:rPr>
+      <w:rFonts w:eastAsia="黑体"/>
       <w:sz w:val="16"/>
       <w:szCs w:val="16"/>
     </w:rPr>
@@ -4104,7 +4395,7 @@
       </w:tabs>
     </w:pPr>
     <w:rPr>
-      <w:rFonts w:ascii="Courier" w:hAnsi="Courier"/>
+      <w:rFonts w:ascii="Courier" w:hAnsi="Courier" w:eastAsia="黑体"/>
       <w:sz w:val="20"/>
       <w:szCs w:val="20"/>
     </w:rPr>
@@ -4116,7 +4407,7 @@
     <w:uiPriority w:val="99"/>
     <w:rsid w:val="0029639D"/>
     <w:rPr>
-      <w:rFonts w:ascii="Courier" w:hAnsi="Courier"/>
+      <w:rFonts w:ascii="Courier" w:hAnsi="Courier" w:eastAsia="黑体"/>
       <w:sz w:val="20"/>
       <w:szCs w:val="20"/>
     </w:rPr>
@@ -4152,6 +4443,7 @@
     <w:uiPriority w:val="29"/>
     <w:rsid w:val="00FC693F"/>
     <w:rPr>
+      <w:rFonts w:eastAsia="黑体"/>
       <w:i/>
       <w:iCs/>
       <w:color w:themeColor="text1" w:val="000000"/>
@@ -4165,7 +4457,7 @@
     <w:semiHidden/>
     <w:rsid w:val="00FC693F"/>
     <w:rPr>
-      <w:rFonts w:asciiTheme="majorHAnsi" w:cstheme="majorBidi" w:eastAsiaTheme="majorEastAsia" w:hAnsiTheme="majorHAnsi"/>
+      <w:rFonts w:asciiTheme="majorHAnsi" w:cstheme="majorBidi" w:hAnsiTheme="majorHAnsi" w:eastAsia="黑体"/>
       <w:b/>
       <w:bCs/>
       <w:i/>
@@ -4181,7 +4473,7 @@
     <w:semiHidden/>
     <w:rsid w:val="00FC693F"/>
     <w:rPr>
-      <w:rFonts w:asciiTheme="majorHAnsi" w:cstheme="majorBidi" w:eastAsiaTheme="majorEastAsia" w:hAnsiTheme="majorHAnsi"/>
+      <w:rFonts w:asciiTheme="majorHAnsi" w:cstheme="majorBidi" w:hAnsiTheme="majorHAnsi" w:eastAsia="黑体"/>
       <w:color w:themeColor="accent1" w:themeShade="7F" w:val="243F60"/>
     </w:rPr>
   </w:style>
@@ -4193,7 +4485,7 @@
     <w:semiHidden/>
     <w:rsid w:val="00FC693F"/>
     <w:rPr>
-      <w:rFonts w:asciiTheme="majorHAnsi" w:cstheme="majorBidi" w:eastAsiaTheme="majorEastAsia" w:hAnsiTheme="majorHAnsi"/>
+      <w:rFonts w:asciiTheme="majorHAnsi" w:cstheme="majorBidi" w:hAnsiTheme="majorHAnsi" w:eastAsia="黑体"/>
       <w:i/>
       <w:iCs/>
       <w:color w:themeColor="accent1" w:themeShade="7F" w:val="243F60"/>
@@ -4207,7 +4499,7 @@
     <w:semiHidden/>
     <w:rsid w:val="00FC693F"/>
     <w:rPr>
-      <w:rFonts w:asciiTheme="majorHAnsi" w:cstheme="majorBidi" w:eastAsiaTheme="majorEastAsia" w:hAnsiTheme="majorHAnsi"/>
+      <w:rFonts w:asciiTheme="majorHAnsi" w:cstheme="majorBidi" w:hAnsiTheme="majorHAnsi" w:eastAsia="黑体"/>
       <w:i/>
       <w:iCs/>
       <w:color w:themeColor="text1" w:themeTint="BF" w:val="404040"/>
@@ -4221,7 +4513,7 @@
     <w:semiHidden/>
     <w:rsid w:val="00FC693F"/>
     <w:rPr>
-      <w:rFonts w:asciiTheme="majorHAnsi" w:cstheme="majorBidi" w:eastAsiaTheme="majorEastAsia" w:hAnsiTheme="majorHAnsi"/>
+      <w:rFonts w:asciiTheme="majorHAnsi" w:cstheme="majorBidi" w:hAnsiTheme="majorHAnsi" w:eastAsia="黑体"/>
       <w:color w:themeColor="accent1" w:val="4F81BD"/>
       <w:sz w:val="20"/>
       <w:szCs w:val="20"/>
@@ -4235,7 +4527,7 @@
     <w:semiHidden/>
     <w:rsid w:val="00FC693F"/>
     <w:rPr>
-      <w:rFonts w:asciiTheme="majorHAnsi" w:cstheme="majorBidi" w:eastAsiaTheme="majorEastAsia" w:hAnsiTheme="majorHAnsi"/>
+      <w:rFonts w:asciiTheme="majorHAnsi" w:cstheme="majorBidi" w:hAnsiTheme="majorHAnsi" w:eastAsia="黑体"/>
       <w:i/>
       <w:iCs/>
       <w:color w:themeColor="text1" w:themeTint="BF" w:val="404040"/>
@@ -4256,6 +4548,7 @@
       <w:spacing w:line="240" w:lineRule="auto"/>
     </w:pPr>
     <w:rPr>
+      <w:rFonts w:eastAsia="黑体"/>
       <w:b/>
       <w:bCs/>
       <w:color w:themeColor="accent1" w:val="4F81BD"/>
@@ -4270,6 +4563,7 @@
     <w:qFormat/>
     <w:rsid w:val="00FC693F"/>
     <w:rPr>
+      <w:rFonts w:eastAsia="黑体"/>
       <w:b/>
       <w:bCs/>
     </w:rPr>
@@ -4281,6 +4575,7 @@
     <w:qFormat/>
     <w:rsid w:val="00FC693F"/>
     <w:rPr>
+      <w:rFonts w:eastAsia="黑体"/>
       <w:i/>
       <w:iCs/>
     </w:rPr>
@@ -4301,6 +4596,7 @@
       <w:ind w:left="936" w:right="936"/>
     </w:pPr>
     <w:rPr>
+      <w:rFonts w:eastAsia="黑体"/>
       <w:b/>
       <w:bCs/>
       <w:i/>
@@ -4315,6 +4611,7 @@
     <w:uiPriority w:val="30"/>
     <w:rsid w:val="00FC693F"/>
     <w:rPr>
+      <w:rFonts w:eastAsia="黑体"/>
       <w:b/>
       <w:bCs/>
       <w:i/>
@@ -4329,6 +4626,7 @@
     <w:qFormat/>
     <w:rsid w:val="00FC693F"/>
     <w:rPr>
+      <w:rFonts w:eastAsia="黑体"/>
       <w:i/>
       <w:iCs/>
       <w:color w:themeColor="text1" w:themeTint="7F" w:val="808080"/>
@@ -4341,6 +4639,7 @@
     <w:qFormat/>
     <w:rsid w:val="00FC693F"/>
     <w:rPr>
+      <w:rFonts w:eastAsia="黑体"/>
       <w:b/>
       <w:bCs/>
       <w:i/>
@@ -4355,6 +4654,7 @@
     <w:qFormat/>
     <w:rsid w:val="00FC693F"/>
     <w:rPr>
+      <w:rFonts w:eastAsia="黑体"/>
       <w:smallCaps/>
       <w:color w:themeColor="accent2" w:val="C0504D"/>
       <w:u w:val="single"/>
@@ -4367,6 +4667,7 @@
     <w:qFormat/>
     <w:rsid w:val="00FC693F"/>
     <w:rPr>
+      <w:rFonts w:eastAsia="黑体"/>
       <w:b/>
       <w:bCs/>
       <w:smallCaps/>
@@ -4382,6 +4683,7 @@
     <w:qFormat/>
     <w:rsid w:val="00FC693F"/>
     <w:rPr>
+      <w:rFonts w:eastAsia="黑体"/>
       <w:b/>
       <w:bCs/>
       <w:smallCaps/>
@@ -4436,6 +4738,7 @@
       <w:spacing w:after="0" w:line="240" w:lineRule="auto"/>
     </w:pPr>
     <w:rPr>
+      <w:rFonts w:eastAsia="黑体"/>
       <w:color w:themeColor="text1" w:themeShade="BF" w:val="000000"/>
     </w:rPr>
     <w:tblPr>
@@ -4458,6 +4761,7 @@
         <w:spacing w:after="0" w:before="0" w:line="240" w:lineRule="auto"/>
       </w:pPr>
       <w:rPr>
+        <w:rFonts w:eastAsia="黑体"/>
         <w:b/>
         <w:bCs/>
       </w:rPr>
@@ -4478,6 +4782,7 @@
         <w:spacing w:after="0" w:before="0" w:line="240" w:lineRule="auto"/>
       </w:pPr>
       <w:rPr>
+        <w:rFonts w:eastAsia="黑体"/>
         <w:b/>
         <w:bCs/>
       </w:rPr>
@@ -4495,12 +4800,14 @@
     </w:tblStylePr>
     <w:tblStylePr w:type="firstCol">
       <w:rPr>
+        <w:rFonts w:eastAsia="黑体"/>
         <w:b/>
         <w:bCs/>
       </w:rPr>
     </w:tblStylePr>
     <w:tblStylePr w:type="lastCol">
       <w:rPr>
+        <w:rFonts w:eastAsia="黑体"/>
         <w:b/>
         <w:bCs/>
       </w:rPr>
@@ -4539,6 +4846,7 @@
       <w:spacing w:after="0" w:line="240" w:lineRule="auto"/>
     </w:pPr>
     <w:rPr>
+      <w:rFonts w:eastAsia="黑体"/>
       <w:color w:themeColor="accent1" w:themeShade="BF" w:val="365F91"/>
     </w:rPr>
     <w:tblPr>
@@ -4561,6 +4869,7 @@
         <w:spacing w:after="0" w:before="0" w:line="240" w:lineRule="auto"/>
       </w:pPr>
       <w:rPr>
+        <w:rFonts w:eastAsia="黑体"/>
         <w:b/>
         <w:bCs/>
       </w:rPr>
@@ -4581,6 +4890,7 @@
         <w:spacing w:after="0" w:before="0" w:line="240" w:lineRule="auto"/>
       </w:pPr>
       <w:rPr>
+        <w:rFonts w:eastAsia="黑体"/>
         <w:b/>
         <w:bCs/>
       </w:rPr>
@@ -4598,12 +4908,14 @@
     </w:tblStylePr>
     <w:tblStylePr w:type="firstCol">
       <w:rPr>
+        <w:rFonts w:eastAsia="黑体"/>
         <w:b/>
         <w:bCs/>
       </w:rPr>
     </w:tblStylePr>
     <w:tblStylePr w:type="lastCol">
       <w:rPr>
+        <w:rFonts w:eastAsia="黑体"/>
         <w:b/>
         <w:bCs/>
       </w:rPr>
@@ -4642,6 +4954,7 @@
       <w:spacing w:after="0" w:line="240" w:lineRule="auto"/>
     </w:pPr>
     <w:rPr>
+      <w:rFonts w:eastAsia="黑体"/>
       <w:color w:themeColor="accent2" w:themeShade="BF" w:val="943634"/>
     </w:rPr>
     <w:tblPr>
@@ -4664,6 +4977,7 @@
         <w:spacing w:after="0" w:before="0" w:line="240" w:lineRule="auto"/>
       </w:pPr>
       <w:rPr>
+        <w:rFonts w:eastAsia="黑体"/>
         <w:b/>
         <w:bCs/>
       </w:rPr>
@@ -4684,6 +4998,7 @@
         <w:spacing w:after="0" w:before="0" w:line="240" w:lineRule="auto"/>
       </w:pPr>
       <w:rPr>
+        <w:rFonts w:eastAsia="黑体"/>
         <w:b/>
         <w:bCs/>
       </w:rPr>
@@ -4701,12 +5016,14 @@
     </w:tblStylePr>
     <w:tblStylePr w:type="firstCol">
       <w:rPr>
+        <w:rFonts w:eastAsia="黑体"/>
         <w:b/>
         <w:bCs/>
       </w:rPr>
     </w:tblStylePr>
     <w:tblStylePr w:type="lastCol">
       <w:rPr>
+        <w:rFonts w:eastAsia="黑体"/>
         <w:b/>
         <w:bCs/>
       </w:rPr>
@@ -4745,6 +5062,7 @@
       <w:spacing w:after="0" w:line="240" w:lineRule="auto"/>
     </w:pPr>
     <w:rPr>
+      <w:rFonts w:eastAsia="黑体"/>
       <w:color w:themeColor="accent3" w:themeShade="BF" w:val="76923C"/>
     </w:rPr>
     <w:tblPr>
@@ -4767,6 +5085,7 @@
         <w:spacing w:after="0" w:before="0" w:line="240" w:lineRule="auto"/>
       </w:pPr>
       <w:rPr>
+        <w:rFonts w:eastAsia="黑体"/>
         <w:b/>
         <w:bCs/>
       </w:rPr>
@@ -4787,6 +5106,7 @@
         <w:spacing w:after="0" w:before="0" w:line="240" w:lineRule="auto"/>
       </w:pPr>
       <w:rPr>
+        <w:rFonts w:eastAsia="黑体"/>
         <w:b/>
         <w:bCs/>
       </w:rPr>
@@ -4804,12 +5124,14 @@
     </w:tblStylePr>
     <w:tblStylePr w:type="firstCol">
       <w:rPr>
+        <w:rFonts w:eastAsia="黑体"/>
         <w:b/>
         <w:bCs/>
       </w:rPr>
     </w:tblStylePr>
     <w:tblStylePr w:type="lastCol">
       <w:rPr>
+        <w:rFonts w:eastAsia="黑体"/>
         <w:b/>
         <w:bCs/>
       </w:rPr>
@@ -4848,6 +5170,7 @@
       <w:spacing w:after="0" w:line="240" w:lineRule="auto"/>
     </w:pPr>
     <w:rPr>
+      <w:rFonts w:eastAsia="黑体"/>
       <w:color w:themeColor="accent4" w:themeShade="BF" w:val="5F497A"/>
     </w:rPr>
     <w:tblPr>
@@ -4870,6 +5193,7 @@
         <w:spacing w:after="0" w:before="0" w:line="240" w:lineRule="auto"/>
       </w:pPr>
       <w:rPr>
+        <w:rFonts w:eastAsia="黑体"/>
         <w:b/>
         <w:bCs/>
       </w:rPr>
@@ -4890,6 +5214,7 @@
         <w:spacing w:after="0" w:before="0" w:line="240" w:lineRule="auto"/>
       </w:pPr>
       <w:rPr>
+        <w:rFonts w:eastAsia="黑体"/>
         <w:b/>
         <w:bCs/>
       </w:rPr>
@@ -4907,12 +5232,14 @@
     </w:tblStylePr>
     <w:tblStylePr w:type="firstCol">
       <w:rPr>
+        <w:rFonts w:eastAsia="黑体"/>
         <w:b/>
         <w:bCs/>
       </w:rPr>
     </w:tblStylePr>
     <w:tblStylePr w:type="lastCol">
       <w:rPr>
+        <w:rFonts w:eastAsia="黑体"/>
         <w:b/>
         <w:bCs/>
       </w:rPr>
@@ -4951,6 +5278,7 @@
       <w:spacing w:after="0" w:line="240" w:lineRule="auto"/>
     </w:pPr>
     <w:rPr>
+      <w:rFonts w:eastAsia="黑体"/>
       <w:color w:themeColor="accent5" w:themeShade="BF" w:val="31849B"/>
     </w:rPr>
     <w:tblPr>
@@ -4973,6 +5301,7 @@
         <w:spacing w:after="0" w:before="0" w:line="240" w:lineRule="auto"/>
       </w:pPr>
       <w:rPr>
+        <w:rFonts w:eastAsia="黑体"/>
         <w:b/>
         <w:bCs/>
       </w:rPr>
@@ -4993,6 +5322,7 @@
         <w:spacing w:after="0" w:before="0" w:line="240" w:lineRule="auto"/>
       </w:pPr>
       <w:rPr>
+        <w:rFonts w:eastAsia="黑体"/>
         <w:b/>
         <w:bCs/>
       </w:rPr>
@@ -5010,12 +5340,14 @@
     </w:tblStylePr>
     <w:tblStylePr w:type="firstCol">
       <w:rPr>
+        <w:rFonts w:eastAsia="黑体"/>
         <w:b/>
         <w:bCs/>
       </w:rPr>
     </w:tblStylePr>
     <w:tblStylePr w:type="lastCol">
       <w:rPr>
+        <w:rFonts w:eastAsia="黑体"/>
         <w:b/>
         <w:bCs/>
       </w:rPr>
@@ -5054,6 +5386,7 @@
       <w:spacing w:after="0" w:line="240" w:lineRule="auto"/>
     </w:pPr>
     <w:rPr>
+      <w:rFonts w:eastAsia="黑体"/>
       <w:color w:themeColor="accent6" w:themeShade="BF" w:val="E36C0A"/>
     </w:rPr>
     <w:tblPr>
@@ -5076,6 +5409,7 @@
         <w:spacing w:after="0" w:before="0" w:line="240" w:lineRule="auto"/>
       </w:pPr>
       <w:rPr>
+        <w:rFonts w:eastAsia="黑体"/>
         <w:b/>
         <w:bCs/>
       </w:rPr>
@@ -5096,6 +5430,7 @@
         <w:spacing w:after="0" w:before="0" w:line="240" w:lineRule="auto"/>
       </w:pPr>
       <w:rPr>
+        <w:rFonts w:eastAsia="黑体"/>
         <w:b/>
         <w:bCs/>
       </w:rPr>
@@ -5113,12 +5448,14 @@
     </w:tblStylePr>
     <w:tblStylePr w:type="firstCol">
       <w:rPr>
+        <w:rFonts w:eastAsia="黑体"/>
         <w:b/>
         <w:bCs/>
       </w:rPr>
     </w:tblStylePr>
     <w:tblStylePr w:type="lastCol">
       <w:rPr>
+        <w:rFonts w:eastAsia="黑体"/>
         <w:b/>
         <w:bCs/>
       </w:rPr>
@@ -5178,6 +5515,7 @@
         <w:spacing w:after="0" w:before="0" w:line="240" w:lineRule="auto"/>
       </w:pPr>
       <w:rPr>
+        <w:rFonts w:eastAsia="黑体"/>
         <w:b/>
         <w:bCs/>
         <w:color w:themeColor="background1" w:val="FFFFFF"/>
@@ -5192,6 +5530,7 @@
         <w:spacing w:after="0" w:before="0" w:line="240" w:lineRule="auto"/>
       </w:pPr>
       <w:rPr>
+        <w:rFonts w:eastAsia="黑体"/>
         <w:b/>
         <w:bCs/>
       </w:rPr>
@@ -5207,12 +5546,14 @@
     </w:tblStylePr>
     <w:tblStylePr w:type="firstCol">
       <w:rPr>
+        <w:rFonts w:eastAsia="黑体"/>
         <w:b/>
         <w:bCs/>
       </w:rPr>
     </w:tblStylePr>
     <w:tblStylePr w:type="lastCol">
       <w:rPr>
+        <w:rFonts w:eastAsia="黑体"/>
         <w:b/>
         <w:bCs/>
       </w:rPr>
@@ -5270,6 +5611,7 @@
         <w:spacing w:after="0" w:before="0" w:line="240" w:lineRule="auto"/>
       </w:pPr>
       <w:rPr>
+        <w:rFonts w:eastAsia="黑体"/>
         <w:b/>
         <w:bCs/>
         <w:color w:themeColor="background1" w:val="FFFFFF"/>
@@ -5284,6 +5626,7 @@
         <w:spacing w:after="0" w:before="0" w:line="240" w:lineRule="auto"/>
       </w:pPr>
       <w:rPr>
+        <w:rFonts w:eastAsia="黑体"/>
         <w:b/>
         <w:bCs/>
       </w:rPr>
@@ -5299,12 +5642,14 @@
     </w:tblStylePr>
     <w:tblStylePr w:type="firstCol">
       <w:rPr>
+        <w:rFonts w:eastAsia="黑体"/>
         <w:b/>
         <w:bCs/>
       </w:rPr>
     </w:tblStylePr>
     <w:tblStylePr w:type="lastCol">
       <w:rPr>
+        <w:rFonts w:eastAsia="黑体"/>
         <w:b/>
         <w:bCs/>
       </w:rPr>
@@ -5362,6 +5707,7 @@
         <w:spacing w:after="0" w:before="0" w:line="240" w:lineRule="auto"/>
       </w:pPr>
       <w:rPr>
+        <w:rFonts w:eastAsia="黑体"/>
         <w:b/>
         <w:bCs/>
         <w:color w:themeColor="background1" w:val="FFFFFF"/>
@@ -5376,6 +5722,7 @@
         <w:spacing w:after="0" w:before="0" w:line="240" w:lineRule="auto"/>
       </w:pPr>
       <w:rPr>
+        <w:rFonts w:eastAsia="黑体"/>
         <w:b/>
         <w:bCs/>
       </w:rPr>
@@ -5391,12 +5738,14 @@
     </w:tblStylePr>
     <w:tblStylePr w:type="firstCol">
       <w:rPr>
+        <w:rFonts w:eastAsia="黑体"/>
         <w:b/>
         <w:bCs/>
       </w:rPr>
     </w:tblStylePr>
     <w:tblStylePr w:type="lastCol">
       <w:rPr>
+        <w:rFonts w:eastAsia="黑体"/>
         <w:b/>
         <w:bCs/>
       </w:rPr>
@@ -5454,6 +5803,7 @@
         <w:spacing w:after="0" w:before="0" w:line="240" w:lineRule="auto"/>
       </w:pPr>
       <w:rPr>
+        <w:rFonts w:eastAsia="黑体"/>
         <w:b/>
         <w:bCs/>
         <w:color w:themeColor="background1" w:val="FFFFFF"/>
@@ -5468,6 +5818,7 @@
         <w:spacing w:after="0" w:before="0" w:line="240" w:lineRule="auto"/>
       </w:pPr>
       <w:rPr>
+        <w:rFonts w:eastAsia="黑体"/>
         <w:b/>
         <w:bCs/>
       </w:rPr>
@@ -5483,12 +5834,14 @@
     </w:tblStylePr>
     <w:tblStylePr w:type="firstCol">
       <w:rPr>
+        <w:rFonts w:eastAsia="黑体"/>
         <w:b/>
         <w:bCs/>
       </w:rPr>
     </w:tblStylePr>
     <w:tblStylePr w:type="lastCol">
       <w:rPr>
+        <w:rFonts w:eastAsia="黑体"/>
         <w:b/>
         <w:bCs/>
       </w:rPr>
@@ -5546,6 +5899,7 @@
         <w:spacing w:after="0" w:before="0" w:line="240" w:lineRule="auto"/>
       </w:pPr>
       <w:rPr>
+        <w:rFonts w:eastAsia="黑体"/>
         <w:b/>
         <w:bCs/>
         <w:color w:themeColor="background1" w:val="FFFFFF"/>
@@ -5560,6 +5914,7 @@
         <w:spacing w:after="0" w:before="0" w:line="240" w:lineRule="auto"/>
       </w:pPr>
       <w:rPr>
+        <w:rFonts w:eastAsia="黑体"/>
         <w:b/>
         <w:bCs/>
       </w:rPr>
@@ -5575,12 +5930,14 @@
     </w:tblStylePr>
     <w:tblStylePr w:type="firstCol">
       <w:rPr>
+        <w:rFonts w:eastAsia="黑体"/>
         <w:b/>
         <w:bCs/>
       </w:rPr>
     </w:tblStylePr>
     <w:tblStylePr w:type="lastCol">
       <w:rPr>
+        <w:rFonts w:eastAsia="黑体"/>
         <w:b/>
         <w:bCs/>
       </w:rPr>
@@ -5638,6 +5995,7 @@
         <w:spacing w:after="0" w:before="0" w:line="240" w:lineRule="auto"/>
       </w:pPr>
       <w:rPr>
+        <w:rFonts w:eastAsia="黑体"/>
         <w:b/>
         <w:bCs/>
         <w:color w:themeColor="background1" w:val="FFFFFF"/>
@@ -5652,6 +6010,7 @@
         <w:spacing w:after="0" w:before="0" w:line="240" w:lineRule="auto"/>
       </w:pPr>
       <w:rPr>
+        <w:rFonts w:eastAsia="黑体"/>
         <w:b/>
         <w:bCs/>
       </w:rPr>
@@ -5667,12 +6026,14 @@
     </w:tblStylePr>
     <w:tblStylePr w:type="firstCol">
       <w:rPr>
+        <w:rFonts w:eastAsia="黑体"/>
         <w:b/>
         <w:bCs/>
       </w:rPr>
     </w:tblStylePr>
     <w:tblStylePr w:type="lastCol">
       <w:rPr>
+        <w:rFonts w:eastAsia="黑体"/>
         <w:b/>
         <w:bCs/>
       </w:rPr>
@@ -5730,6 +6091,7 @@
         <w:spacing w:after="0" w:before="0" w:line="240" w:lineRule="auto"/>
       </w:pPr>
       <w:rPr>
+        <w:rFonts w:eastAsia="黑体"/>
         <w:b/>
         <w:bCs/>
         <w:color w:themeColor="background1" w:val="FFFFFF"/>
@@ -5744,6 +6106,7 @@
         <w:spacing w:after="0" w:before="0" w:line="240" w:lineRule="auto"/>
       </w:pPr>
       <w:rPr>
+        <w:rFonts w:eastAsia="黑体"/>
         <w:b/>
         <w:bCs/>
       </w:rPr>
@@ -5759,12 +6122,14 @@
     </w:tblStylePr>
     <w:tblStylePr w:type="firstCol">
       <w:rPr>
+        <w:rFonts w:eastAsia="黑体"/>
         <w:b/>
         <w:bCs/>
       </w:rPr>
     </w:tblStylePr>
     <w:tblStylePr w:type="lastCol">
       <w:rPr>
+        <w:rFonts w:eastAsia="黑体"/>
         <w:b/>
         <w:bCs/>
       </w:rPr>
@@ -5824,7 +6189,7 @@
         <w:spacing w:after="0" w:before="0" w:line="240" w:lineRule="auto"/>
       </w:pPr>
       <w:rPr>
-        <w:rFonts w:asciiTheme="majorHAnsi" w:cstheme="majorBidi" w:eastAsiaTheme="majorEastAsia" w:hAnsiTheme="majorHAnsi"/>
+        <w:rFonts w:asciiTheme="majorHAnsi" w:cstheme="majorBidi" w:hAnsiTheme="majorHAnsi" w:eastAsia="黑体"/>
         <w:b/>
         <w:bCs/>
       </w:rPr>
@@ -5845,7 +6210,7 @@
         <w:spacing w:after="0" w:before="0" w:line="240" w:lineRule="auto"/>
       </w:pPr>
       <w:rPr>
-        <w:rFonts w:asciiTheme="majorHAnsi" w:cstheme="majorBidi" w:eastAsiaTheme="majorEastAsia" w:hAnsiTheme="majorHAnsi"/>
+        <w:rFonts w:asciiTheme="majorHAnsi" w:cstheme="majorBidi" w:hAnsiTheme="majorHAnsi" w:eastAsia="黑体"/>
         <w:b/>
         <w:bCs/>
       </w:rPr>
@@ -5863,14 +6228,14 @@
     </w:tblStylePr>
     <w:tblStylePr w:type="firstCol">
       <w:rPr>
-        <w:rFonts w:asciiTheme="majorHAnsi" w:cstheme="majorBidi" w:eastAsiaTheme="majorEastAsia" w:hAnsiTheme="majorHAnsi"/>
+        <w:rFonts w:asciiTheme="majorHAnsi" w:cstheme="majorBidi" w:hAnsiTheme="majorHAnsi" w:eastAsia="黑体"/>
         <w:b/>
         <w:bCs/>
       </w:rPr>
     </w:tblStylePr>
     <w:tblStylePr w:type="lastCol">
       <w:rPr>
-        <w:rFonts w:asciiTheme="majorHAnsi" w:cstheme="majorBidi" w:eastAsiaTheme="majorEastAsia" w:hAnsiTheme="majorHAnsi"/>
+        <w:rFonts w:asciiTheme="majorHAnsi" w:cstheme="majorBidi" w:hAnsiTheme="majorHAnsi" w:eastAsia="黑体"/>
         <w:b/>
         <w:bCs/>
       </w:rPr>
@@ -5954,7 +6319,7 @@
         <w:spacing w:after="0" w:before="0" w:line="240" w:lineRule="auto"/>
       </w:pPr>
       <w:rPr>
-        <w:rFonts w:asciiTheme="majorHAnsi" w:cstheme="majorBidi" w:eastAsiaTheme="majorEastAsia" w:hAnsiTheme="majorHAnsi"/>
+        <w:rFonts w:asciiTheme="majorHAnsi" w:cstheme="majorBidi" w:hAnsiTheme="majorHAnsi" w:eastAsia="黑体"/>
         <w:b/>
         <w:bCs/>
       </w:rPr>
@@ -5975,7 +6340,7 @@
         <w:spacing w:after="0" w:before="0" w:line="240" w:lineRule="auto"/>
       </w:pPr>
       <w:rPr>
-        <w:rFonts w:asciiTheme="majorHAnsi" w:cstheme="majorBidi" w:eastAsiaTheme="majorEastAsia" w:hAnsiTheme="majorHAnsi"/>
+        <w:rFonts w:asciiTheme="majorHAnsi" w:cstheme="majorBidi" w:hAnsiTheme="majorHAnsi" w:eastAsia="黑体"/>
         <w:b/>
         <w:bCs/>
       </w:rPr>
@@ -5993,14 +6358,14 @@
     </w:tblStylePr>
     <w:tblStylePr w:type="firstCol">
       <w:rPr>
-        <w:rFonts w:asciiTheme="majorHAnsi" w:cstheme="majorBidi" w:eastAsiaTheme="majorEastAsia" w:hAnsiTheme="majorHAnsi"/>
+        <w:rFonts w:asciiTheme="majorHAnsi" w:cstheme="majorBidi" w:hAnsiTheme="majorHAnsi" w:eastAsia="黑体"/>
         <w:b/>
         <w:bCs/>
       </w:rPr>
     </w:tblStylePr>
     <w:tblStylePr w:type="lastCol">
       <w:rPr>
-        <w:rFonts w:asciiTheme="majorHAnsi" w:cstheme="majorBidi" w:eastAsiaTheme="majorEastAsia" w:hAnsiTheme="majorHAnsi"/>
+        <w:rFonts w:asciiTheme="majorHAnsi" w:cstheme="majorBidi" w:hAnsiTheme="majorHAnsi" w:eastAsia="黑体"/>
         <w:b/>
         <w:bCs/>
       </w:rPr>
@@ -6084,7 +6449,7 @@
         <w:spacing w:after="0" w:before="0" w:line="240" w:lineRule="auto"/>
       </w:pPr>
       <w:rPr>
-        <w:rFonts w:asciiTheme="majorHAnsi" w:cstheme="majorBidi" w:eastAsiaTheme="majorEastAsia" w:hAnsiTheme="majorHAnsi"/>
+        <w:rFonts w:asciiTheme="majorHAnsi" w:cstheme="majorBidi" w:hAnsiTheme="majorHAnsi" w:eastAsia="黑体"/>
         <w:b/>
         <w:bCs/>
       </w:rPr>
@@ -6105,7 +6470,7 @@
         <w:spacing w:after="0" w:before="0" w:line="240" w:lineRule="auto"/>
       </w:pPr>
       <w:rPr>
-        <w:rFonts w:asciiTheme="majorHAnsi" w:cstheme="majorBidi" w:eastAsiaTheme="majorEastAsia" w:hAnsiTheme="majorHAnsi"/>
+        <w:rFonts w:asciiTheme="majorHAnsi" w:cstheme="majorBidi" w:hAnsiTheme="majorHAnsi" w:eastAsia="黑体"/>
         <w:b/>
         <w:bCs/>
       </w:rPr>
@@ -6123,14 +6488,14 @@
     </w:tblStylePr>
     <w:tblStylePr w:type="firstCol">
       <w:rPr>
-        <w:rFonts w:asciiTheme="majorHAnsi" w:cstheme="majorBidi" w:eastAsiaTheme="majorEastAsia" w:hAnsiTheme="majorHAnsi"/>
+        <w:rFonts w:asciiTheme="majorHAnsi" w:cstheme="majorBidi" w:hAnsiTheme="majorHAnsi" w:eastAsia="黑体"/>
         <w:b/>
         <w:bCs/>
       </w:rPr>
     </w:tblStylePr>
     <w:tblStylePr w:type="lastCol">
       <w:rPr>
-        <w:rFonts w:asciiTheme="majorHAnsi" w:cstheme="majorBidi" w:eastAsiaTheme="majorEastAsia" w:hAnsiTheme="majorHAnsi"/>
+        <w:rFonts w:asciiTheme="majorHAnsi" w:cstheme="majorBidi" w:hAnsiTheme="majorHAnsi" w:eastAsia="黑体"/>
         <w:b/>
         <w:bCs/>
       </w:rPr>
@@ -6214,7 +6579,7 @@
         <w:spacing w:after="0" w:before="0" w:line="240" w:lineRule="auto"/>
       </w:pPr>
       <w:rPr>
-        <w:rFonts w:asciiTheme="majorHAnsi" w:cstheme="majorBidi" w:eastAsiaTheme="majorEastAsia" w:hAnsiTheme="majorHAnsi"/>
+        <w:rFonts w:asciiTheme="majorHAnsi" w:cstheme="majorBidi" w:hAnsiTheme="majorHAnsi" w:eastAsia="黑体"/>
         <w:b/>
         <w:bCs/>
       </w:rPr>
@@ -6235,7 +6600,7 @@
         <w:spacing w:after="0" w:before="0" w:line="240" w:lineRule="auto"/>
       </w:pPr>
       <w:rPr>
-        <w:rFonts w:asciiTheme="majorHAnsi" w:cstheme="majorBidi" w:eastAsiaTheme="majorEastAsia" w:hAnsiTheme="majorHAnsi"/>
+        <w:rFonts w:asciiTheme="majorHAnsi" w:cstheme="majorBidi" w:hAnsiTheme="majorHAnsi" w:eastAsia="黑体"/>
         <w:b/>
         <w:bCs/>
       </w:rPr>
@@ -6253,14 +6618,14 @@
     </w:tblStylePr>
     <w:tblStylePr w:type="firstCol">
       <w:rPr>
-        <w:rFonts w:asciiTheme="majorHAnsi" w:cstheme="majorBidi" w:eastAsiaTheme="majorEastAsia" w:hAnsiTheme="majorHAnsi"/>
+        <w:rFonts w:asciiTheme="majorHAnsi" w:cstheme="majorBidi" w:hAnsiTheme="majorHAnsi" w:eastAsia="黑体"/>
         <w:b/>
         <w:bCs/>
       </w:rPr>
     </w:tblStylePr>
     <w:tblStylePr w:type="lastCol">
       <w:rPr>
-        <w:rFonts w:asciiTheme="majorHAnsi" w:cstheme="majorBidi" w:eastAsiaTheme="majorEastAsia" w:hAnsiTheme="majorHAnsi"/>
+        <w:rFonts w:asciiTheme="majorHAnsi" w:cstheme="majorBidi" w:hAnsiTheme="majorHAnsi" w:eastAsia="黑体"/>
         <w:b/>
         <w:bCs/>
       </w:rPr>
@@ -6344,7 +6709,7 @@
         <w:spacing w:after="0" w:before="0" w:line="240" w:lineRule="auto"/>
       </w:pPr>
       <w:rPr>
-        <w:rFonts w:asciiTheme="majorHAnsi" w:cstheme="majorBidi" w:eastAsiaTheme="majorEastAsia" w:hAnsiTheme="majorHAnsi"/>
+        <w:rFonts w:asciiTheme="majorHAnsi" w:cstheme="majorBidi" w:hAnsiTheme="majorHAnsi" w:eastAsia="黑体"/>
         <w:b/>
         <w:bCs/>
       </w:rPr>
@@ -6365,7 +6730,7 @@
         <w:spacing w:after="0" w:before="0" w:line="240" w:lineRule="auto"/>
       </w:pPr>
       <w:rPr>
-        <w:rFonts w:asciiTheme="majorHAnsi" w:cstheme="majorBidi" w:eastAsiaTheme="majorEastAsia" w:hAnsiTheme="majorHAnsi"/>
+        <w:rFonts w:asciiTheme="majorHAnsi" w:cstheme="majorBidi" w:hAnsiTheme="majorHAnsi" w:eastAsia="黑体"/>
         <w:b/>
         <w:bCs/>
       </w:rPr>
@@ -6383,14 +6748,14 @@
     </w:tblStylePr>
     <w:tblStylePr w:type="firstCol">
       <w:rPr>
-        <w:rFonts w:asciiTheme="majorHAnsi" w:cstheme="majorBidi" w:eastAsiaTheme="majorEastAsia" w:hAnsiTheme="majorHAnsi"/>
+        <w:rFonts w:asciiTheme="majorHAnsi" w:cstheme="majorBidi" w:hAnsiTheme="majorHAnsi" w:eastAsia="黑体"/>
         <w:b/>
         <w:bCs/>
       </w:rPr>
     </w:tblStylePr>
     <w:tblStylePr w:type="lastCol">
       <w:rPr>
-        <w:rFonts w:asciiTheme="majorHAnsi" w:cstheme="majorBidi" w:eastAsiaTheme="majorEastAsia" w:hAnsiTheme="majorHAnsi"/>
+        <w:rFonts w:asciiTheme="majorHAnsi" w:cstheme="majorBidi" w:hAnsiTheme="majorHAnsi" w:eastAsia="黑体"/>
         <w:b/>
         <w:bCs/>
       </w:rPr>
@@ -6474,7 +6839,7 @@
         <w:spacing w:after="0" w:before="0" w:line="240" w:lineRule="auto"/>
       </w:pPr>
       <w:rPr>
-        <w:rFonts w:asciiTheme="majorHAnsi" w:cstheme="majorBidi" w:eastAsiaTheme="majorEastAsia" w:hAnsiTheme="majorHAnsi"/>
+        <w:rFonts w:asciiTheme="majorHAnsi" w:cstheme="majorBidi" w:hAnsiTheme="majorHAnsi" w:eastAsia="黑体"/>
         <w:b/>
         <w:bCs/>
       </w:rPr>
@@ -6495,7 +6860,7 @@
         <w:spacing w:after="0" w:before="0" w:line="240" w:lineRule="auto"/>
       </w:pPr>
       <w:rPr>
-        <w:rFonts w:asciiTheme="majorHAnsi" w:cstheme="majorBidi" w:eastAsiaTheme="majorEastAsia" w:hAnsiTheme="majorHAnsi"/>
+        <w:rFonts w:asciiTheme="majorHAnsi" w:cstheme="majorBidi" w:hAnsiTheme="majorHAnsi" w:eastAsia="黑体"/>
         <w:b/>
         <w:bCs/>
       </w:rPr>
@@ -6513,14 +6878,14 @@
     </w:tblStylePr>
     <w:tblStylePr w:type="firstCol">
       <w:rPr>
-        <w:rFonts w:asciiTheme="majorHAnsi" w:cstheme="majorBidi" w:eastAsiaTheme="majorEastAsia" w:hAnsiTheme="majorHAnsi"/>
+        <w:rFonts w:asciiTheme="majorHAnsi" w:cstheme="majorBidi" w:hAnsiTheme="majorHAnsi" w:eastAsia="黑体"/>
         <w:b/>
         <w:bCs/>
       </w:rPr>
     </w:tblStylePr>
     <w:tblStylePr w:type="lastCol">
       <w:rPr>
-        <w:rFonts w:asciiTheme="majorHAnsi" w:cstheme="majorBidi" w:eastAsiaTheme="majorEastAsia" w:hAnsiTheme="majorHAnsi"/>
+        <w:rFonts w:asciiTheme="majorHAnsi" w:cstheme="majorBidi" w:hAnsiTheme="majorHAnsi" w:eastAsia="黑体"/>
         <w:b/>
         <w:bCs/>
       </w:rPr>
@@ -6604,7 +6969,7 @@
         <w:spacing w:after="0" w:before="0" w:line="240" w:lineRule="auto"/>
       </w:pPr>
       <w:rPr>
-        <w:rFonts w:asciiTheme="majorHAnsi" w:cstheme="majorBidi" w:eastAsiaTheme="majorEastAsia" w:hAnsiTheme="majorHAnsi"/>
+        <w:rFonts w:asciiTheme="majorHAnsi" w:cstheme="majorBidi" w:hAnsiTheme="majorHAnsi" w:eastAsia="黑体"/>
         <w:b/>
         <w:bCs/>
       </w:rPr>
@@ -6625,7 +6990,7 @@
         <w:spacing w:after="0" w:before="0" w:line="240" w:lineRule="auto"/>
       </w:pPr>
       <w:rPr>
-        <w:rFonts w:asciiTheme="majorHAnsi" w:cstheme="majorBidi" w:eastAsiaTheme="majorEastAsia" w:hAnsiTheme="majorHAnsi"/>
+        <w:rFonts w:asciiTheme="majorHAnsi" w:cstheme="majorBidi" w:hAnsiTheme="majorHAnsi" w:eastAsia="黑体"/>
         <w:b/>
         <w:bCs/>
       </w:rPr>
@@ -6643,14 +7008,14 @@
     </w:tblStylePr>
     <w:tblStylePr w:type="firstCol">
       <w:rPr>
-        <w:rFonts w:asciiTheme="majorHAnsi" w:cstheme="majorBidi" w:eastAsiaTheme="majorEastAsia" w:hAnsiTheme="majorHAnsi"/>
+        <w:rFonts w:asciiTheme="majorHAnsi" w:cstheme="majorBidi" w:hAnsiTheme="majorHAnsi" w:eastAsia="黑体"/>
         <w:b/>
         <w:bCs/>
       </w:rPr>
     </w:tblStylePr>
     <w:tblStylePr w:type="lastCol">
       <w:rPr>
-        <w:rFonts w:asciiTheme="majorHAnsi" w:cstheme="majorBidi" w:eastAsiaTheme="majorEastAsia" w:hAnsiTheme="majorHAnsi"/>
+        <w:rFonts w:asciiTheme="majorHAnsi" w:cstheme="majorBidi" w:hAnsiTheme="majorHAnsi" w:eastAsia="黑体"/>
         <w:b/>
         <w:bCs/>
       </w:rPr>
@@ -6733,6 +7098,7 @@
         <w:spacing w:after="0" w:before="0" w:line="240" w:lineRule="auto"/>
       </w:pPr>
       <w:rPr>
+        <w:rFonts w:eastAsia="黑体"/>
         <w:b/>
         <w:bCs/>
         <w:color w:themeColor="background1" w:val="FFFFFF"/>
@@ -6755,6 +7121,7 @@
         <w:spacing w:after="0" w:before="0" w:line="240" w:lineRule="auto"/>
       </w:pPr>
       <w:rPr>
+        <w:rFonts w:eastAsia="黑体"/>
         <w:b/>
         <w:bCs/>
       </w:rPr>
@@ -6772,12 +7139,14 @@
     </w:tblStylePr>
     <w:tblStylePr w:type="firstCol">
       <w:rPr>
+        <w:rFonts w:eastAsia="黑体"/>
         <w:b/>
         <w:bCs/>
       </w:rPr>
     </w:tblStylePr>
     <w:tblStylePr w:type="lastCol">
       <w:rPr>
+        <w:rFonts w:eastAsia="黑体"/>
         <w:b/>
         <w:bCs/>
       </w:rPr>
@@ -6839,6 +7208,7 @@
         <w:spacing w:after="0" w:before="0" w:line="240" w:lineRule="auto"/>
       </w:pPr>
       <w:rPr>
+        <w:rFonts w:eastAsia="黑体"/>
         <w:b/>
         <w:bCs/>
         <w:color w:themeColor="background1" w:val="FFFFFF"/>
@@ -6861,6 +7231,7 @@
         <w:spacing w:after="0" w:before="0" w:line="240" w:lineRule="auto"/>
       </w:pPr>
       <w:rPr>
+        <w:rFonts w:eastAsia="黑体"/>
         <w:b/>
         <w:bCs/>
       </w:rPr>
@@ -6878,12 +7249,14 @@
     </w:tblStylePr>
     <w:tblStylePr w:type="firstCol">
       <w:rPr>
+        <w:rFonts w:eastAsia="黑体"/>
         <w:b/>
         <w:bCs/>
       </w:rPr>
     </w:tblStylePr>
     <w:tblStylePr w:type="lastCol">
       <w:rPr>
+        <w:rFonts w:eastAsia="黑体"/>
         <w:b/>
         <w:bCs/>
       </w:rPr>
@@ -6945,6 +7318,7 @@
         <w:spacing w:after="0" w:before="0" w:line="240" w:lineRule="auto"/>
       </w:pPr>
       <w:rPr>
+        <w:rFonts w:eastAsia="黑体"/>
         <w:b/>
         <w:bCs/>
         <w:color w:themeColor="background1" w:val="FFFFFF"/>
@@ -6967,6 +7341,7 @@
         <w:spacing w:after="0" w:before="0" w:line="240" w:lineRule="auto"/>
       </w:pPr>
       <w:rPr>
+        <w:rFonts w:eastAsia="黑体"/>
         <w:b/>
         <w:bCs/>
       </w:rPr>
@@ -6984,12 +7359,14 @@
     </w:tblStylePr>
     <w:tblStylePr w:type="firstCol">
       <w:rPr>
+        <w:rFonts w:eastAsia="黑体"/>
         <w:b/>
         <w:bCs/>
       </w:rPr>
     </w:tblStylePr>
     <w:tblStylePr w:type="lastCol">
       <w:rPr>
+        <w:rFonts w:eastAsia="黑体"/>
         <w:b/>
         <w:bCs/>
       </w:rPr>
@@ -7051,6 +7428,7 @@
         <w:spacing w:after="0" w:before="0" w:line="240" w:lineRule="auto"/>
       </w:pPr>
       <w:rPr>
+        <w:rFonts w:eastAsia="黑体"/>
         <w:b/>
         <w:bCs/>
         <w:color w:themeColor="background1" w:val="FFFFFF"/>
@@ -7073,6 +7451,7 @@
         <w:spacing w:after="0" w:before="0" w:line="240" w:lineRule="auto"/>
       </w:pPr>
       <w:rPr>
+        <w:rFonts w:eastAsia="黑体"/>
         <w:b/>
         <w:bCs/>
       </w:rPr>
@@ -7090,12 +7469,14 @@
     </w:tblStylePr>
     <w:tblStylePr w:type="firstCol">
       <w:rPr>
+        <w:rFonts w:eastAsia="黑体"/>
         <w:b/>
         <w:bCs/>
       </w:rPr>
     </w:tblStylePr>
     <w:tblStylePr w:type="lastCol">
       <w:rPr>
+        <w:rFonts w:eastAsia="黑体"/>
         <w:b/>
         <w:bCs/>
       </w:rPr>
@@ -7157,6 +7538,7 @@
         <w:spacing w:after="0" w:before="0" w:line="240" w:lineRule="auto"/>
       </w:pPr>
       <w:rPr>
+        <w:rFonts w:eastAsia="黑体"/>
         <w:b/>
         <w:bCs/>
         <w:color w:themeColor="background1" w:val="FFFFFF"/>
@@ -7179,6 +7561,7 @@
         <w:spacing w:after="0" w:before="0" w:line="240" w:lineRule="auto"/>
       </w:pPr>
       <w:rPr>
+        <w:rFonts w:eastAsia="黑体"/>
         <w:b/>
         <w:bCs/>
       </w:rPr>
@@ -7196,12 +7579,14 @@
     </w:tblStylePr>
     <w:tblStylePr w:type="firstCol">
       <w:rPr>
+        <w:rFonts w:eastAsia="黑体"/>
         <w:b/>
         <w:bCs/>
       </w:rPr>
     </w:tblStylePr>
     <w:tblStylePr w:type="lastCol">
       <w:rPr>
+        <w:rFonts w:eastAsia="黑体"/>
         <w:b/>
         <w:bCs/>
       </w:rPr>
@@ -7263,6 +7648,7 @@
         <w:spacing w:after="0" w:before="0" w:line="240" w:lineRule="auto"/>
       </w:pPr>
       <w:rPr>
+        <w:rFonts w:eastAsia="黑体"/>
         <w:b/>
         <w:bCs/>
         <w:color w:themeColor="background1" w:val="FFFFFF"/>
@@ -7285,6 +7671,7 @@
         <w:spacing w:after="0" w:before="0" w:line="240" w:lineRule="auto"/>
       </w:pPr>
       <w:rPr>
+        <w:rFonts w:eastAsia="黑体"/>
         <w:b/>
         <w:bCs/>
       </w:rPr>
@@ -7302,12 +7689,14 @@
     </w:tblStylePr>
     <w:tblStylePr w:type="firstCol">
       <w:rPr>
+        <w:rFonts w:eastAsia="黑体"/>
         <w:b/>
         <w:bCs/>
       </w:rPr>
     </w:tblStylePr>
     <w:tblStylePr w:type="lastCol">
       <w:rPr>
+        <w:rFonts w:eastAsia="黑体"/>
         <w:b/>
         <w:bCs/>
       </w:rPr>
@@ -7369,6 +7758,7 @@
         <w:spacing w:after="0" w:before="0" w:line="240" w:lineRule="auto"/>
       </w:pPr>
       <w:rPr>
+        <w:rFonts w:eastAsia="黑体"/>
         <w:b/>
         <w:bCs/>
         <w:color w:themeColor="background1" w:val="FFFFFF"/>
@@ -7391,6 +7781,7 @@
         <w:spacing w:after="0" w:before="0" w:line="240" w:lineRule="auto"/>
       </w:pPr>
       <w:rPr>
+        <w:rFonts w:eastAsia="黑体"/>
         <w:b/>
         <w:bCs/>
       </w:rPr>
@@ -7408,12 +7799,14 @@
     </w:tblStylePr>
     <w:tblStylePr w:type="firstCol">
       <w:rPr>
+        <w:rFonts w:eastAsia="黑体"/>
         <w:b/>
         <w:bCs/>
       </w:rPr>
     </w:tblStylePr>
     <w:tblStylePr w:type="lastCol">
       <w:rPr>
+        <w:rFonts w:eastAsia="黑体"/>
         <w:b/>
         <w:bCs/>
       </w:rPr>
@@ -7472,6 +7865,7 @@
         <w:spacing w:after="0" w:before="0" w:line="240" w:lineRule="auto"/>
       </w:pPr>
       <w:rPr>
+        <w:rFonts w:eastAsia="黑体"/>
         <w:b/>
         <w:bCs/>
         <w:color w:themeColor="background1" w:val="FFFFFF"/>
@@ -7494,6 +7888,7 @@
         <w:spacing w:after="0" w:before="0" w:line="240" w:lineRule="auto"/>
       </w:pPr>
       <w:rPr>
+        <w:rFonts w:eastAsia="黑体"/>
         <w:color w:val="auto"/>
       </w:rPr>
       <w:tblPr/>
@@ -7511,6 +7906,7 @@
     </w:tblStylePr>
     <w:tblStylePr w:type="firstCol">
       <w:rPr>
+        <w:rFonts w:eastAsia="黑体"/>
         <w:b/>
         <w:bCs/>
         <w:color w:themeColor="background1" w:val="FFFFFF"/>
@@ -7530,6 +7926,7 @@
     </w:tblStylePr>
     <w:tblStylePr w:type="lastCol">
       <w:rPr>
+        <w:rFonts w:eastAsia="黑体"/>
         <w:b/>
         <w:bCs/>
         <w:color w:themeColor="background1" w:val="FFFFFF"/>
@@ -7578,6 +7975,7 @@
     </w:tblStylePr>
     <w:tblStylePr w:type="nwCell">
       <w:rPr>
+        <w:rFonts w:eastAsia="黑体"/>
         <w:color w:themeColor="background1" w:val="FFFFFF"/>
       </w:rPr>
       <w:tblPr/>
@@ -7621,6 +8019,7 @@
         <w:spacing w:after="0" w:before="0" w:line="240" w:lineRule="auto"/>
       </w:pPr>
       <w:rPr>
+        <w:rFonts w:eastAsia="黑体"/>
         <w:b/>
         <w:bCs/>
         <w:color w:themeColor="background1" w:val="FFFFFF"/>
@@ -7643,6 +8042,7 @@
         <w:spacing w:after="0" w:before="0" w:line="240" w:lineRule="auto"/>
       </w:pPr>
       <w:rPr>
+        <w:rFonts w:eastAsia="黑体"/>
         <w:color w:val="auto"/>
       </w:rPr>
       <w:tblPr/>
@@ -7660,6 +8060,7 @@
     </w:tblStylePr>
     <w:tblStylePr w:type="firstCol">
       <w:rPr>
+        <w:rFonts w:eastAsia="黑体"/>
         <w:b/>
         <w:bCs/>
         <w:color w:themeColor="background1" w:val="FFFFFF"/>
@@ -7679,6 +8080,7 @@
     </w:tblStylePr>
     <w:tblStylePr w:type="lastCol">
       <w:rPr>
+        <w:rFonts w:eastAsia="黑体"/>
         <w:b/>
         <w:bCs/>
         <w:color w:themeColor="background1" w:val="FFFFFF"/>
@@ -7727,6 +8129,7 @@
     </w:tblStylePr>
     <w:tblStylePr w:type="nwCell">
       <w:rPr>
+        <w:rFonts w:eastAsia="黑体"/>
         <w:color w:themeColor="background1" w:val="FFFFFF"/>
       </w:rPr>
       <w:tblPr/>
@@ -7770,6 +8173,7 @@
         <w:spacing w:after="0" w:before="0" w:line="240" w:lineRule="auto"/>
       </w:pPr>
       <w:rPr>
+        <w:rFonts w:eastAsia="黑体"/>
         <w:b/>
         <w:bCs/>
         <w:color w:themeColor="background1" w:val="FFFFFF"/>
@@ -7792,6 +8196,7 @@
         <w:spacing w:after="0" w:before="0" w:line="240" w:lineRule="auto"/>
       </w:pPr>
       <w:rPr>
+        <w:rFonts w:eastAsia="黑体"/>
         <w:color w:val="auto"/>
       </w:rPr>
       <w:tblPr/>
@@ -7809,6 +8214,7 @@
     </w:tblStylePr>
     <w:tblStylePr w:type="firstCol">
       <w:rPr>
+        <w:rFonts w:eastAsia="黑体"/>
         <w:b/>
         <w:bCs/>
         <w:color w:themeColor="background1" w:val="FFFFFF"/>
@@ -7828,6 +8234,7 @@
     </w:tblStylePr>
     <w:tblStylePr w:type="lastCol">
       <w:rPr>
+        <w:rFonts w:eastAsia="黑体"/>
         <w:b/>
         <w:bCs/>
         <w:color w:themeColor="background1" w:val="FFFFFF"/>
@@ -7876,6 +8283,7 @@
     </w:tblStylePr>
     <w:tblStylePr w:type="nwCell">
       <w:rPr>
+        <w:rFonts w:eastAsia="黑体"/>
         <w:color w:themeColor="background1" w:val="FFFFFF"/>
       </w:rPr>
       <w:tblPr/>
@@ -7919,6 +8327,7 @@
         <w:spacing w:after="0" w:before="0" w:line="240" w:lineRule="auto"/>
       </w:pPr>
       <w:rPr>
+        <w:rFonts w:eastAsia="黑体"/>
         <w:b/>
         <w:bCs/>
         <w:color w:themeColor="background1" w:val="FFFFFF"/>
@@ -7941,6 +8350,7 @@
         <w:spacing w:after="0" w:before="0" w:line="240" w:lineRule="auto"/>
       </w:pPr>
       <w:rPr>
+        <w:rFonts w:eastAsia="黑体"/>
         <w:color w:val="auto"/>
       </w:rPr>
       <w:tblPr/>
@@ -7958,6 +8368,7 @@
     </w:tblStylePr>
     <w:tblStylePr w:type="firstCol">
       <w:rPr>
+        <w:rFonts w:eastAsia="黑体"/>
         <w:b/>
         <w:bCs/>
         <w:color w:themeColor="background1" w:val="FFFFFF"/>
@@ -7977,6 +8388,7 @@
     </w:tblStylePr>
     <w:tblStylePr w:type="lastCol">
       <w:rPr>
+        <w:rFonts w:eastAsia="黑体"/>
         <w:b/>
         <w:bCs/>
         <w:color w:themeColor="background1" w:val="FFFFFF"/>
@@ -8025,6 +8437,7 @@
     </w:tblStylePr>
     <w:tblStylePr w:type="nwCell">
       <w:rPr>
+        <w:rFonts w:eastAsia="黑体"/>
         <w:color w:themeColor="background1" w:val="FFFFFF"/>
       </w:rPr>
       <w:tblPr/>
@@ -8068,6 +8481,7 @@
         <w:spacing w:after="0" w:before="0" w:line="240" w:lineRule="auto"/>
       </w:pPr>
       <w:rPr>
+        <w:rFonts w:eastAsia="黑体"/>
         <w:b/>
         <w:bCs/>
         <w:color w:themeColor="background1" w:val="FFFFFF"/>
@@ -8090,6 +8504,7 @@
         <w:spacing w:after="0" w:before="0" w:line="240" w:lineRule="auto"/>
       </w:pPr>
       <w:rPr>
+        <w:rFonts w:eastAsia="黑体"/>
         <w:color w:val="auto"/>
       </w:rPr>
       <w:tblPr/>
@@ -8107,6 +8522,7 @@
     </w:tblStylePr>
     <w:tblStylePr w:type="firstCol">
       <w:rPr>
+        <w:rFonts w:eastAsia="黑体"/>
         <w:b/>
         <w:bCs/>
         <w:color w:themeColor="background1" w:val="FFFFFF"/>
@@ -8126,6 +8542,7 @@
     </w:tblStylePr>
     <w:tblStylePr w:type="lastCol">
       <w:rPr>
+        <w:rFonts w:eastAsia="黑体"/>
         <w:b/>
         <w:bCs/>
         <w:color w:themeColor="background1" w:val="FFFFFF"/>
@@ -8174,6 +8591,7 @@
     </w:tblStylePr>
     <w:tblStylePr w:type="nwCell">
       <w:rPr>
+        <w:rFonts w:eastAsia="黑体"/>
         <w:color w:themeColor="background1" w:val="FFFFFF"/>
       </w:rPr>
       <w:tblPr/>
@@ -8217,6 +8635,7 @@
         <w:spacing w:after="0" w:before="0" w:line="240" w:lineRule="auto"/>
       </w:pPr>
       <w:rPr>
+        <w:rFonts w:eastAsia="黑体"/>
         <w:b/>
         <w:bCs/>
         <w:color w:themeColor="background1" w:val="FFFFFF"/>
@@ -8239,6 +8658,7 @@
         <w:spacing w:after="0" w:before="0" w:line="240" w:lineRule="auto"/>
       </w:pPr>
       <w:rPr>
+        <w:rFonts w:eastAsia="黑体"/>
         <w:color w:val="auto"/>
       </w:rPr>
       <w:tblPr/>
@@ -8256,6 +8676,7 @@
     </w:tblStylePr>
     <w:tblStylePr w:type="firstCol">
       <w:rPr>
+        <w:rFonts w:eastAsia="黑体"/>
         <w:b/>
         <w:bCs/>
         <w:color w:themeColor="background1" w:val="FFFFFF"/>
@@ -8275,6 +8696,7 @@
     </w:tblStylePr>
     <w:tblStylePr w:type="lastCol">
       <w:rPr>
+        <w:rFonts w:eastAsia="黑体"/>
         <w:b/>
         <w:bCs/>
         <w:color w:themeColor="background1" w:val="FFFFFF"/>
@@ -8323,6 +8745,7 @@
     </w:tblStylePr>
     <w:tblStylePr w:type="nwCell">
       <w:rPr>
+        <w:rFonts w:eastAsia="黑体"/>
         <w:color w:themeColor="background1" w:val="FFFFFF"/>
       </w:rPr>
       <w:tblPr/>
@@ -8366,6 +8789,7 @@
         <w:spacing w:after="0" w:before="0" w:line="240" w:lineRule="auto"/>
       </w:pPr>
       <w:rPr>
+        <w:rFonts w:eastAsia="黑体"/>
         <w:b/>
         <w:bCs/>
         <w:color w:themeColor="background1" w:val="FFFFFF"/>
@@ -8388,6 +8812,7 @@
         <w:spacing w:after="0" w:before="0" w:line="240" w:lineRule="auto"/>
       </w:pPr>
       <w:rPr>
+        <w:rFonts w:eastAsia="黑体"/>
         <w:color w:val="auto"/>
       </w:rPr>
       <w:tblPr/>
@@ -8405,6 +8830,7 @@
     </w:tblStylePr>
     <w:tblStylePr w:type="firstCol">
       <w:rPr>
+        <w:rFonts w:eastAsia="黑体"/>
         <w:b/>
         <w:bCs/>
         <w:color w:themeColor="background1" w:val="FFFFFF"/>
@@ -8424,6 +8850,7 @@
     </w:tblStylePr>
     <w:tblStylePr w:type="lastCol">
       <w:rPr>
+        <w:rFonts w:eastAsia="黑体"/>
         <w:b/>
         <w:bCs/>
         <w:color w:themeColor="background1" w:val="FFFFFF"/>
@@ -8472,6 +8899,7 @@
     </w:tblStylePr>
     <w:tblStylePr w:type="nwCell">
       <w:rPr>
+        <w:rFonts w:eastAsia="黑体"/>
         <w:color w:themeColor="background1" w:val="FFFFFF"/>
       </w:rPr>
       <w:tblPr/>
@@ -8496,6 +8924,7 @@
       <w:spacing w:after="0" w:line="240" w:lineRule="auto"/>
     </w:pPr>
     <w:rPr>
+      <w:rFonts w:eastAsia="黑体"/>
       <w:color w:themeColor="text1" w:val="000000"/>
     </w:rPr>
     <w:tblPr>
@@ -8515,7 +8944,7 @@
     </w:tblPr>
     <w:tblStylePr w:type="firstRow">
       <w:rPr>
-        <w:rFonts w:asciiTheme="majorHAnsi" w:cstheme="majorBidi" w:eastAsiaTheme="majorEastAsia" w:hAnsiTheme="majorHAnsi"/>
+        <w:rFonts w:asciiTheme="majorHAnsi" w:cstheme="majorBidi" w:hAnsiTheme="majorHAnsi" w:eastAsia="黑体"/>
       </w:rPr>
       <w:tblPr/>
       <w:tcPr>
@@ -8527,6 +8956,7 @@
     </w:tblStylePr>
     <w:tblStylePr w:type="lastRow">
       <w:rPr>
+        <w:rFonts w:eastAsia="黑体"/>
         <w:b/>
         <w:bCs/>
         <w:color w:themeColor="text2" w:val="1F497D"/>
@@ -8541,12 +8971,14 @@
     </w:tblStylePr>
     <w:tblStylePr w:type="firstCol">
       <w:rPr>
+        <w:rFonts w:eastAsia="黑体"/>
         <w:b/>
         <w:bCs/>
       </w:rPr>
     </w:tblStylePr>
     <w:tblStylePr w:type="lastCol">
       <w:rPr>
+        <w:rFonts w:eastAsia="黑体"/>
         <w:b/>
         <w:bCs/>
       </w:rPr>
@@ -8580,6 +9012,7 @@
       <w:spacing w:after="0" w:line="240" w:lineRule="auto"/>
     </w:pPr>
     <w:rPr>
+      <w:rFonts w:eastAsia="黑体"/>
       <w:color w:themeColor="text1" w:val="000000"/>
     </w:rPr>
     <w:tblPr>
@@ -8599,7 +9032,7 @@
     </w:tblPr>
     <w:tblStylePr w:type="firstRow">
       <w:rPr>
-        <w:rFonts w:asciiTheme="majorHAnsi" w:cstheme="majorBidi" w:eastAsiaTheme="majorEastAsia" w:hAnsiTheme="majorHAnsi"/>
+        <w:rFonts w:asciiTheme="majorHAnsi" w:cstheme="majorBidi" w:hAnsiTheme="majorHAnsi" w:eastAsia="黑体"/>
       </w:rPr>
       <w:tblPr/>
       <w:tcPr>
@@ -8611,6 +9044,7 @@
     </w:tblStylePr>
     <w:tblStylePr w:type="lastRow">
       <w:rPr>
+        <w:rFonts w:eastAsia="黑体"/>
         <w:b/>
         <w:bCs/>
         <w:color w:themeColor="text2" w:val="1F497D"/>
@@ -8625,12 +9059,14 @@
     </w:tblStylePr>
     <w:tblStylePr w:type="firstCol">
       <w:rPr>
+        <w:rFonts w:eastAsia="黑体"/>
         <w:b/>
         <w:bCs/>
       </w:rPr>
     </w:tblStylePr>
     <w:tblStylePr w:type="lastCol">
       <w:rPr>
+        <w:rFonts w:eastAsia="黑体"/>
         <w:b/>
         <w:bCs/>
       </w:rPr>
@@ -8664,6 +9100,7 @@
       <w:spacing w:after="0" w:line="240" w:lineRule="auto"/>
     </w:pPr>
     <w:rPr>
+      <w:rFonts w:eastAsia="黑体"/>
       <w:color w:themeColor="text1" w:val="000000"/>
     </w:rPr>
     <w:tblPr>
@@ -8683,7 +9120,7 @@
     </w:tblPr>
     <w:tblStylePr w:type="firstRow">
       <w:rPr>
-        <w:rFonts w:asciiTheme="majorHAnsi" w:cstheme="majorBidi" w:eastAsiaTheme="majorEastAsia" w:hAnsiTheme="majorHAnsi"/>
+        <w:rFonts w:asciiTheme="majorHAnsi" w:cstheme="majorBidi" w:hAnsiTheme="majorHAnsi" w:eastAsia="黑体"/>
       </w:rPr>
       <w:tblPr/>
       <w:tcPr>
@@ -8695,6 +9132,7 @@
     </w:tblStylePr>
     <w:tblStylePr w:type="lastRow">
       <w:rPr>
+        <w:rFonts w:eastAsia="黑体"/>
         <w:b/>
         <w:bCs/>
         <w:color w:themeColor="text2" w:val="1F497D"/>
@@ -8709,12 +9147,14 @@
     </w:tblStylePr>
     <w:tblStylePr w:type="firstCol">
       <w:rPr>
+        <w:rFonts w:eastAsia="黑体"/>
         <w:b/>
         <w:bCs/>
       </w:rPr>
     </w:tblStylePr>
     <w:tblStylePr w:type="lastCol">
       <w:rPr>
+        <w:rFonts w:eastAsia="黑体"/>
         <w:b/>
         <w:bCs/>
       </w:rPr>
@@ -8748,6 +9188,7 @@
       <w:spacing w:after="0" w:line="240" w:lineRule="auto"/>
     </w:pPr>
     <w:rPr>
+      <w:rFonts w:eastAsia="黑体"/>
       <w:color w:themeColor="text1" w:val="000000"/>
     </w:rPr>
     <w:tblPr>
@@ -8767,7 +9208,7 @@
     </w:tblPr>
     <w:tblStylePr w:type="firstRow">
       <w:rPr>
-        <w:rFonts w:asciiTheme="majorHAnsi" w:cstheme="majorBidi" w:eastAsiaTheme="majorEastAsia" w:hAnsiTheme="majorHAnsi"/>
+        <w:rFonts w:asciiTheme="majorHAnsi" w:cstheme="majorBidi" w:hAnsiTheme="majorHAnsi" w:eastAsia="黑体"/>
       </w:rPr>
       <w:tblPr/>
       <w:tcPr>
@@ -8779,6 +9220,7 @@
     </w:tblStylePr>
     <w:tblStylePr w:type="lastRow">
       <w:rPr>
+        <w:rFonts w:eastAsia="黑体"/>
         <w:b/>
         <w:bCs/>
         <w:color w:themeColor="text2" w:val="1F497D"/>
@@ -8793,12 +9235,14 @@
     </w:tblStylePr>
     <w:tblStylePr w:type="firstCol">
       <w:rPr>
+        <w:rFonts w:eastAsia="黑体"/>
         <w:b/>
         <w:bCs/>
       </w:rPr>
     </w:tblStylePr>
     <w:tblStylePr w:type="lastCol">
       <w:rPr>
+        <w:rFonts w:eastAsia="黑体"/>
         <w:b/>
         <w:bCs/>
       </w:rPr>
@@ -8832,6 +9276,7 @@
       <w:spacing w:after="0" w:line="240" w:lineRule="auto"/>
     </w:pPr>
     <w:rPr>
+      <w:rFonts w:eastAsia="黑体"/>
       <w:color w:themeColor="text1" w:val="000000"/>
     </w:rPr>
     <w:tblPr>
@@ -8851,7 +9296,7 @@
     </w:tblPr>
     <w:tblStylePr w:type="firstRow">
       <w:rPr>
-        <w:rFonts w:asciiTheme="majorHAnsi" w:cstheme="majorBidi" w:eastAsiaTheme="majorEastAsia" w:hAnsiTheme="majorHAnsi"/>
+        <w:rFonts w:asciiTheme="majorHAnsi" w:cstheme="majorBidi" w:hAnsiTheme="majorHAnsi" w:eastAsia="黑体"/>
       </w:rPr>
       <w:tblPr/>
       <w:tcPr>
@@ -8863,6 +9308,7 @@
     </w:tblStylePr>
     <w:tblStylePr w:type="lastRow">
       <w:rPr>
+        <w:rFonts w:eastAsia="黑体"/>
         <w:b/>
         <w:bCs/>
         <w:color w:themeColor="text2" w:val="1F497D"/>
@@ -8877,12 +9323,14 @@
     </w:tblStylePr>
     <w:tblStylePr w:type="firstCol">
       <w:rPr>
+        <w:rFonts w:eastAsia="黑体"/>
         <w:b/>
         <w:bCs/>
       </w:rPr>
     </w:tblStylePr>
     <w:tblStylePr w:type="lastCol">
       <w:rPr>
+        <w:rFonts w:eastAsia="黑体"/>
         <w:b/>
         <w:bCs/>
       </w:rPr>
@@ -8916,6 +9364,7 @@
       <w:spacing w:after="0" w:line="240" w:lineRule="auto"/>
     </w:pPr>
     <w:rPr>
+      <w:rFonts w:eastAsia="黑体"/>
       <w:color w:themeColor="text1" w:val="000000"/>
     </w:rPr>
     <w:tblPr>
@@ -8935,7 +9384,7 @@
     </w:tblPr>
     <w:tblStylePr w:type="firstRow">
       <w:rPr>
-        <w:rFonts w:asciiTheme="majorHAnsi" w:cstheme="majorBidi" w:eastAsiaTheme="majorEastAsia" w:hAnsiTheme="majorHAnsi"/>
+        <w:rFonts w:asciiTheme="majorHAnsi" w:cstheme="majorBidi" w:hAnsiTheme="majorHAnsi" w:eastAsia="黑体"/>
       </w:rPr>
       <w:tblPr/>
       <w:tcPr>
@@ -8947,6 +9396,7 @@
     </w:tblStylePr>
     <w:tblStylePr w:type="lastRow">
       <w:rPr>
+        <w:rFonts w:eastAsia="黑体"/>
         <w:b/>
         <w:bCs/>
         <w:color w:themeColor="text2" w:val="1F497D"/>
@@ -8961,12 +9411,14 @@
     </w:tblStylePr>
     <w:tblStylePr w:type="firstCol">
       <w:rPr>
+        <w:rFonts w:eastAsia="黑体"/>
         <w:b/>
         <w:bCs/>
       </w:rPr>
     </w:tblStylePr>
     <w:tblStylePr w:type="lastCol">
       <w:rPr>
+        <w:rFonts w:eastAsia="黑体"/>
         <w:b/>
         <w:bCs/>
       </w:rPr>
@@ -9000,6 +9452,7 @@
       <w:spacing w:after="0" w:line="240" w:lineRule="auto"/>
     </w:pPr>
     <w:rPr>
+      <w:rFonts w:eastAsia="黑体"/>
       <w:color w:themeColor="text1" w:val="000000"/>
     </w:rPr>
     <w:tblPr>
@@ -9019,7 +9472,7 @@
     </w:tblPr>
     <w:tblStylePr w:type="firstRow">
       <w:rPr>
-        <w:rFonts w:asciiTheme="majorHAnsi" w:cstheme="majorBidi" w:eastAsiaTheme="majorEastAsia" w:hAnsiTheme="majorHAnsi"/>
+        <w:rFonts w:asciiTheme="majorHAnsi" w:cstheme="majorBidi" w:hAnsiTheme="majorHAnsi" w:eastAsia="黑体"/>
       </w:rPr>
       <w:tblPr/>
       <w:tcPr>
@@ -9031,6 +9484,7 @@
     </w:tblStylePr>
     <w:tblStylePr w:type="lastRow">
       <w:rPr>
+        <w:rFonts w:eastAsia="黑体"/>
         <w:b/>
         <w:bCs/>
         <w:color w:themeColor="text2" w:val="1F497D"/>
@@ -9045,12 +9499,14 @@
     </w:tblStylePr>
     <w:tblStylePr w:type="firstCol">
       <w:rPr>
+        <w:rFonts w:eastAsia="黑体"/>
         <w:b/>
         <w:bCs/>
       </w:rPr>
     </w:tblStylePr>
     <w:tblStylePr w:type="lastCol">
       <w:rPr>
+        <w:rFonts w:eastAsia="黑体"/>
         <w:b/>
         <w:bCs/>
       </w:rPr>
@@ -9084,7 +9540,7 @@
       <w:spacing w:after="0" w:line="240" w:lineRule="auto"/>
     </w:pPr>
     <w:rPr>
-      <w:rFonts w:asciiTheme="majorHAnsi" w:cstheme="majorBidi" w:eastAsiaTheme="majorEastAsia" w:hAnsiTheme="majorHAnsi"/>
+      <w:rFonts w:asciiTheme="majorHAnsi" w:cstheme="majorBidi" w:hAnsiTheme="majorHAnsi" w:eastAsia="黑体"/>
       <w:color w:themeColor="text1" w:val="000000"/>
     </w:rPr>
     <w:tblPr>
@@ -9106,6 +9562,7 @@
     </w:tblPr>
     <w:tblStylePr w:type="firstRow">
       <w:rPr>
+        <w:rFonts w:eastAsia="黑体"/>
         <w:sz w:val="24"/>
         <w:szCs w:val="24"/>
       </w:rPr>
@@ -9212,7 +9669,7 @@
       <w:spacing w:after="0" w:line="240" w:lineRule="auto"/>
     </w:pPr>
     <w:rPr>
-      <w:rFonts w:asciiTheme="majorHAnsi" w:cstheme="majorBidi" w:eastAsiaTheme="majorEastAsia" w:hAnsiTheme="majorHAnsi"/>
+      <w:rFonts w:asciiTheme="majorHAnsi" w:cstheme="majorBidi" w:hAnsiTheme="majorHAnsi" w:eastAsia="黑体"/>
       <w:color w:themeColor="text1" w:val="000000"/>
     </w:rPr>
     <w:tblPr>
@@ -9234,6 +9691,7 @@
     </w:tblPr>
     <w:tblStylePr w:type="firstRow">
       <w:rPr>
+        <w:rFonts w:eastAsia="黑体"/>
         <w:sz w:val="24"/>
         <w:szCs w:val="24"/>
       </w:rPr>
@@ -9340,7 +9798,7 @@
       <w:spacing w:after="0" w:line="240" w:lineRule="auto"/>
     </w:pPr>
     <w:rPr>
-      <w:rFonts w:asciiTheme="majorHAnsi" w:cstheme="majorBidi" w:eastAsiaTheme="majorEastAsia" w:hAnsiTheme="majorHAnsi"/>
+      <w:rFonts w:asciiTheme="majorHAnsi" w:cstheme="majorBidi" w:hAnsiTheme="majorHAnsi" w:eastAsia="黑体"/>
       <w:color w:themeColor="text1" w:val="000000"/>
     </w:rPr>
     <w:tblPr>
@@ -9362,6 +9820,7 @@
     </w:tblPr>
     <w:tblStylePr w:type="firstRow">
       <w:rPr>
+        <w:rFonts w:eastAsia="黑体"/>
         <w:sz w:val="24"/>
         <w:szCs w:val="24"/>
       </w:rPr>
@@ -9468,7 +9927,7 @@
       <w:spacing w:after="0" w:line="240" w:lineRule="auto"/>
     </w:pPr>
     <w:rPr>
-      <w:rFonts w:asciiTheme="majorHAnsi" w:cstheme="majorBidi" w:eastAsiaTheme="majorEastAsia" w:hAnsiTheme="majorHAnsi"/>
+      <w:rFonts w:asciiTheme="majorHAnsi" w:cstheme="majorBidi" w:hAnsiTheme="majorHAnsi" w:eastAsia="黑体"/>
       <w:color w:themeColor="text1" w:val="000000"/>
     </w:rPr>
     <w:tblPr>
@@ -9490,6 +9949,7 @@
     </w:tblPr>
     <w:tblStylePr w:type="firstRow">
       <w:rPr>
+        <w:rFonts w:eastAsia="黑体"/>
         <w:sz w:val="24"/>
         <w:szCs w:val="24"/>
       </w:rPr>
@@ -9596,7 +10056,7 @@
       <w:spacing w:after="0" w:line="240" w:lineRule="auto"/>
     </w:pPr>
     <w:rPr>
-      <w:rFonts w:asciiTheme="majorHAnsi" w:cstheme="majorBidi" w:eastAsiaTheme="majorEastAsia" w:hAnsiTheme="majorHAnsi"/>
+      <w:rFonts w:asciiTheme="majorHAnsi" w:cstheme="majorBidi" w:hAnsiTheme="majorHAnsi" w:eastAsia="黑体"/>
       <w:color w:themeColor="text1" w:val="000000"/>
     </w:rPr>
     <w:tblPr>
@@ -9618,6 +10078,7 @@
     </w:tblPr>
     <w:tblStylePr w:type="firstRow">
       <w:rPr>
+        <w:rFonts w:eastAsia="黑体"/>
         <w:sz w:val="24"/>
         <w:szCs w:val="24"/>
       </w:rPr>
@@ -9724,7 +10185,7 @@
       <w:spacing w:after="0" w:line="240" w:lineRule="auto"/>
     </w:pPr>
     <w:rPr>
-      <w:rFonts w:asciiTheme="majorHAnsi" w:cstheme="majorBidi" w:eastAsiaTheme="majorEastAsia" w:hAnsiTheme="majorHAnsi"/>
+      <w:rFonts w:asciiTheme="majorHAnsi" w:cstheme="majorBidi" w:hAnsiTheme="majorHAnsi" w:eastAsia="黑体"/>
       <w:color w:themeColor="text1" w:val="000000"/>
     </w:rPr>
     <w:tblPr>
@@ -9746,6 +10207,7 @@
     </w:tblPr>
     <w:tblStylePr w:type="firstRow">
       <w:rPr>
+        <w:rFonts w:eastAsia="黑体"/>
         <w:sz w:val="24"/>
         <w:szCs w:val="24"/>
       </w:rPr>
@@ -9852,7 +10314,7 @@
       <w:spacing w:after="0" w:line="240" w:lineRule="auto"/>
     </w:pPr>
     <w:rPr>
-      <w:rFonts w:asciiTheme="majorHAnsi" w:cstheme="majorBidi" w:eastAsiaTheme="majorEastAsia" w:hAnsiTheme="majorHAnsi"/>
+      <w:rFonts w:asciiTheme="majorHAnsi" w:cstheme="majorBidi" w:hAnsiTheme="majorHAnsi" w:eastAsia="黑体"/>
       <w:color w:themeColor="text1" w:val="000000"/>
     </w:rPr>
     <w:tblPr>
@@ -9874,6 +10336,7 @@
     </w:tblPr>
     <w:tblStylePr w:type="firstRow">
       <w:rPr>
+        <w:rFonts w:eastAsia="黑体"/>
         <w:sz w:val="24"/>
         <w:szCs w:val="24"/>
       </w:rPr>
@@ -10003,12 +10466,14 @@
     </w:tcPr>
     <w:tblStylePr w:type="firstRow">
       <w:rPr>
+        <w:rFonts w:eastAsia="黑体"/>
         <w:b/>
         <w:bCs/>
       </w:rPr>
     </w:tblStylePr>
     <w:tblStylePr w:type="lastRow">
       <w:rPr>
+        <w:rFonts w:eastAsia="黑体"/>
         <w:b/>
         <w:bCs/>
       </w:rPr>
@@ -10021,12 +10486,14 @@
     </w:tblStylePr>
     <w:tblStylePr w:type="firstCol">
       <w:rPr>
+        <w:rFonts w:eastAsia="黑体"/>
         <w:b/>
         <w:bCs/>
       </w:rPr>
     </w:tblStylePr>
     <w:tblStylePr w:type="lastCol">
       <w:rPr>
+        <w:rFonts w:eastAsia="黑体"/>
         <w:b/>
         <w:bCs/>
       </w:rPr>
@@ -10076,12 +10543,14 @@
     </w:tcPr>
     <w:tblStylePr w:type="firstRow">
       <w:rPr>
+        <w:rFonts w:eastAsia="黑体"/>
         <w:b/>
         <w:bCs/>
       </w:rPr>
     </w:tblStylePr>
     <w:tblStylePr w:type="lastRow">
       <w:rPr>
+        <w:rFonts w:eastAsia="黑体"/>
         <w:b/>
         <w:bCs/>
       </w:rPr>
@@ -10094,12 +10563,14 @@
     </w:tblStylePr>
     <w:tblStylePr w:type="firstCol">
       <w:rPr>
+        <w:rFonts w:eastAsia="黑体"/>
         <w:b/>
         <w:bCs/>
       </w:rPr>
     </w:tblStylePr>
     <w:tblStylePr w:type="lastCol">
       <w:rPr>
+        <w:rFonts w:eastAsia="黑体"/>
         <w:b/>
         <w:bCs/>
       </w:rPr>
@@ -10149,12 +10620,14 @@
     </w:tcPr>
     <w:tblStylePr w:type="firstRow">
       <w:rPr>
+        <w:rFonts w:eastAsia="黑体"/>
         <w:b/>
         <w:bCs/>
       </w:rPr>
     </w:tblStylePr>
     <w:tblStylePr w:type="lastRow">
       <w:rPr>
+        <w:rFonts w:eastAsia="黑体"/>
         <w:b/>
         <w:bCs/>
       </w:rPr>
@@ -10167,12 +10640,14 @@
     </w:tblStylePr>
     <w:tblStylePr w:type="firstCol">
       <w:rPr>
+        <w:rFonts w:eastAsia="黑体"/>
         <w:b/>
         <w:bCs/>
       </w:rPr>
     </w:tblStylePr>
     <w:tblStylePr w:type="lastCol">
       <w:rPr>
+        <w:rFonts w:eastAsia="黑体"/>
         <w:b/>
         <w:bCs/>
       </w:rPr>
@@ -10222,12 +10697,14 @@
     </w:tcPr>
     <w:tblStylePr w:type="firstRow">
       <w:rPr>
+        <w:rFonts w:eastAsia="黑体"/>
         <w:b/>
         <w:bCs/>
       </w:rPr>
     </w:tblStylePr>
     <w:tblStylePr w:type="lastRow">
       <w:rPr>
+        <w:rFonts w:eastAsia="黑体"/>
         <w:b/>
         <w:bCs/>
       </w:rPr>
@@ -10240,12 +10717,14 @@
     </w:tblStylePr>
     <w:tblStylePr w:type="firstCol">
       <w:rPr>
+        <w:rFonts w:eastAsia="黑体"/>
         <w:b/>
         <w:bCs/>
       </w:rPr>
     </w:tblStylePr>
     <w:tblStylePr w:type="lastCol">
       <w:rPr>
+        <w:rFonts w:eastAsia="黑体"/>
         <w:b/>
         <w:bCs/>
       </w:rPr>
@@ -10295,12 +10774,14 @@
     </w:tcPr>
     <w:tblStylePr w:type="firstRow">
       <w:rPr>
+        <w:rFonts w:eastAsia="黑体"/>
         <w:b/>
         <w:bCs/>
       </w:rPr>
     </w:tblStylePr>
     <w:tblStylePr w:type="lastRow">
       <w:rPr>
+        <w:rFonts w:eastAsia="黑体"/>
         <w:b/>
         <w:bCs/>
       </w:rPr>
@@ -10313,12 +10794,14 @@
     </w:tblStylePr>
     <w:tblStylePr w:type="firstCol">
       <w:rPr>
+        <w:rFonts w:eastAsia="黑体"/>
         <w:b/>
         <w:bCs/>
       </w:rPr>
     </w:tblStylePr>
     <w:tblStylePr w:type="lastCol">
       <w:rPr>
+        <w:rFonts w:eastAsia="黑体"/>
         <w:b/>
         <w:bCs/>
       </w:rPr>
@@ -10368,12 +10851,14 @@
     </w:tcPr>
     <w:tblStylePr w:type="firstRow">
       <w:rPr>
+        <w:rFonts w:eastAsia="黑体"/>
         <w:b/>
         <w:bCs/>
       </w:rPr>
     </w:tblStylePr>
     <w:tblStylePr w:type="lastRow">
       <w:rPr>
+        <w:rFonts w:eastAsia="黑体"/>
         <w:b/>
         <w:bCs/>
       </w:rPr>
@@ -10386,12 +10871,14 @@
     </w:tblStylePr>
     <w:tblStylePr w:type="firstCol">
       <w:rPr>
+        <w:rFonts w:eastAsia="黑体"/>
         <w:b/>
         <w:bCs/>
       </w:rPr>
     </w:tblStylePr>
     <w:tblStylePr w:type="lastCol">
       <w:rPr>
+        <w:rFonts w:eastAsia="黑体"/>
         <w:b/>
         <w:bCs/>
       </w:rPr>
@@ -10441,12 +10928,14 @@
     </w:tcPr>
     <w:tblStylePr w:type="firstRow">
       <w:rPr>
+        <w:rFonts w:eastAsia="黑体"/>
         <w:b/>
         <w:bCs/>
       </w:rPr>
     </w:tblStylePr>
     <w:tblStylePr w:type="lastRow">
       <w:rPr>
+        <w:rFonts w:eastAsia="黑体"/>
         <w:b/>
         <w:bCs/>
       </w:rPr>
@@ -10459,12 +10948,14 @@
     </w:tblStylePr>
     <w:tblStylePr w:type="firstCol">
       <w:rPr>
+        <w:rFonts w:eastAsia="黑体"/>
         <w:b/>
         <w:bCs/>
       </w:rPr>
     </w:tblStylePr>
     <w:tblStylePr w:type="lastCol">
       <w:rPr>
+        <w:rFonts w:eastAsia="黑体"/>
         <w:b/>
         <w:bCs/>
       </w:rPr>
@@ -10491,7 +10982,7 @@
       <w:spacing w:after="0" w:line="240" w:lineRule="auto"/>
     </w:pPr>
     <w:rPr>
-      <w:rFonts w:asciiTheme="majorHAnsi" w:cstheme="majorBidi" w:eastAsiaTheme="majorEastAsia" w:hAnsiTheme="majorHAnsi"/>
+      <w:rFonts w:asciiTheme="majorHAnsi" w:cstheme="majorBidi" w:hAnsiTheme="majorHAnsi" w:eastAsia="黑体"/>
       <w:color w:themeColor="text1" w:val="000000"/>
     </w:rPr>
     <w:tblPr>
@@ -10518,6 +11009,7 @@
     </w:tcPr>
     <w:tblStylePr w:type="firstRow">
       <w:rPr>
+        <w:rFonts w:eastAsia="黑体"/>
         <w:b/>
         <w:bCs/>
         <w:color w:themeColor="text1" w:val="000000"/>
@@ -10529,6 +11021,7 @@
     </w:tblStylePr>
     <w:tblStylePr w:type="lastRow">
       <w:rPr>
+        <w:rFonts w:eastAsia="黑体"/>
         <w:b/>
         <w:bCs/>
         <w:color w:themeColor="text1" w:val="000000"/>
@@ -10548,6 +11041,7 @@
     </w:tblStylePr>
     <w:tblStylePr w:type="firstCol">
       <w:rPr>
+        <w:rFonts w:eastAsia="黑体"/>
         <w:b/>
         <w:bCs/>
         <w:color w:themeColor="text1" w:val="000000"/>
@@ -10567,6 +11061,7 @@
     </w:tblStylePr>
     <w:tblStylePr w:type="lastCol">
       <w:rPr>
+        <w:rFonts w:eastAsia="黑体"/>
         <w:b w:val="0"/>
         <w:bCs w:val="0"/>
         <w:color w:themeColor="text1" w:val="000000"/>
@@ -10616,7 +11111,7 @@
       <w:spacing w:after="0" w:line="240" w:lineRule="auto"/>
     </w:pPr>
     <w:rPr>
-      <w:rFonts w:asciiTheme="majorHAnsi" w:cstheme="majorBidi" w:eastAsiaTheme="majorEastAsia" w:hAnsiTheme="majorHAnsi"/>
+      <w:rFonts w:asciiTheme="majorHAnsi" w:cstheme="majorBidi" w:hAnsiTheme="majorHAnsi" w:eastAsia="黑体"/>
       <w:color w:themeColor="text1" w:val="000000"/>
     </w:rPr>
     <w:tblPr>
@@ -10643,6 +11138,7 @@
     </w:tcPr>
     <w:tblStylePr w:type="firstRow">
       <w:rPr>
+        <w:rFonts w:eastAsia="黑体"/>
         <w:b/>
         <w:bCs/>
         <w:color w:themeColor="text1" w:val="000000"/>
@@ -10654,6 +11150,7 @@
     </w:tblStylePr>
     <w:tblStylePr w:type="lastRow">
       <w:rPr>
+        <w:rFonts w:eastAsia="黑体"/>
         <w:b/>
         <w:bCs/>
         <w:color w:themeColor="text1" w:val="000000"/>
@@ -10673,6 +11170,7 @@
     </w:tblStylePr>
     <w:tblStylePr w:type="firstCol">
       <w:rPr>
+        <w:rFonts w:eastAsia="黑体"/>
         <w:b/>
         <w:bCs/>
         <w:color w:themeColor="text1" w:val="000000"/>
@@ -10692,6 +11190,7 @@
     </w:tblStylePr>
     <w:tblStylePr w:type="lastCol">
       <w:rPr>
+        <w:rFonts w:eastAsia="黑体"/>
         <w:b w:val="0"/>
         <w:bCs w:val="0"/>
         <w:color w:themeColor="text1" w:val="000000"/>
@@ -10741,7 +11240,7 @@
       <w:spacing w:after="0" w:line="240" w:lineRule="auto"/>
     </w:pPr>
     <w:rPr>
-      <w:rFonts w:asciiTheme="majorHAnsi" w:cstheme="majorBidi" w:eastAsiaTheme="majorEastAsia" w:hAnsiTheme="majorHAnsi"/>
+      <w:rFonts w:asciiTheme="majorHAnsi" w:cstheme="majorBidi" w:hAnsiTheme="majorHAnsi" w:eastAsia="黑体"/>
       <w:color w:themeColor="text1" w:val="000000"/>
     </w:rPr>
     <w:tblPr>
@@ -10768,6 +11267,7 @@
     </w:tcPr>
     <w:tblStylePr w:type="firstRow">
       <w:rPr>
+        <w:rFonts w:eastAsia="黑体"/>
         <w:b/>
         <w:bCs/>
         <w:color w:themeColor="text1" w:val="000000"/>
@@ -10779,6 +11279,7 @@
     </w:tblStylePr>
     <w:tblStylePr w:type="lastRow">
       <w:rPr>
+        <w:rFonts w:eastAsia="黑体"/>
         <w:b/>
         <w:bCs/>
         <w:color w:themeColor="text1" w:val="000000"/>
@@ -10798,6 +11299,7 @@
     </w:tblStylePr>
     <w:tblStylePr w:type="firstCol">
       <w:rPr>
+        <w:rFonts w:eastAsia="黑体"/>
         <w:b/>
         <w:bCs/>
         <w:color w:themeColor="text1" w:val="000000"/>
@@ -10817,6 +11319,7 @@
     </w:tblStylePr>
     <w:tblStylePr w:type="lastCol">
       <w:rPr>
+        <w:rFonts w:eastAsia="黑体"/>
         <w:b w:val="0"/>
         <w:bCs w:val="0"/>
         <w:color w:themeColor="text1" w:val="000000"/>
@@ -10866,7 +11369,7 @@
       <w:spacing w:after="0" w:line="240" w:lineRule="auto"/>
     </w:pPr>
     <w:rPr>
-      <w:rFonts w:asciiTheme="majorHAnsi" w:cstheme="majorBidi" w:eastAsiaTheme="majorEastAsia" w:hAnsiTheme="majorHAnsi"/>
+      <w:rFonts w:asciiTheme="majorHAnsi" w:cstheme="majorBidi" w:hAnsiTheme="majorHAnsi" w:eastAsia="黑体"/>
       <w:color w:themeColor="text1" w:val="000000"/>
     </w:rPr>
     <w:tblPr>
@@ -10893,6 +11396,7 @@
     </w:tcPr>
     <w:tblStylePr w:type="firstRow">
       <w:rPr>
+        <w:rFonts w:eastAsia="黑体"/>
         <w:b/>
         <w:bCs/>
         <w:color w:themeColor="text1" w:val="000000"/>
@@ -10904,6 +11408,7 @@
     </w:tblStylePr>
     <w:tblStylePr w:type="lastRow">
       <w:rPr>
+        <w:rFonts w:eastAsia="黑体"/>
         <w:b/>
         <w:bCs/>
         <w:color w:themeColor="text1" w:val="000000"/>
@@ -10923,6 +11428,7 @@
     </w:tblStylePr>
     <w:tblStylePr w:type="firstCol">
       <w:rPr>
+        <w:rFonts w:eastAsia="黑体"/>
         <w:b/>
         <w:bCs/>
         <w:color w:themeColor="text1" w:val="000000"/>
@@ -10942,6 +11448,7 @@
     </w:tblStylePr>
     <w:tblStylePr w:type="lastCol">
       <w:rPr>
+        <w:rFonts w:eastAsia="黑体"/>
         <w:b w:val="0"/>
         <w:bCs w:val="0"/>
         <w:color w:themeColor="text1" w:val="000000"/>
@@ -10991,7 +11498,7 @@
       <w:spacing w:after="0" w:line="240" w:lineRule="auto"/>
     </w:pPr>
     <w:rPr>
-      <w:rFonts w:asciiTheme="majorHAnsi" w:cstheme="majorBidi" w:eastAsiaTheme="majorEastAsia" w:hAnsiTheme="majorHAnsi"/>
+      <w:rFonts w:asciiTheme="majorHAnsi" w:cstheme="majorBidi" w:hAnsiTheme="majorHAnsi" w:eastAsia="黑体"/>
       <w:color w:themeColor="text1" w:val="000000"/>
     </w:rPr>
     <w:tblPr>
@@ -11018,6 +11525,7 @@
     </w:tcPr>
     <w:tblStylePr w:type="firstRow">
       <w:rPr>
+        <w:rFonts w:eastAsia="黑体"/>
         <w:b/>
         <w:bCs/>
         <w:color w:themeColor="text1" w:val="000000"/>
@@ -11029,6 +11537,7 @@
     </w:tblStylePr>
     <w:tblStylePr w:type="lastRow">
       <w:rPr>
+        <w:rFonts w:eastAsia="黑体"/>
         <w:b/>
         <w:bCs/>
         <w:color w:themeColor="text1" w:val="000000"/>
@@ -11048,6 +11557,7 @@
     </w:tblStylePr>
     <w:tblStylePr w:type="firstCol">
       <w:rPr>
+        <w:rFonts w:eastAsia="黑体"/>
         <w:b/>
         <w:bCs/>
         <w:color w:themeColor="text1" w:val="000000"/>
@@ -11067,6 +11577,7 @@
     </w:tblStylePr>
     <w:tblStylePr w:type="lastCol">
       <w:rPr>
+        <w:rFonts w:eastAsia="黑体"/>
         <w:b w:val="0"/>
         <w:bCs w:val="0"/>
         <w:color w:themeColor="text1" w:val="000000"/>
@@ -11116,7 +11627,7 @@
       <w:spacing w:after="0" w:line="240" w:lineRule="auto"/>
     </w:pPr>
     <w:rPr>
-      <w:rFonts w:asciiTheme="majorHAnsi" w:cstheme="majorBidi" w:eastAsiaTheme="majorEastAsia" w:hAnsiTheme="majorHAnsi"/>
+      <w:rFonts w:asciiTheme="majorHAnsi" w:cstheme="majorBidi" w:hAnsiTheme="majorHAnsi" w:eastAsia="黑体"/>
       <w:color w:themeColor="text1" w:val="000000"/>
     </w:rPr>
     <w:tblPr>
@@ -11143,6 +11654,7 @@
     </w:tcPr>
     <w:tblStylePr w:type="firstRow">
       <w:rPr>
+        <w:rFonts w:eastAsia="黑体"/>
         <w:b/>
         <w:bCs/>
         <w:color w:themeColor="text1" w:val="000000"/>
@@ -11154,6 +11666,7 @@
     </w:tblStylePr>
     <w:tblStylePr w:type="lastRow">
       <w:rPr>
+        <w:rFonts w:eastAsia="黑体"/>
         <w:b/>
         <w:bCs/>
         <w:color w:themeColor="text1" w:val="000000"/>
@@ -11173,6 +11686,7 @@
     </w:tblStylePr>
     <w:tblStylePr w:type="firstCol">
       <w:rPr>
+        <w:rFonts w:eastAsia="黑体"/>
         <w:b/>
         <w:bCs/>
         <w:color w:themeColor="text1" w:val="000000"/>
@@ -11192,6 +11706,7 @@
     </w:tblStylePr>
     <w:tblStylePr w:type="lastCol">
       <w:rPr>
+        <w:rFonts w:eastAsia="黑体"/>
         <w:b w:val="0"/>
         <w:bCs w:val="0"/>
         <w:color w:themeColor="text1" w:val="000000"/>
@@ -11241,7 +11756,7 @@
       <w:spacing w:after="0" w:line="240" w:lineRule="auto"/>
     </w:pPr>
     <w:rPr>
-      <w:rFonts w:asciiTheme="majorHAnsi" w:cstheme="majorBidi" w:eastAsiaTheme="majorEastAsia" w:hAnsiTheme="majorHAnsi"/>
+      <w:rFonts w:asciiTheme="majorHAnsi" w:cstheme="majorBidi" w:hAnsiTheme="majorHAnsi" w:eastAsia="黑体"/>
       <w:color w:themeColor="text1" w:val="000000"/>
     </w:rPr>
     <w:tblPr>
@@ -11268,6 +11783,7 @@
     </w:tcPr>
     <w:tblStylePr w:type="firstRow">
       <w:rPr>
+        <w:rFonts w:eastAsia="黑体"/>
         <w:b/>
         <w:bCs/>
         <w:color w:themeColor="text1" w:val="000000"/>
@@ -11279,6 +11795,7 @@
     </w:tblStylePr>
     <w:tblStylePr w:type="lastRow">
       <w:rPr>
+        <w:rFonts w:eastAsia="黑体"/>
         <w:b/>
         <w:bCs/>
         <w:color w:themeColor="text1" w:val="000000"/>
@@ -11298,6 +11815,7 @@
     </w:tblStylePr>
     <w:tblStylePr w:type="firstCol">
       <w:rPr>
+        <w:rFonts w:eastAsia="黑体"/>
         <w:b/>
         <w:bCs/>
         <w:color w:themeColor="text1" w:val="000000"/>
@@ -11317,6 +11835,7 @@
     </w:tblStylePr>
     <w:tblStylePr w:type="lastCol">
       <w:rPr>
+        <w:rFonts w:eastAsia="黑体"/>
         <w:b w:val="0"/>
         <w:bCs w:val="0"/>
         <w:color w:themeColor="text1" w:val="000000"/>
@@ -11389,6 +11908,7 @@
     </w:tcPr>
     <w:tblStylePr w:type="firstRow">
       <w:rPr>
+        <w:rFonts w:eastAsia="黑体"/>
         <w:b/>
         <w:bCs/>
         <w:i w:val="0"/>
@@ -11410,6 +11930,7 @@
     </w:tblStylePr>
     <w:tblStylePr w:type="lastRow">
       <w:rPr>
+        <w:rFonts w:eastAsia="黑体"/>
         <w:b/>
         <w:bCs/>
         <w:i w:val="0"/>
@@ -11431,6 +11952,7 @@
     </w:tblStylePr>
     <w:tblStylePr w:type="firstCol">
       <w:rPr>
+        <w:rFonts w:eastAsia="黑体"/>
         <w:b/>
         <w:bCs/>
         <w:i w:val="0"/>
@@ -11450,6 +11972,7 @@
     </w:tblStylePr>
     <w:tblStylePr w:type="lastCol">
       <w:rPr>
+        <w:rFonts w:eastAsia="黑体"/>
         <w:b/>
         <w:bCs/>
         <w:i w:val="0"/>
@@ -11530,6 +12053,7 @@
     </w:tcPr>
     <w:tblStylePr w:type="firstRow">
       <w:rPr>
+        <w:rFonts w:eastAsia="黑体"/>
         <w:b/>
         <w:bCs/>
         <w:i w:val="0"/>
@@ -11551,6 +12075,7 @@
     </w:tblStylePr>
     <w:tblStylePr w:type="lastRow">
       <w:rPr>
+        <w:rFonts w:eastAsia="黑体"/>
         <w:b/>
         <w:bCs/>
         <w:i w:val="0"/>
@@ -11572,6 +12097,7 @@
     </w:tblStylePr>
     <w:tblStylePr w:type="firstCol">
       <w:rPr>
+        <w:rFonts w:eastAsia="黑体"/>
         <w:b/>
         <w:bCs/>
         <w:i w:val="0"/>
@@ -11591,6 +12117,7 @@
     </w:tblStylePr>
     <w:tblStylePr w:type="lastCol">
       <w:rPr>
+        <w:rFonts w:eastAsia="黑体"/>
         <w:b/>
         <w:bCs/>
         <w:i w:val="0"/>
@@ -11671,6 +12198,7 @@
     </w:tcPr>
     <w:tblStylePr w:type="firstRow">
       <w:rPr>
+        <w:rFonts w:eastAsia="黑体"/>
         <w:b/>
         <w:bCs/>
         <w:i w:val="0"/>
@@ -11692,6 +12220,7 @@
     </w:tblStylePr>
     <w:tblStylePr w:type="lastRow">
       <w:rPr>
+        <w:rFonts w:eastAsia="黑体"/>
         <w:b/>
         <w:bCs/>
         <w:i w:val="0"/>
@@ -11713,6 +12242,7 @@
     </w:tblStylePr>
     <w:tblStylePr w:type="firstCol">
       <w:rPr>
+        <w:rFonts w:eastAsia="黑体"/>
         <w:b/>
         <w:bCs/>
         <w:i w:val="0"/>
@@ -11732,6 +12262,7 @@
     </w:tblStylePr>
     <w:tblStylePr w:type="lastCol">
       <w:rPr>
+        <w:rFonts w:eastAsia="黑体"/>
         <w:b/>
         <w:bCs/>
         <w:i w:val="0"/>
@@ -11812,6 +12343,7 @@
     </w:tcPr>
     <w:tblStylePr w:type="firstRow">
       <w:rPr>
+        <w:rFonts w:eastAsia="黑体"/>
         <w:b/>
         <w:bCs/>
         <w:i w:val="0"/>
@@ -11833,6 +12365,7 @@
     </w:tblStylePr>
     <w:tblStylePr w:type="lastRow">
       <w:rPr>
+        <w:rFonts w:eastAsia="黑体"/>
         <w:b/>
         <w:bCs/>
         <w:i w:val="0"/>
@@ -11854,6 +12387,7 @@
     </w:tblStylePr>
     <w:tblStylePr w:type="firstCol">
       <w:rPr>
+        <w:rFonts w:eastAsia="黑体"/>
         <w:b/>
         <w:bCs/>
         <w:i w:val="0"/>
@@ -11873,6 +12407,7 @@
     </w:tblStylePr>
     <w:tblStylePr w:type="lastCol">
       <w:rPr>
+        <w:rFonts w:eastAsia="黑体"/>
         <w:b/>
         <w:bCs/>
         <w:i w:val="0"/>
@@ -11953,6 +12488,7 @@
     </w:tcPr>
     <w:tblStylePr w:type="firstRow">
       <w:rPr>
+        <w:rFonts w:eastAsia="黑体"/>
         <w:b/>
         <w:bCs/>
         <w:i w:val="0"/>
@@ -11974,6 +12510,7 @@
     </w:tblStylePr>
     <w:tblStylePr w:type="lastRow">
       <w:rPr>
+        <w:rFonts w:eastAsia="黑体"/>
         <w:b/>
         <w:bCs/>
         <w:i w:val="0"/>
@@ -11995,6 +12532,7 @@
     </w:tblStylePr>
     <w:tblStylePr w:type="firstCol">
       <w:rPr>
+        <w:rFonts w:eastAsia="黑体"/>
         <w:b/>
         <w:bCs/>
         <w:i w:val="0"/>
@@ -12014,6 +12552,7 @@
     </w:tblStylePr>
     <w:tblStylePr w:type="lastCol">
       <w:rPr>
+        <w:rFonts w:eastAsia="黑体"/>
         <w:b/>
         <w:bCs/>
         <w:i w:val="0"/>
@@ -12094,6 +12633,7 @@
     </w:tcPr>
     <w:tblStylePr w:type="firstRow">
       <w:rPr>
+        <w:rFonts w:eastAsia="黑体"/>
         <w:b/>
         <w:bCs/>
         <w:i w:val="0"/>
@@ -12115,6 +12655,7 @@
     </w:tblStylePr>
     <w:tblStylePr w:type="lastRow">
       <w:rPr>
+        <w:rFonts w:eastAsia="黑体"/>
         <w:b/>
         <w:bCs/>
         <w:i w:val="0"/>
@@ -12136,6 +12677,7 @@
     </w:tblStylePr>
     <w:tblStylePr w:type="firstCol">
       <w:rPr>
+        <w:rFonts w:eastAsia="黑体"/>
         <w:b/>
         <w:bCs/>
         <w:i w:val="0"/>
@@ -12155,6 +12697,7 @@
     </w:tblStylePr>
     <w:tblStylePr w:type="lastCol">
       <w:rPr>
+        <w:rFonts w:eastAsia="黑体"/>
         <w:b/>
         <w:bCs/>
         <w:i w:val="0"/>
@@ -12235,6 +12778,7 @@
     </w:tcPr>
     <w:tblStylePr w:type="firstRow">
       <w:rPr>
+        <w:rFonts w:eastAsia="黑体"/>
         <w:b/>
         <w:bCs/>
         <w:i w:val="0"/>
@@ -12256,6 +12800,7 @@
     </w:tblStylePr>
     <w:tblStylePr w:type="lastRow">
       <w:rPr>
+        <w:rFonts w:eastAsia="黑体"/>
         <w:b/>
         <w:bCs/>
         <w:i w:val="0"/>
@@ -12277,6 +12822,7 @@
     </w:tblStylePr>
     <w:tblStylePr w:type="firstCol">
       <w:rPr>
+        <w:rFonts w:eastAsia="黑体"/>
         <w:b/>
         <w:bCs/>
         <w:i w:val="0"/>
@@ -12296,6 +12842,7 @@
     </w:tblStylePr>
     <w:tblStylePr w:type="lastCol">
       <w:rPr>
+        <w:rFonts w:eastAsia="黑体"/>
         <w:b/>
         <w:bCs/>
         <w:i w:val="0"/>
@@ -12353,6 +12900,7 @@
       <w:spacing w:after="0" w:line="240" w:lineRule="auto"/>
     </w:pPr>
     <w:rPr>
+      <w:rFonts w:eastAsia="黑体"/>
       <w:color w:themeColor="background1" w:val="FFFFFF"/>
     </w:rPr>
     <w:tblPr>
@@ -12371,6 +12919,7 @@
     </w:tcPr>
     <w:tblStylePr w:type="firstRow">
       <w:rPr>
+        <w:rFonts w:eastAsia="黑体"/>
         <w:b/>
         <w:bCs/>
       </w:rPr>
@@ -12467,6 +13016,7 @@
       <w:spacing w:after="0" w:line="240" w:lineRule="auto"/>
     </w:pPr>
     <w:rPr>
+      <w:rFonts w:eastAsia="黑体"/>
       <w:color w:themeColor="background1" w:val="FFFFFF"/>
     </w:rPr>
     <w:tblPr>
@@ -12485,6 +13035,7 @@
     </w:tcPr>
     <w:tblStylePr w:type="firstRow">
       <w:rPr>
+        <w:rFonts w:eastAsia="黑体"/>
         <w:b/>
         <w:bCs/>
       </w:rPr>
@@ -12581,6 +13132,7 @@
       <w:spacing w:after="0" w:line="240" w:lineRule="auto"/>
     </w:pPr>
     <w:rPr>
+      <w:rFonts w:eastAsia="黑体"/>
       <w:color w:themeColor="background1" w:val="FFFFFF"/>
     </w:rPr>
     <w:tblPr>
@@ -12599,6 +13151,7 @@
     </w:tcPr>
     <w:tblStylePr w:type="firstRow">
       <w:rPr>
+        <w:rFonts w:eastAsia="黑体"/>
         <w:b/>
         <w:bCs/>
       </w:rPr>
@@ -12695,6 +13248,7 @@
       <w:spacing w:after="0" w:line="240" w:lineRule="auto"/>
     </w:pPr>
     <w:rPr>
+      <w:rFonts w:eastAsia="黑体"/>
       <w:color w:themeColor="background1" w:val="FFFFFF"/>
     </w:rPr>
     <w:tblPr>
@@ -12713,6 +13267,7 @@
     </w:tcPr>
     <w:tblStylePr w:type="firstRow">
       <w:rPr>
+        <w:rFonts w:eastAsia="黑体"/>
         <w:b/>
         <w:bCs/>
       </w:rPr>
@@ -12809,6 +13364,7 @@
       <w:spacing w:after="0" w:line="240" w:lineRule="auto"/>
     </w:pPr>
     <w:rPr>
+      <w:rFonts w:eastAsia="黑体"/>
       <w:color w:themeColor="background1" w:val="FFFFFF"/>
     </w:rPr>
     <w:tblPr>
@@ -12827,6 +13383,7 @@
     </w:tcPr>
     <w:tblStylePr w:type="firstRow">
       <w:rPr>
+        <w:rFonts w:eastAsia="黑体"/>
         <w:b/>
         <w:bCs/>
       </w:rPr>
@@ -12923,6 +13480,7 @@
       <w:spacing w:after="0" w:line="240" w:lineRule="auto"/>
     </w:pPr>
     <w:rPr>
+      <w:rFonts w:eastAsia="黑体"/>
       <w:color w:themeColor="background1" w:val="FFFFFF"/>
     </w:rPr>
     <w:tblPr>
@@ -12941,6 +13499,7 @@
     </w:tcPr>
     <w:tblStylePr w:type="firstRow">
       <w:rPr>
+        <w:rFonts w:eastAsia="黑体"/>
         <w:b/>
         <w:bCs/>
       </w:rPr>
@@ -13037,6 +13596,7 @@
       <w:spacing w:after="0" w:line="240" w:lineRule="auto"/>
     </w:pPr>
     <w:rPr>
+      <w:rFonts w:eastAsia="黑体"/>
       <w:color w:themeColor="background1" w:val="FFFFFF"/>
     </w:rPr>
     <w:tblPr>
@@ -13055,6 +13615,7 @@
     </w:tcPr>
     <w:tblStylePr w:type="firstRow">
       <w:rPr>
+        <w:rFonts w:eastAsia="黑体"/>
         <w:b/>
         <w:bCs/>
       </w:rPr>
@@ -13151,6 +13712,7 @@
       <w:spacing w:after="0" w:line="240" w:lineRule="auto"/>
     </w:pPr>
     <w:rPr>
+      <w:rFonts w:eastAsia="黑体"/>
       <w:color w:themeColor="text1" w:val="000000"/>
     </w:rPr>
     <w:tblPr>
@@ -13177,6 +13739,7 @@
     </w:tcPr>
     <w:tblStylePr w:type="firstRow">
       <w:rPr>
+        <w:rFonts w:eastAsia="黑体"/>
         <w:b/>
         <w:bCs/>
       </w:rPr>
@@ -13195,6 +13758,7 @@
     </w:tblStylePr>
     <w:tblStylePr w:type="lastRow">
       <w:rPr>
+        <w:rFonts w:eastAsia="黑体"/>
         <w:b/>
         <w:bCs/>
         <w:color w:themeColor="background1" w:val="FFFFFF"/>
@@ -13209,6 +13773,7 @@
     </w:tblStylePr>
     <w:tblStylePr w:type="firstCol">
       <w:rPr>
+        <w:rFonts w:eastAsia="黑体"/>
         <w:color w:themeColor="background1" w:val="FFFFFF"/>
       </w:rPr>
       <w:tblPr/>
@@ -13226,6 +13791,7 @@
     </w:tblStylePr>
     <w:tblStylePr w:type="lastCol">
       <w:rPr>
+        <w:rFonts w:eastAsia="黑体"/>
         <w:color w:themeColor="background1" w:val="FFFFFF"/>
       </w:rPr>
       <w:tblPr/>
@@ -13255,11 +13821,13 @@
     </w:tblStylePr>
     <w:tblStylePr w:type="neCell">
       <w:rPr>
+        <w:rFonts w:eastAsia="黑体"/>
         <w:color w:themeColor="text1" w:val="000000"/>
       </w:rPr>
     </w:tblStylePr>
     <w:tblStylePr w:type="nwCell">
       <w:rPr>
+        <w:rFonts w:eastAsia="黑体"/>
         <w:color w:themeColor="text1" w:val="000000"/>
       </w:rPr>
     </w:tblStylePr>
@@ -13273,6 +13841,7 @@
       <w:spacing w:after="0" w:line="240" w:lineRule="auto"/>
     </w:pPr>
     <w:rPr>
+      <w:rFonts w:eastAsia="黑体"/>
       <w:color w:themeColor="text1" w:val="000000"/>
     </w:rPr>
     <w:tblPr>
@@ -13299,6 +13868,7 @@
     </w:tcPr>
     <w:tblStylePr w:type="firstRow">
       <w:rPr>
+        <w:rFonts w:eastAsia="黑体"/>
         <w:b/>
         <w:bCs/>
       </w:rPr>
@@ -13317,6 +13887,7 @@
     </w:tblStylePr>
     <w:tblStylePr w:type="lastRow">
       <w:rPr>
+        <w:rFonts w:eastAsia="黑体"/>
         <w:b/>
         <w:bCs/>
         <w:color w:themeColor="background1" w:val="FFFFFF"/>
@@ -13331,6 +13902,7 @@
     </w:tblStylePr>
     <w:tblStylePr w:type="firstCol">
       <w:rPr>
+        <w:rFonts w:eastAsia="黑体"/>
         <w:color w:themeColor="background1" w:val="FFFFFF"/>
       </w:rPr>
       <w:tblPr/>
@@ -13348,6 +13920,7 @@
     </w:tblStylePr>
     <w:tblStylePr w:type="lastCol">
       <w:rPr>
+        <w:rFonts w:eastAsia="黑体"/>
         <w:color w:themeColor="background1" w:val="FFFFFF"/>
       </w:rPr>
       <w:tblPr/>
@@ -13377,11 +13950,13 @@
     </w:tblStylePr>
     <w:tblStylePr w:type="neCell">
       <w:rPr>
+        <w:rFonts w:eastAsia="黑体"/>
         <w:color w:themeColor="text1" w:val="000000"/>
       </w:rPr>
     </w:tblStylePr>
     <w:tblStylePr w:type="nwCell">
       <w:rPr>
+        <w:rFonts w:eastAsia="黑体"/>
         <w:color w:themeColor="text1" w:val="000000"/>
       </w:rPr>
     </w:tblStylePr>
@@ -13395,6 +13970,7 @@
       <w:spacing w:after="0" w:line="240" w:lineRule="auto"/>
     </w:pPr>
     <w:rPr>
+      <w:rFonts w:eastAsia="黑体"/>
       <w:color w:themeColor="text1" w:val="000000"/>
     </w:rPr>
     <w:tblPr>
@@ -13421,6 +13997,7 @@
     </w:tcPr>
     <w:tblStylePr w:type="firstRow">
       <w:rPr>
+        <w:rFonts w:eastAsia="黑体"/>
         <w:b/>
         <w:bCs/>
       </w:rPr>
@@ -13439,6 +14016,7 @@
     </w:tblStylePr>
     <w:tblStylePr w:type="lastRow">
       <w:rPr>
+        <w:rFonts w:eastAsia="黑体"/>
         <w:b/>
         <w:bCs/>
         <w:color w:themeColor="background1" w:val="FFFFFF"/>
@@ -13453,6 +14031,7 @@
     </w:tblStylePr>
     <w:tblStylePr w:type="firstCol">
       <w:rPr>
+        <w:rFonts w:eastAsia="黑体"/>
         <w:color w:themeColor="background1" w:val="FFFFFF"/>
       </w:rPr>
       <w:tblPr/>
@@ -13470,6 +14049,7 @@
     </w:tblStylePr>
     <w:tblStylePr w:type="lastCol">
       <w:rPr>
+        <w:rFonts w:eastAsia="黑体"/>
         <w:color w:themeColor="background1" w:val="FFFFFF"/>
       </w:rPr>
       <w:tblPr/>
@@ -13499,11 +14079,13 @@
     </w:tblStylePr>
     <w:tblStylePr w:type="neCell">
       <w:rPr>
+        <w:rFonts w:eastAsia="黑体"/>
         <w:color w:themeColor="text1" w:val="000000"/>
       </w:rPr>
     </w:tblStylePr>
     <w:tblStylePr w:type="nwCell">
       <w:rPr>
+        <w:rFonts w:eastAsia="黑体"/>
         <w:color w:themeColor="text1" w:val="000000"/>
       </w:rPr>
     </w:tblStylePr>
@@ -13517,6 +14099,7 @@
       <w:spacing w:after="0" w:line="240" w:lineRule="auto"/>
     </w:pPr>
     <w:rPr>
+      <w:rFonts w:eastAsia="黑体"/>
       <w:color w:themeColor="text1" w:val="000000"/>
     </w:rPr>
     <w:tblPr>
@@ -13543,6 +14126,7 @@
     </w:tcPr>
     <w:tblStylePr w:type="firstRow">
       <w:rPr>
+        <w:rFonts w:eastAsia="黑体"/>
         <w:b/>
         <w:bCs/>
       </w:rPr>
@@ -13561,6 +14145,7 @@
     </w:tblStylePr>
     <w:tblStylePr w:type="lastRow">
       <w:rPr>
+        <w:rFonts w:eastAsia="黑体"/>
         <w:b/>
         <w:bCs/>
         <w:color w:themeColor="background1" w:val="FFFFFF"/>
@@ -13575,6 +14160,7 @@
     </w:tblStylePr>
     <w:tblStylePr w:type="firstCol">
       <w:rPr>
+        <w:rFonts w:eastAsia="黑体"/>
         <w:color w:themeColor="background1" w:val="FFFFFF"/>
       </w:rPr>
       <w:tblPr/>
@@ -13592,6 +14178,7 @@
     </w:tblStylePr>
     <w:tblStylePr w:type="lastCol">
       <w:rPr>
+        <w:rFonts w:eastAsia="黑体"/>
         <w:color w:themeColor="background1" w:val="FFFFFF"/>
       </w:rPr>
       <w:tblPr/>
@@ -13629,6 +14216,7 @@
       <w:spacing w:after="0" w:line="240" w:lineRule="auto"/>
     </w:pPr>
     <w:rPr>
+      <w:rFonts w:eastAsia="黑体"/>
       <w:color w:themeColor="text1" w:val="000000"/>
     </w:rPr>
     <w:tblPr>
@@ -13655,6 +14243,7 @@
     </w:tcPr>
     <w:tblStylePr w:type="firstRow">
       <w:rPr>
+        <w:rFonts w:eastAsia="黑体"/>
         <w:b/>
         <w:bCs/>
       </w:rPr>
@@ -13673,6 +14262,7 @@
     </w:tblStylePr>
     <w:tblStylePr w:type="lastRow">
       <w:rPr>
+        <w:rFonts w:eastAsia="黑体"/>
         <w:b/>
         <w:bCs/>
         <w:color w:themeColor="background1" w:val="FFFFFF"/>
@@ -13687,6 +14277,7 @@
     </w:tblStylePr>
     <w:tblStylePr w:type="firstCol">
       <w:rPr>
+        <w:rFonts w:eastAsia="黑体"/>
         <w:color w:themeColor="background1" w:val="FFFFFF"/>
       </w:rPr>
       <w:tblPr/>
@@ -13704,6 +14295,7 @@
     </w:tblStylePr>
     <w:tblStylePr w:type="lastCol">
       <w:rPr>
+        <w:rFonts w:eastAsia="黑体"/>
         <w:color w:themeColor="background1" w:val="FFFFFF"/>
       </w:rPr>
       <w:tblPr/>
@@ -13733,11 +14325,13 @@
     </w:tblStylePr>
     <w:tblStylePr w:type="neCell">
       <w:rPr>
+        <w:rFonts w:eastAsia="黑体"/>
         <w:color w:themeColor="text1" w:val="000000"/>
       </w:rPr>
     </w:tblStylePr>
     <w:tblStylePr w:type="nwCell">
       <w:rPr>
+        <w:rFonts w:eastAsia="黑体"/>
         <w:color w:themeColor="text1" w:val="000000"/>
       </w:rPr>
     </w:tblStylePr>
@@ -13751,6 +14345,7 @@
       <w:spacing w:after="0" w:line="240" w:lineRule="auto"/>
     </w:pPr>
     <w:rPr>
+      <w:rFonts w:eastAsia="黑体"/>
       <w:color w:themeColor="text1" w:val="000000"/>
     </w:rPr>
     <w:tblPr>
@@ -13777,6 +14372,7 @@
     </w:tcPr>
     <w:tblStylePr w:type="firstRow">
       <w:rPr>
+        <w:rFonts w:eastAsia="黑体"/>
         <w:b/>
         <w:bCs/>
       </w:rPr>
@@ -13795,6 +14391,7 @@
     </w:tblStylePr>
     <w:tblStylePr w:type="lastRow">
       <w:rPr>
+        <w:rFonts w:eastAsia="黑体"/>
         <w:b/>
         <w:bCs/>
         <w:color w:themeColor="background1" w:val="FFFFFF"/>
@@ -13809,6 +14406,7 @@
     </w:tblStylePr>
     <w:tblStylePr w:type="firstCol">
       <w:rPr>
+        <w:rFonts w:eastAsia="黑体"/>
         <w:color w:themeColor="background1" w:val="FFFFFF"/>
       </w:rPr>
       <w:tblPr/>
@@ -13826,6 +14424,7 @@
     </w:tblStylePr>
     <w:tblStylePr w:type="lastCol">
       <w:rPr>
+        <w:rFonts w:eastAsia="黑体"/>
         <w:color w:themeColor="background1" w:val="FFFFFF"/>
       </w:rPr>
       <w:tblPr/>
@@ -13855,11 +14454,13 @@
     </w:tblStylePr>
     <w:tblStylePr w:type="neCell">
       <w:rPr>
+        <w:rFonts w:eastAsia="黑体"/>
         <w:color w:themeColor="text1" w:val="000000"/>
       </w:rPr>
     </w:tblStylePr>
     <w:tblStylePr w:type="nwCell">
       <w:rPr>
+        <w:rFonts w:eastAsia="黑体"/>
         <w:color w:themeColor="text1" w:val="000000"/>
       </w:rPr>
     </w:tblStylePr>
@@ -13873,6 +14474,7 @@
       <w:spacing w:after="0" w:line="240" w:lineRule="auto"/>
     </w:pPr>
     <w:rPr>
+      <w:rFonts w:eastAsia="黑体"/>
       <w:color w:themeColor="text1" w:val="000000"/>
     </w:rPr>
     <w:tblPr>
@@ -13899,6 +14501,7 @@
     </w:tcPr>
     <w:tblStylePr w:type="firstRow">
       <w:rPr>
+        <w:rFonts w:eastAsia="黑体"/>
         <w:b/>
         <w:bCs/>
       </w:rPr>
@@ -13917,6 +14520,7 @@
     </w:tblStylePr>
     <w:tblStylePr w:type="lastRow">
       <w:rPr>
+        <w:rFonts w:eastAsia="黑体"/>
         <w:b/>
         <w:bCs/>
         <w:color w:themeColor="background1" w:val="FFFFFF"/>
@@ -13931,6 +14535,7 @@
     </w:tblStylePr>
     <w:tblStylePr w:type="firstCol">
       <w:rPr>
+        <w:rFonts w:eastAsia="黑体"/>
         <w:color w:themeColor="background1" w:val="FFFFFF"/>
       </w:rPr>
       <w:tblPr/>
@@ -13948,6 +14553,7 @@
     </w:tblStylePr>
     <w:tblStylePr w:type="lastCol">
       <w:rPr>
+        <w:rFonts w:eastAsia="黑体"/>
         <w:color w:themeColor="background1" w:val="FFFFFF"/>
       </w:rPr>
       <w:tblPr/>
@@ -13977,11 +14583,13 @@
     </w:tblStylePr>
     <w:tblStylePr w:type="neCell">
       <w:rPr>
+        <w:rFonts w:eastAsia="黑体"/>
         <w:color w:themeColor="text1" w:val="000000"/>
       </w:rPr>
     </w:tblStylePr>
     <w:tblStylePr w:type="nwCell">
       <w:rPr>
+        <w:rFonts w:eastAsia="黑体"/>
         <w:color w:themeColor="text1" w:val="000000"/>
       </w:rPr>
     </w:tblStylePr>
@@ -13995,6 +14603,7 @@
       <w:spacing w:after="0" w:line="240" w:lineRule="auto"/>
     </w:pPr>
     <w:rPr>
+      <w:rFonts w:eastAsia="黑体"/>
       <w:color w:themeColor="text1" w:val="000000"/>
     </w:rPr>
     <w:tblPr>
@@ -14013,6 +14622,7 @@
     </w:tcPr>
     <w:tblStylePr w:type="firstRow">
       <w:rPr>
+        <w:rFonts w:eastAsia="黑体"/>
         <w:b/>
         <w:bCs/>
         <w:color w:themeColor="background1" w:val="FFFFFF"/>
@@ -14027,6 +14637,7 @@
     </w:tblStylePr>
     <w:tblStylePr w:type="lastRow">
       <w:rPr>
+        <w:rFonts w:eastAsia="黑体"/>
         <w:b/>
         <w:bCs/>
         <w:color w:themeColor="accent2" w:themeShade="CC" w:val="9E3A38"/>
@@ -14041,12 +14652,14 @@
     </w:tblStylePr>
     <w:tblStylePr w:type="firstCol">
       <w:rPr>
+        <w:rFonts w:eastAsia="黑体"/>
         <w:b/>
         <w:bCs/>
       </w:rPr>
     </w:tblStylePr>
     <w:tblStylePr w:type="lastCol">
       <w:rPr>
+        <w:rFonts w:eastAsia="黑体"/>
         <w:b/>
         <w:bCs/>
       </w:rPr>
@@ -14081,6 +14694,7 @@
       <w:spacing w:after="0" w:line="240" w:lineRule="auto"/>
     </w:pPr>
     <w:rPr>
+      <w:rFonts w:eastAsia="黑体"/>
       <w:color w:themeColor="text1" w:val="000000"/>
     </w:rPr>
     <w:tblPr>
@@ -14099,6 +14713,7 @@
     </w:tcPr>
     <w:tblStylePr w:type="firstRow">
       <w:rPr>
+        <w:rFonts w:eastAsia="黑体"/>
         <w:b/>
         <w:bCs/>
         <w:color w:themeColor="background1" w:val="FFFFFF"/>
@@ -14113,6 +14728,7 @@
     </w:tblStylePr>
     <w:tblStylePr w:type="lastRow">
       <w:rPr>
+        <w:rFonts w:eastAsia="黑体"/>
         <w:b/>
         <w:bCs/>
         <w:color w:themeColor="accent2" w:themeShade="CC" w:val="9E3A38"/>
@@ -14127,12 +14743,14 @@
     </w:tblStylePr>
     <w:tblStylePr w:type="firstCol">
       <w:rPr>
+        <w:rFonts w:eastAsia="黑体"/>
         <w:b/>
         <w:bCs/>
       </w:rPr>
     </w:tblStylePr>
     <w:tblStylePr w:type="lastCol">
       <w:rPr>
+        <w:rFonts w:eastAsia="黑体"/>
         <w:b/>
         <w:bCs/>
       </w:rPr>
@@ -14167,6 +14785,7 @@
       <w:spacing w:after="0" w:line="240" w:lineRule="auto"/>
     </w:pPr>
     <w:rPr>
+      <w:rFonts w:eastAsia="黑体"/>
       <w:color w:themeColor="text1" w:val="000000"/>
     </w:rPr>
     <w:tblPr>
@@ -14185,6 +14804,7 @@
     </w:tcPr>
     <w:tblStylePr w:type="firstRow">
       <w:rPr>
+        <w:rFonts w:eastAsia="黑体"/>
         <w:b/>
         <w:bCs/>
         <w:color w:themeColor="background1" w:val="FFFFFF"/>
@@ -14199,6 +14819,7 @@
     </w:tblStylePr>
     <w:tblStylePr w:type="lastRow">
       <w:rPr>
+        <w:rFonts w:eastAsia="黑体"/>
         <w:b/>
         <w:bCs/>
         <w:color w:themeColor="accent2" w:themeShade="CC" w:val="9E3A38"/>
@@ -14213,12 +14834,14 @@
     </w:tblStylePr>
     <w:tblStylePr w:type="firstCol">
       <w:rPr>
+        <w:rFonts w:eastAsia="黑体"/>
         <w:b/>
         <w:bCs/>
       </w:rPr>
     </w:tblStylePr>
     <w:tblStylePr w:type="lastCol">
       <w:rPr>
+        <w:rFonts w:eastAsia="黑体"/>
         <w:b/>
         <w:bCs/>
       </w:rPr>
@@ -14253,6 +14876,7 @@
       <w:spacing w:after="0" w:line="240" w:lineRule="auto"/>
     </w:pPr>
     <w:rPr>
+      <w:rFonts w:eastAsia="黑体"/>
       <w:color w:themeColor="text1" w:val="000000"/>
     </w:rPr>
     <w:tblPr>
@@ -14271,6 +14895,7 @@
     </w:tcPr>
     <w:tblStylePr w:type="firstRow">
       <w:rPr>
+        <w:rFonts w:eastAsia="黑体"/>
         <w:b/>
         <w:bCs/>
         <w:color w:themeColor="background1" w:val="FFFFFF"/>
@@ -14285,6 +14910,7 @@
     </w:tblStylePr>
     <w:tblStylePr w:type="lastRow">
       <w:rPr>
+        <w:rFonts w:eastAsia="黑体"/>
         <w:b/>
         <w:bCs/>
         <w:color w:themeColor="accent4" w:themeShade="CC" w:val="664E82"/>
@@ -14299,12 +14925,14 @@
     </w:tblStylePr>
     <w:tblStylePr w:type="firstCol">
       <w:rPr>
+        <w:rFonts w:eastAsia="黑体"/>
         <w:b/>
         <w:bCs/>
       </w:rPr>
     </w:tblStylePr>
     <w:tblStylePr w:type="lastCol">
       <w:rPr>
+        <w:rFonts w:eastAsia="黑体"/>
         <w:b/>
         <w:bCs/>
       </w:rPr>
@@ -14339,6 +14967,7 @@
       <w:spacing w:after="0" w:line="240" w:lineRule="auto"/>
     </w:pPr>
     <w:rPr>
+      <w:rFonts w:eastAsia="黑体"/>
       <w:color w:themeColor="text1" w:val="000000"/>
     </w:rPr>
     <w:tblPr>
@@ -14357,6 +14986,7 @@
     </w:tcPr>
     <w:tblStylePr w:type="firstRow">
       <w:rPr>
+        <w:rFonts w:eastAsia="黑体"/>
         <w:b/>
         <w:bCs/>
         <w:color w:themeColor="background1" w:val="FFFFFF"/>
@@ -14371,6 +15001,7 @@
     </w:tblStylePr>
     <w:tblStylePr w:type="lastRow">
       <w:rPr>
+        <w:rFonts w:eastAsia="黑体"/>
         <w:b/>
         <w:bCs/>
         <w:color w:themeColor="accent3" w:themeShade="CC" w:val="7E9C40"/>
@@ -14385,12 +15016,14 @@
     </w:tblStylePr>
     <w:tblStylePr w:type="firstCol">
       <w:rPr>
+        <w:rFonts w:eastAsia="黑体"/>
         <w:b/>
         <w:bCs/>
       </w:rPr>
     </w:tblStylePr>
     <w:tblStylePr w:type="lastCol">
       <w:rPr>
+        <w:rFonts w:eastAsia="黑体"/>
         <w:b/>
         <w:bCs/>
       </w:rPr>
@@ -14425,6 +15058,7 @@
       <w:spacing w:after="0" w:line="240" w:lineRule="auto"/>
     </w:pPr>
     <w:rPr>
+      <w:rFonts w:eastAsia="黑体"/>
       <w:color w:themeColor="text1" w:val="000000"/>
     </w:rPr>
     <w:tblPr>
@@ -14443,6 +15077,7 @@
     </w:tcPr>
     <w:tblStylePr w:type="firstRow">
       <w:rPr>
+        <w:rFonts w:eastAsia="黑体"/>
         <w:b/>
         <w:bCs/>
         <w:color w:themeColor="background1" w:val="FFFFFF"/>
@@ -14457,6 +15092,7 @@
     </w:tblStylePr>
     <w:tblStylePr w:type="lastRow">
       <w:rPr>
+        <w:rFonts w:eastAsia="黑体"/>
         <w:b/>
         <w:bCs/>
         <w:color w:themeColor="accent6" w:themeShade="CC" w:val="F2730A"/>
@@ -14471,12 +15107,14 @@
     </w:tblStylePr>
     <w:tblStylePr w:type="firstCol">
       <w:rPr>
+        <w:rFonts w:eastAsia="黑体"/>
         <w:b/>
         <w:bCs/>
       </w:rPr>
     </w:tblStylePr>
     <w:tblStylePr w:type="lastCol">
       <w:rPr>
+        <w:rFonts w:eastAsia="黑体"/>
         <w:b/>
         <w:bCs/>
       </w:rPr>
@@ -14511,6 +15149,7 @@
       <w:spacing w:after="0" w:line="240" w:lineRule="auto"/>
     </w:pPr>
     <w:rPr>
+      <w:rFonts w:eastAsia="黑体"/>
       <w:color w:themeColor="text1" w:val="000000"/>
     </w:rPr>
     <w:tblPr>
@@ -14529,6 +15168,7 @@
     </w:tcPr>
     <w:tblStylePr w:type="firstRow">
       <w:rPr>
+        <w:rFonts w:eastAsia="黑体"/>
         <w:b/>
         <w:bCs/>
         <w:color w:themeColor="background1" w:val="FFFFFF"/>
@@ -14543,6 +15183,7 @@
     </w:tblStylePr>
     <w:tblStylePr w:type="lastRow">
       <w:rPr>
+        <w:rFonts w:eastAsia="黑体"/>
         <w:b/>
         <w:bCs/>
         <w:color w:themeColor="accent5" w:themeShade="CC" w:val="348DA5"/>
@@ -14557,12 +15198,14 @@
     </w:tblStylePr>
     <w:tblStylePr w:type="firstCol">
       <w:rPr>
+        <w:rFonts w:eastAsia="黑体"/>
         <w:b/>
         <w:bCs/>
       </w:rPr>
     </w:tblStylePr>
     <w:tblStylePr w:type="lastCol">
       <w:rPr>
+        <w:rFonts w:eastAsia="黑体"/>
         <w:b/>
         <w:bCs/>
       </w:rPr>
@@ -14597,6 +15240,7 @@
       <w:spacing w:after="0" w:line="240" w:lineRule="auto"/>
     </w:pPr>
     <w:rPr>
+      <w:rFonts w:eastAsia="黑体"/>
       <w:color w:themeColor="text1" w:val="000000"/>
     </w:rPr>
     <w:tblPr>
@@ -14618,6 +15262,7 @@
     </w:tcPr>
     <w:tblStylePr w:type="firstRow">
       <w:rPr>
+        <w:rFonts w:eastAsia="黑体"/>
         <w:b/>
         <w:bCs/>
       </w:rPr>
@@ -14628,6 +15273,7 @@
     </w:tblStylePr>
     <w:tblStylePr w:type="lastRow">
       <w:rPr>
+        <w:rFonts w:eastAsia="黑体"/>
         <w:b/>
         <w:bCs/>
         <w:color w:themeColor="text1" w:val="000000"/>
@@ -14639,6 +15285,7 @@
     </w:tblStylePr>
     <w:tblStylePr w:type="firstCol">
       <w:rPr>
+        <w:rFonts w:eastAsia="黑体"/>
         <w:color w:themeColor="background1" w:val="FFFFFF"/>
       </w:rPr>
       <w:tblPr/>
@@ -14648,6 +15295,7 @@
     </w:tblStylePr>
     <w:tblStylePr w:type="lastCol">
       <w:rPr>
+        <w:rFonts w:eastAsia="黑体"/>
         <w:color w:themeColor="background1" w:val="FFFFFF"/>
       </w:rPr>
       <w:tblPr/>
@@ -14677,6 +15325,7 @@
       <w:spacing w:after="0" w:line="240" w:lineRule="auto"/>
     </w:pPr>
     <w:rPr>
+      <w:rFonts w:eastAsia="黑体"/>
       <w:color w:themeColor="text1" w:val="000000"/>
     </w:rPr>
     <w:tblPr>
@@ -14698,6 +15347,7 @@
     </w:tcPr>
     <w:tblStylePr w:type="firstRow">
       <w:rPr>
+        <w:rFonts w:eastAsia="黑体"/>
         <w:b/>
         <w:bCs/>
       </w:rPr>
@@ -14708,6 +15358,7 @@
     </w:tblStylePr>
     <w:tblStylePr w:type="lastRow">
       <w:rPr>
+        <w:rFonts w:eastAsia="黑体"/>
         <w:b/>
         <w:bCs/>
         <w:color w:themeColor="text1" w:val="000000"/>
@@ -14719,6 +15370,7 @@
     </w:tblStylePr>
     <w:tblStylePr w:type="firstCol">
       <w:rPr>
+        <w:rFonts w:eastAsia="黑体"/>
         <w:color w:themeColor="background1" w:val="FFFFFF"/>
       </w:rPr>
       <w:tblPr/>
@@ -14728,6 +15380,7 @@
     </w:tblStylePr>
     <w:tblStylePr w:type="lastCol">
       <w:rPr>
+        <w:rFonts w:eastAsia="黑体"/>
         <w:color w:themeColor="background1" w:val="FFFFFF"/>
       </w:rPr>
       <w:tblPr/>
@@ -14757,6 +15410,7 @@
       <w:spacing w:after="0" w:line="240" w:lineRule="auto"/>
     </w:pPr>
     <w:rPr>
+      <w:rFonts w:eastAsia="黑体"/>
       <w:color w:themeColor="text1" w:val="000000"/>
     </w:rPr>
     <w:tblPr>
@@ -14778,6 +15432,7 @@
     </w:tcPr>
     <w:tblStylePr w:type="firstRow">
       <w:rPr>
+        <w:rFonts w:eastAsia="黑体"/>
         <w:b/>
         <w:bCs/>
       </w:rPr>
@@ -14788,6 +15443,7 @@
     </w:tblStylePr>
     <w:tblStylePr w:type="lastRow">
       <w:rPr>
+        <w:rFonts w:eastAsia="黑体"/>
         <w:b/>
         <w:bCs/>
         <w:color w:themeColor="text1" w:val="000000"/>
@@ -14799,6 +15455,7 @@
     </w:tblStylePr>
     <w:tblStylePr w:type="firstCol">
       <w:rPr>
+        <w:rFonts w:eastAsia="黑体"/>
         <w:color w:themeColor="background1" w:val="FFFFFF"/>
       </w:rPr>
       <w:tblPr/>
@@ -14808,6 +15465,7 @@
     </w:tblStylePr>
     <w:tblStylePr w:type="lastCol">
       <w:rPr>
+        <w:rFonts w:eastAsia="黑体"/>
         <w:color w:themeColor="background1" w:val="FFFFFF"/>
       </w:rPr>
       <w:tblPr/>
@@ -14837,6 +15495,7 @@
       <w:spacing w:after="0" w:line="240" w:lineRule="auto"/>
     </w:pPr>
     <w:rPr>
+      <w:rFonts w:eastAsia="黑体"/>
       <w:color w:themeColor="text1" w:val="000000"/>
     </w:rPr>
     <w:tblPr>
@@ -14858,6 +15517,7 @@
     </w:tcPr>
     <w:tblStylePr w:type="firstRow">
       <w:rPr>
+        <w:rFonts w:eastAsia="黑体"/>
         <w:b/>
         <w:bCs/>
       </w:rPr>
@@ -14868,6 +15528,7 @@
     </w:tblStylePr>
     <w:tblStylePr w:type="lastRow">
       <w:rPr>
+        <w:rFonts w:eastAsia="黑体"/>
         <w:b/>
         <w:bCs/>
         <w:color w:themeColor="text1" w:val="000000"/>
@@ -14879,6 +15540,7 @@
     </w:tblStylePr>
     <w:tblStylePr w:type="firstCol">
       <w:rPr>
+        <w:rFonts w:eastAsia="黑体"/>
         <w:color w:themeColor="background1" w:val="FFFFFF"/>
       </w:rPr>
       <w:tblPr/>
@@ -14888,6 +15550,7 @@
     </w:tblStylePr>
     <w:tblStylePr w:type="lastCol">
       <w:rPr>
+        <w:rFonts w:eastAsia="黑体"/>
         <w:color w:themeColor="background1" w:val="FFFFFF"/>
       </w:rPr>
       <w:tblPr/>
@@ -14917,6 +15580,7 @@
       <w:spacing w:after="0" w:line="240" w:lineRule="auto"/>
     </w:pPr>
     <w:rPr>
+      <w:rFonts w:eastAsia="黑体"/>
       <w:color w:themeColor="text1" w:val="000000"/>
     </w:rPr>
     <w:tblPr>
@@ -14938,6 +15602,7 @@
     </w:tcPr>
     <w:tblStylePr w:type="firstRow">
       <w:rPr>
+        <w:rFonts w:eastAsia="黑体"/>
         <w:b/>
         <w:bCs/>
       </w:rPr>
@@ -14948,6 +15613,7 @@
     </w:tblStylePr>
     <w:tblStylePr w:type="lastRow">
       <w:rPr>
+        <w:rFonts w:eastAsia="黑体"/>
         <w:b/>
         <w:bCs/>
         <w:color w:themeColor="text1" w:val="000000"/>
@@ -14959,6 +15625,7 @@
     </w:tblStylePr>
     <w:tblStylePr w:type="firstCol">
       <w:rPr>
+        <w:rFonts w:eastAsia="黑体"/>
         <w:color w:themeColor="background1" w:val="FFFFFF"/>
       </w:rPr>
       <w:tblPr/>
@@ -14968,6 +15635,7 @@
     </w:tblStylePr>
     <w:tblStylePr w:type="lastCol">
       <w:rPr>
+        <w:rFonts w:eastAsia="黑体"/>
         <w:color w:themeColor="background1" w:val="FFFFFF"/>
       </w:rPr>
       <w:tblPr/>
@@ -14997,6 +15665,7 @@
       <w:spacing w:after="0" w:line="240" w:lineRule="auto"/>
     </w:pPr>
     <w:rPr>
+      <w:rFonts w:eastAsia="黑体"/>
       <w:color w:themeColor="text1" w:val="000000"/>
     </w:rPr>
     <w:tblPr>
@@ -15018,6 +15687,7 @@
     </w:tcPr>
     <w:tblStylePr w:type="firstRow">
       <w:rPr>
+        <w:rFonts w:eastAsia="黑体"/>
         <w:b/>
         <w:bCs/>
       </w:rPr>
@@ -15028,6 +15698,7 @@
     </w:tblStylePr>
     <w:tblStylePr w:type="lastRow">
       <w:rPr>
+        <w:rFonts w:eastAsia="黑体"/>
         <w:b/>
         <w:bCs/>
         <w:color w:themeColor="text1" w:val="000000"/>
@@ -15039,6 +15710,7 @@
     </w:tblStylePr>
     <w:tblStylePr w:type="firstCol">
       <w:rPr>
+        <w:rFonts w:eastAsia="黑体"/>
         <w:color w:themeColor="background1" w:val="FFFFFF"/>
       </w:rPr>
       <w:tblPr/>
@@ -15048,6 +15720,7 @@
     </w:tblStylePr>
     <w:tblStylePr w:type="lastCol">
       <w:rPr>
+        <w:rFonts w:eastAsia="黑体"/>
         <w:color w:themeColor="background1" w:val="FFFFFF"/>
       </w:rPr>
       <w:tblPr/>
@@ -15077,6 +15750,7 @@
       <w:spacing w:after="0" w:line="240" w:lineRule="auto"/>
     </w:pPr>
     <w:rPr>
+      <w:rFonts w:eastAsia="黑体"/>
       <w:color w:themeColor="text1" w:val="000000"/>
     </w:rPr>
     <w:tblPr>
@@ -15098,6 +15772,7 @@
     </w:tcPr>
     <w:tblStylePr w:type="firstRow">
       <w:rPr>
+        <w:rFonts w:eastAsia="黑体"/>
         <w:b/>
         <w:bCs/>
       </w:rPr>
@@ -15108,6 +15783,7 @@
     </w:tblStylePr>
     <w:tblStylePr w:type="lastRow">
       <w:rPr>
+        <w:rFonts w:eastAsia="黑体"/>
         <w:b/>
         <w:bCs/>
         <w:color w:themeColor="text1" w:val="000000"/>
@@ -15119,6 +15795,7 @@
     </w:tblStylePr>
     <w:tblStylePr w:type="firstCol">
       <w:rPr>
+        <w:rFonts w:eastAsia="黑体"/>
         <w:color w:themeColor="background1" w:val="FFFFFF"/>
       </w:rPr>
       <w:tblPr/>
@@ -15128,6 +15805,7 @@
     </w:tblStylePr>
     <w:tblStylePr w:type="lastCol">
       <w:rPr>
+        <w:rFonts w:eastAsia="黑体"/>
         <w:color w:themeColor="background1" w:val="FFFFFF"/>
       </w:rPr>
       <w:tblPr/>
@@ -15160,6 +15838,7 @@
     <w:name w:val="KeywordTok"/>
     <w:basedOn w:val="VerbatimChar"/>
     <w:rPr>
+      <w:rFonts w:eastAsia="黑体"/>
       <w:b/>
       <w:color w:val="007020"/>
     </w:rPr>
@@ -15168,6 +15847,7 @@
     <w:name w:val="DataTypeTok"/>
     <w:basedOn w:val="VerbatimChar"/>
     <w:rPr>
+      <w:rFonts w:eastAsia="黑体"/>
       <w:color w:val="902000"/>
     </w:rPr>
   </w:style>
@@ -15175,6 +15855,7 @@
     <w:name w:val="DecValTok"/>
     <w:basedOn w:val="VerbatimChar"/>
     <w:rPr>
+      <w:rFonts w:eastAsia="黑体"/>
       <w:color w:val="40a070"/>
     </w:rPr>
   </w:style>
@@ -15182,6 +15863,7 @@
     <w:name w:val="BaseNTok"/>
     <w:basedOn w:val="VerbatimChar"/>
     <w:rPr>
+      <w:rFonts w:eastAsia="黑体"/>
       <w:color w:val="40a070"/>
     </w:rPr>
   </w:style>
@@ -15189,6 +15871,7 @@
     <w:name w:val="FloatTok"/>
     <w:basedOn w:val="VerbatimChar"/>
     <w:rPr>
+      <w:rFonts w:eastAsia="黑体"/>
       <w:color w:val="40a070"/>
     </w:rPr>
   </w:style>
@@ -15196,6 +15879,7 @@
     <w:name w:val="ConstantTok"/>
     <w:basedOn w:val="VerbatimChar"/>
     <w:rPr>
+      <w:rFonts w:eastAsia="黑体"/>
       <w:color w:val="880000"/>
     </w:rPr>
   </w:style>
@@ -15203,6 +15887,7 @@
     <w:name w:val="CharTok"/>
     <w:basedOn w:val="VerbatimChar"/>
     <w:rPr>
+      <w:rFonts w:eastAsia="黑体"/>
       <w:color w:val="4070a0"/>
     </w:rPr>
   </w:style>
@@ -15210,6 +15895,7 @@
     <w:name w:val="SpecialCharTok"/>
     <w:basedOn w:val="VerbatimChar"/>
     <w:rPr>
+      <w:rFonts w:eastAsia="黑体"/>
       <w:color w:val="4070a0"/>
     </w:rPr>
   </w:style>
@@ -15217,6 +15903,7 @@
     <w:name w:val="StringTok"/>
     <w:basedOn w:val="VerbatimChar"/>
     <w:rPr>
+      <w:rFonts w:eastAsia="黑体"/>
       <w:color w:val="4070a0"/>
     </w:rPr>
   </w:style>
@@ -15224,6 +15911,7 @@
     <w:name w:val="VerbatimStringTok"/>
     <w:basedOn w:val="VerbatimChar"/>
     <w:rPr>
+      <w:rFonts w:eastAsia="黑体"/>
       <w:color w:val="4070a0"/>
     </w:rPr>
   </w:style>
@@ -15231,6 +15919,7 @@
     <w:name w:val="SpecialStringTok"/>
     <w:basedOn w:val="VerbatimChar"/>
     <w:rPr>
+      <w:rFonts w:eastAsia="黑体"/>
       <w:color w:val="bb6688"/>
     </w:rPr>
   </w:style>
@@ -15238,6 +15927,7 @@
     <w:name w:val="ImportTok"/>
     <w:basedOn w:val="VerbatimChar"/>
     <w:rPr>
+      <w:rFonts w:eastAsia="黑体"/>
       <w:b/>
       <w:color w:val="008000"/>
     </w:rPr>
@@ -15246,6 +15936,7 @@
     <w:name w:val="CommentTok"/>
     <w:basedOn w:val="VerbatimChar"/>
     <w:rPr>
+      <w:rFonts w:eastAsia="黑体"/>
       <w:i/>
       <w:color w:val="60a0b0"/>
     </w:rPr>
@@ -15254,6 +15945,7 @@
     <w:name w:val="DocumentationTok"/>
     <w:basedOn w:val="VerbatimChar"/>
     <w:rPr>
+      <w:rFonts w:eastAsia="黑体"/>
       <w:i/>
       <w:color w:val="ba2121"/>
     </w:rPr>
@@ -15262,6 +15954,7 @@
     <w:name w:val="AnnotationTok"/>
     <w:basedOn w:val="VerbatimChar"/>
     <w:rPr>
+      <w:rFonts w:eastAsia="黑体"/>
       <w:b/>
       <w:i/>
       <w:color w:val="60a0b0"/>
@@ -15271,6 +15964,7 @@
     <w:name w:val="CommentVarTok"/>
     <w:basedOn w:val="VerbatimChar"/>
     <w:rPr>
+      <w:rFonts w:eastAsia="黑体"/>
       <w:b/>
       <w:i/>
       <w:color w:val="60a0b0"/>
@@ -15280,6 +15974,7 @@
     <w:name w:val="OtherTok"/>
     <w:basedOn w:val="VerbatimChar"/>
     <w:rPr>
+      <w:rFonts w:eastAsia="黑体"/>
       <w:color w:val="007020"/>
     </w:rPr>
   </w:style>
@@ -15287,6 +15982,7 @@
     <w:name w:val="FunctionTok"/>
     <w:basedOn w:val="VerbatimChar"/>
     <w:rPr>
+      <w:rFonts w:eastAsia="黑体"/>
       <w:color w:val="06287e"/>
     </w:rPr>
   </w:style>
@@ -15294,6 +15990,7 @@
     <w:name w:val="VariableTok"/>
     <w:basedOn w:val="VerbatimChar"/>
     <w:rPr>
+      <w:rFonts w:eastAsia="黑体"/>
       <w:color w:val="19177c"/>
     </w:rPr>
   </w:style>
@@ -15301,6 +15998,7 @@
     <w:name w:val="ControlFlowTok"/>
     <w:basedOn w:val="VerbatimChar"/>
     <w:rPr>
+      <w:rFonts w:eastAsia="黑体"/>
       <w:b/>
       <w:color w:val="007020"/>
     </w:rPr>
@@ -15309,6 +16007,7 @@
     <w:name w:val="OperatorTok"/>
     <w:basedOn w:val="VerbatimChar"/>
     <w:rPr>
+      <w:rFonts w:eastAsia="黑体"/>
       <w:color w:val="666666"/>
     </w:rPr>
   </w:style>
@@ -15316,18 +16015,22 @@
     <w:name w:val="BuiltInTok"/>
     <w:basedOn w:val="VerbatimChar"/>
     <w:rPr>
+      <w:rFonts w:eastAsia="黑体"/>
       <w:color w:val="008000"/>
     </w:rPr>
   </w:style>
   <w:style w:type="character" w:customStyle="1" w:styleId="ExtensionTok">
     <w:name w:val="ExtensionTok"/>
     <w:basedOn w:val="VerbatimChar"/>
-    <w:rPr/>
+    <w:rPr>
+      <w:rFonts w:eastAsia="黑体"/>
+    </w:rPr>
   </w:style>
   <w:style w:type="character" w:customStyle="1" w:styleId="PreprocessorTok">
     <w:name w:val="PreprocessorTok"/>
     <w:basedOn w:val="VerbatimChar"/>
     <w:rPr>
+      <w:rFonts w:eastAsia="黑体"/>
       <w:color w:val="bc7a00"/>
     </w:rPr>
   </w:style>
@@ -15335,18 +16038,22 @@
     <w:name w:val="AttributeTok"/>
     <w:basedOn w:val="VerbatimChar"/>
     <w:rPr>
+      <w:rFonts w:eastAsia="黑体"/>
       <w:color w:val="7d9029"/>
     </w:rPr>
   </w:style>
   <w:style w:type="character" w:customStyle="1" w:styleId="RegionMarkerTok">
     <w:name w:val="RegionMarkerTok"/>
     <w:basedOn w:val="VerbatimChar"/>
-    <w:rPr/>
+    <w:rPr>
+      <w:rFonts w:eastAsia="黑体"/>
+    </w:rPr>
   </w:style>
   <w:style w:type="character" w:customStyle="1" w:styleId="InformationTok">
     <w:name w:val="InformationTok"/>
     <w:basedOn w:val="VerbatimChar"/>
     <w:rPr>
+      <w:rFonts w:eastAsia="黑体"/>
       <w:b/>
       <w:i/>
       <w:color w:val="60a0b0"/>
@@ -15356,6 +16063,7 @@
     <w:name w:val="WarningTok"/>
     <w:basedOn w:val="VerbatimChar"/>
     <w:rPr>
+      <w:rFonts w:eastAsia="黑体"/>
       <w:b/>
       <w:i/>
       <w:color w:val="60a0b0"/>
@@ -15365,6 +16073,7 @@
     <w:name w:val="AlertTok"/>
     <w:basedOn w:val="VerbatimChar"/>
     <w:rPr>
+      <w:rFonts w:eastAsia="黑体"/>
       <w:b/>
       <w:color w:val="ff0000"/>
     </w:rPr>
@@ -15373,6 +16082,7 @@
     <w:name w:val="ErrorTok"/>
     <w:basedOn w:val="VerbatimChar"/>
     <w:rPr>
+      <w:rFonts w:eastAsia="黑体"/>
       <w:b/>
       <w:color w:val="ff0000"/>
     </w:rPr>
@@ -15380,7 +16090,9 @@
   <w:style w:type="character" w:customStyle="1" w:styleId="NormalTok">
     <w:name w:val="NormalTok"/>
     <w:basedOn w:val="VerbatimChar"/>
-    <w:rPr/>
+    <w:rPr>
+      <w:rFonts w:eastAsia="黑体"/>
+    </w:rPr>
   </w:style>
 </w:styles>
 </file>
@@ -15429,12 +16141,12 @@
     <a:fontScheme name="Office">
       <a:majorFont>
         <a:latin typeface="Calibri"/>
-        <a:ea typeface=""/>
+        <a:ea typeface="黑体"/>
         <a:cs typeface=""/>
         <a:font script="Jpan" typeface="ＭＳ ゴシック"/>
         <a:font script="Hang" typeface="맑은 고딕"/>
-        <a:font script="Hans" typeface="宋体"/>
-        <a:font script="Hant" typeface="新細明體"/>
+        <a:font script="Hans" typeface="黑体"/>
+        <a:font script="Hant" typeface="黑体"/>
         <a:font script="Arab" typeface="Times New Roman"/>
         <a:font script="Hebr" typeface="Times New Roman"/>
         <a:font script="Thai" typeface="Angsana New"/>
@@ -15464,12 +16176,12 @@
       </a:majorFont>
       <a:minorFont>
         <a:latin typeface="Cambria"/>
-        <a:ea typeface=""/>
+        <a:ea typeface="黑体"/>
         <a:cs typeface=""/>
         <a:font script="Jpan" typeface="ＭＳ 明朝"/>
         <a:font script="Hang" typeface="맑은 고딕"/>
-        <a:font script="Hans" typeface="宋体"/>
-        <a:font script="Hant" typeface="新細明體"/>
+        <a:font script="Hans" typeface="黑体"/>
+        <a:font script="Hant" typeface="黑体"/>
         <a:font script="Arab" typeface="Arial"/>
         <a:font script="Hebr" typeface="Arial"/>
         <a:font script="Thai" typeface="Cordia New"/>

--- a/01-电源电路/02-开关电源/Boost升压/非同步Boost电路/非同步Boost电路.docx
+++ b/01-电源电路/02-开关电源/Boost升压/非同步Boost电路/非同步Boost电路.docx
@@ -3070,7 +3070,7 @@
           <w:color w:val="555555"/>
           <w:sz w:val="21"/>
         </w:rPr>
-        <w:t>材料收集者：杜文杰，WX手机：19519196569，QQ:3478827729</w:t>
+        <w:t>材料收集者：杜文杰，微信/手机：19519196569，QQ:3478827729</w:t>
       </w:r>
     </w:p>
     <w:sectPr>
